--- a/docs/Historias de Usuario/HU-13 - IKernell Soluciones Software.docx
+++ b/docs/Historias de Usuario/HU-13 - IKernell Soluciones Software.docx
@@ -13,16 +13,11 @@
         <w:ind w:left="0" w:right="0" w:firstLine="0"/>
         <w:jc w:val="left"/>
         <w:rPr>
-          <w:rFonts w:ascii="Arial" w:cs="Arial" w:eastAsia="Arial" w:hAnsi="Arial"/>
-          <w:b w:val="0"/>
-          <w:bCs w:val="0"/>
           <w:i w:val="0"/>
           <w:iCs w:val="0"/>
           <w:smallCaps w:val="0"/>
           <w:strike w:val="0"/>
           <w:color w:val="000000"/>
-          <w:sz w:val="22"/>
-          <w:szCs w:val="22"/>
           <w:u w:val="none"/>
           <w:shd w:fill="auto" w:val="clear"/>
           <w:vertAlign w:val="baseline"/>
@@ -92,7 +87,6 @@
               <w:ind w:left="0" w:right="0" w:firstLine="0"/>
               <w:jc w:val="center"/>
               <w:rPr>
-                <w:rFonts w:ascii="Calibri" w:cs="Calibri" w:eastAsia="Calibri" w:hAnsi="Calibri"/>
                 <w:b w:val="1"/>
                 <w:bCs w:val="1"/>
                 <w:i w:val="0"/>
@@ -100,24 +94,20 @@
                 <w:smallCaps w:val="0"/>
                 <w:strike w:val="0"/>
                 <w:color w:val="000000"/>
-                <w:sz w:val="22"/>
-                <w:szCs w:val="22"/>
-                <w:u w:val="none"/>
-                <w:shd w:fill="auto" w:val="clear"/>
-                <w:vertAlign w:val="baseline"/>
-              </w:rPr>
-            </w:pPr>
-            <w:r>
-              <w:rPr>
-                <w:b w:val="1"/>
-                <w:bCs w:val="1"/>
-                <w:i w:val="0"/>
-                <w:iCs w:val="0"/>
-                <w:smallCaps w:val="0"/>
-                <w:strike w:val="0"/>
-                <w:color w:val="1f3864"/>
-                <w:sz w:val="22"/>
-                <w:szCs w:val="22"/>
+                <w:u w:val="none"/>
+                <w:shd w:fill="auto" w:val="clear"/>
+                <w:vertAlign w:val="baseline"/>
+              </w:rPr>
+            </w:pPr>
+            <w:r>
+              <w:rPr>
+                <w:b w:val="1"/>
+                <w:bCs w:val="1"/>
+                <w:i w:val="0"/>
+                <w:iCs w:val="0"/>
+                <w:smallCaps w:val="0"/>
+                <w:strike w:val="0"/>
+                <w:color w:val="1f3864"/>
                 <w:u w:val="none"/>
                 <w:shd w:fill="auto" w:val="clear"/>
                 <w:vertAlign w:val="baseline"/>
@@ -158,43 +148,33 @@
               <w:ind w:left="0" w:right="0" w:firstLine="0"/>
               <w:jc w:val="left"/>
               <w:rPr>
-                <w:rFonts w:ascii="Calibri" w:cs="Calibri" w:eastAsia="Calibri" w:hAnsi="Calibri"/>
-                <w:b w:val="1"/>
-                <w:bCs w:val="1"/>
-                <w:i w:val="0"/>
-                <w:iCs w:val="0"/>
-                <w:smallCaps w:val="0"/>
-                <w:strike w:val="0"/>
-                <w:color w:val="1f3864"/>
-                <w:sz w:val="22"/>
-                <w:szCs w:val="22"/>
-                <w:u w:val="none"/>
-                <w:shd w:fill="auto" w:val="clear"/>
-                <w:vertAlign w:val="baseline"/>
-              </w:rPr>
-            </w:pPr>
-            <w:r>
-              <w:rPr>
-                <w:b w:val="1"/>
-                <w:bCs w:val="1"/>
-                <w:i w:val="0"/>
-                <w:iCs w:val="0"/>
-                <w:smallCaps w:val="0"/>
-                <w:strike w:val="0"/>
-                <w:color w:val="1f3864"/>
-                <w:sz w:val="22"/>
-                <w:szCs w:val="22"/>
+                <w:b w:val="1"/>
+                <w:bCs w:val="1"/>
+                <w:i w:val="0"/>
+                <w:iCs w:val="0"/>
+                <w:smallCaps w:val="0"/>
+                <w:strike w:val="0"/>
+                <w:color w:val="1f3864"/>
+                <w:u w:val="none"/>
+                <w:shd w:fill="auto" w:val="clear"/>
+                <w:vertAlign w:val="baseline"/>
+              </w:rPr>
+            </w:pPr>
+            <w:r>
+              <w:rPr>
+                <w:b w:val="1"/>
+                <w:bCs w:val="1"/>
+                <w:i w:val="0"/>
+                <w:iCs w:val="0"/>
+                <w:smallCaps w:val="0"/>
+                <w:strike w:val="0"/>
+                <w:color w:val="1f3864"/>
                 <w:u w:val="none"/>
                 <w:shd w:fill="auto" w:val="clear"/>
                 <w:vertAlign w:val="baseline"/>
                 <w:rtl w:val="0"/>
               </w:rPr>
               <w:t xml:space="preserve">Código:</w:t>
-            </w:r>
-            <w:r>
-              <w:rPr>
-                <w:rtl w:val="0"/>
-              </w:rPr>
             </w:r>
           </w:p>
         </w:tc>
@@ -222,15 +202,11 @@
             </w:pPr>
             <w:r>
               <w:rPr>
-                <w:b w:val="0"/>
-                <w:bCs w:val="0"/>
                 <w:i w:val="0"/>
                 <w:iCs w:val="0"/>
                 <w:smallCaps w:val="0"/>
                 <w:strike w:val="0"/>
                 <w:color w:val="000000"/>
-                <w:sz w:val="22"/>
-                <w:szCs w:val="22"/>
                 <w:u w:val="none"/>
                 <w:shd w:fill="auto" w:val="clear"/>
                 <w:vertAlign w:val="baseline"/>
@@ -267,7 +243,6 @@
               <w:ind w:left="0" w:right="0" w:firstLine="0"/>
               <w:jc w:val="left"/>
               <w:rPr>
-                <w:rFonts w:ascii="Calibri" w:cs="Calibri" w:eastAsia="Calibri" w:hAnsi="Calibri"/>
                 <w:b w:val="1"/>
                 <w:bCs w:val="1"/>
                 <w:i w:val="0"/>
@@ -275,24 +250,20 @@
                 <w:smallCaps w:val="0"/>
                 <w:strike w:val="0"/>
                 <w:color w:val="000000"/>
-                <w:sz w:val="22"/>
-                <w:szCs w:val="22"/>
-                <w:u w:val="none"/>
-                <w:shd w:fill="auto" w:val="clear"/>
-                <w:vertAlign w:val="baseline"/>
-              </w:rPr>
-            </w:pPr>
-            <w:r>
-              <w:rPr>
-                <w:b w:val="1"/>
-                <w:bCs w:val="1"/>
-                <w:i w:val="0"/>
-                <w:iCs w:val="0"/>
-                <w:smallCaps w:val="0"/>
-                <w:strike w:val="0"/>
-                <w:color w:val="1f3864"/>
-                <w:sz w:val="22"/>
-                <w:szCs w:val="22"/>
+                <w:u w:val="none"/>
+                <w:shd w:fill="auto" w:val="clear"/>
+                <w:vertAlign w:val="baseline"/>
+              </w:rPr>
+            </w:pPr>
+            <w:r>
+              <w:rPr>
+                <w:b w:val="1"/>
+                <w:bCs w:val="1"/>
+                <w:i w:val="0"/>
+                <w:iCs w:val="0"/>
+                <w:smallCaps w:val="0"/>
+                <w:strike w:val="0"/>
+                <w:color w:val="1f3864"/>
                 <w:u w:val="none"/>
                 <w:shd w:fill="auto" w:val="clear"/>
                 <w:vertAlign w:val="baseline"/>
@@ -357,32 +328,27 @@
               <w:ind w:left="0" w:right="0" w:firstLine="0"/>
               <w:jc w:val="left"/>
               <w:rPr>
-                <w:rFonts w:ascii="Calibri" w:cs="Calibri" w:eastAsia="Calibri" w:hAnsi="Calibri"/>
-                <w:b w:val="1"/>
-                <w:bCs w:val="1"/>
-                <w:i w:val="0"/>
-                <w:iCs w:val="0"/>
-                <w:smallCaps w:val="0"/>
-                <w:strike w:val="0"/>
-                <w:color w:val="1f3864"/>
-                <w:sz w:val="22"/>
-                <w:szCs w:val="22"/>
-                <w:u w:val="none"/>
-                <w:shd w:fill="auto" w:val="clear"/>
-                <w:vertAlign w:val="baseline"/>
-              </w:rPr>
-            </w:pPr>
-            <w:r>
-              <w:rPr>
-                <w:b w:val="1"/>
-                <w:bCs w:val="1"/>
-                <w:i w:val="0"/>
-                <w:iCs w:val="0"/>
-                <w:smallCaps w:val="0"/>
-                <w:strike w:val="0"/>
-                <w:color w:val="1f3864"/>
-                <w:sz w:val="22"/>
-                <w:szCs w:val="22"/>
+                <w:b w:val="1"/>
+                <w:bCs w:val="1"/>
+                <w:i w:val="0"/>
+                <w:iCs w:val="0"/>
+                <w:smallCaps w:val="0"/>
+                <w:strike w:val="0"/>
+                <w:color w:val="1f3864"/>
+                <w:u w:val="none"/>
+                <w:shd w:fill="auto" w:val="clear"/>
+                <w:vertAlign w:val="baseline"/>
+              </w:rPr>
+            </w:pPr>
+            <w:r>
+              <w:rPr>
+                <w:b w:val="1"/>
+                <w:bCs w:val="1"/>
+                <w:i w:val="0"/>
+                <w:iCs w:val="0"/>
+                <w:smallCaps w:val="0"/>
+                <w:strike w:val="0"/>
+                <w:color w:val="1f3864"/>
                 <w:u w:val="none"/>
                 <w:shd w:fill="auto" w:val="clear"/>
                 <w:vertAlign w:val="baseline"/>
@@ -390,11 +356,6 @@
               </w:rPr>
               <w:t xml:space="preserve">Complejidad:</w:t>
             </w:r>
-            <w:r>
-              <w:rPr>
-                <w:rtl w:val="0"/>
-              </w:rPr>
-            </w:r>
           </w:p>
         </w:tc>
         <w:tc>
@@ -418,16 +379,11 @@
               <w:ind w:left="0" w:right="0" w:firstLine="0"/>
               <w:jc w:val="left"/>
               <w:rPr>
-                <w:rFonts w:ascii="Calibri" w:cs="Calibri" w:eastAsia="Calibri" w:hAnsi="Calibri"/>
-                <w:b w:val="0"/>
-                <w:bCs w:val="0"/>
                 <w:i w:val="0"/>
                 <w:iCs w:val="0"/>
                 <w:smallCaps w:val="0"/>
                 <w:strike w:val="0"/>
                 <w:color w:val="000000"/>
-                <w:sz w:val="22"/>
-                <w:szCs w:val="22"/>
                 <w:u w:val="none"/>
                 <w:shd w:fill="auto" w:val="clear"/>
                 <w:vertAlign w:val="baseline"/>
@@ -472,32 +428,27 @@
               <w:ind w:left="0" w:right="0" w:firstLine="0"/>
               <w:jc w:val="left"/>
               <w:rPr>
-                <w:rFonts w:ascii="Calibri" w:cs="Calibri" w:eastAsia="Calibri" w:hAnsi="Calibri"/>
-                <w:b w:val="1"/>
-                <w:bCs w:val="1"/>
-                <w:i w:val="0"/>
-                <w:iCs w:val="0"/>
-                <w:smallCaps w:val="0"/>
-                <w:strike w:val="0"/>
-                <w:color w:val="1f3864"/>
-                <w:sz w:val="22"/>
-                <w:szCs w:val="22"/>
-                <w:u w:val="none"/>
-                <w:shd w:fill="auto" w:val="clear"/>
-                <w:vertAlign w:val="baseline"/>
-              </w:rPr>
-            </w:pPr>
-            <w:r>
-              <w:rPr>
-                <w:b w:val="1"/>
-                <w:bCs w:val="1"/>
-                <w:i w:val="0"/>
-                <w:iCs w:val="0"/>
-                <w:smallCaps w:val="0"/>
-                <w:strike w:val="0"/>
-                <w:color w:val="1f3864"/>
-                <w:sz w:val="22"/>
-                <w:szCs w:val="22"/>
+                <w:b w:val="1"/>
+                <w:bCs w:val="1"/>
+                <w:i w:val="0"/>
+                <w:iCs w:val="0"/>
+                <w:smallCaps w:val="0"/>
+                <w:strike w:val="0"/>
+                <w:color w:val="1f3864"/>
+                <w:u w:val="none"/>
+                <w:shd w:fill="auto" w:val="clear"/>
+                <w:vertAlign w:val="baseline"/>
+              </w:rPr>
+            </w:pPr>
+            <w:r>
+              <w:rPr>
+                <w:b w:val="1"/>
+                <w:bCs w:val="1"/>
+                <w:i w:val="0"/>
+                <w:iCs w:val="0"/>
+                <w:smallCaps w:val="0"/>
+                <w:strike w:val="0"/>
+                <w:color w:val="1f3864"/>
                 <w:u w:val="none"/>
                 <w:shd w:fill="auto" w:val="clear"/>
                 <w:vertAlign w:val="baseline"/>
@@ -505,11 +456,6 @@
               </w:rPr>
               <w:t xml:space="preserve">HU Relacionada:</w:t>
             </w:r>
-            <w:r>
-              <w:rPr>
-                <w:rtl w:val="0"/>
-              </w:rPr>
-            </w:r>
           </w:p>
         </w:tc>
         <w:tc>
@@ -527,26 +473,18 @@
             <w:pPr>
               <w:spacing w:after="0" w:line="240" w:lineRule="auto"/>
               <w:rPr>
-                <w:rFonts w:ascii="Calibri" w:cs="Calibri" w:eastAsia="Calibri" w:hAnsi="Calibri"/>
-                <w:b w:val="0"/>
-                <w:bCs w:val="0"/>
                 <w:i w:val="0"/>
                 <w:iCs w:val="0"/>
                 <w:smallCaps w:val="0"/>
                 <w:strike w:val="0"/>
                 <w:color w:val="000000"/>
-                <w:sz w:val="22"/>
-                <w:szCs w:val="22"/>
-                <w:u w:val="none"/>
-                <w:shd w:fill="auto" w:val="clear"/>
-                <w:vertAlign w:val="baseline"/>
-              </w:rPr>
-            </w:pPr>
-            <w:r>
-              <w:rPr>
-                <w:rFonts w:ascii="Arial" w:cs="Arial" w:eastAsia="Arial" w:hAnsi="Arial"/>
-                <w:sz w:val="20"/>
-                <w:szCs w:val="20"/>
+                <w:u w:val="none"/>
+                <w:shd w:fill="auto" w:val="clear"/>
+                <w:vertAlign w:val="baseline"/>
+              </w:rPr>
+            </w:pPr>
+            <w:r>
+              <w:rPr>
                 <w:rtl w:val="0"/>
               </w:rPr>
               <w:t xml:space="preserve">HU-11</w:t>
@@ -584,43 +522,33 @@
               <w:ind w:left="0" w:right="0" w:firstLine="0"/>
               <w:jc w:val="left"/>
               <w:rPr>
-                <w:rFonts w:ascii="Calibri" w:cs="Calibri" w:eastAsia="Calibri" w:hAnsi="Calibri"/>
-                <w:b w:val="1"/>
-                <w:bCs w:val="1"/>
-                <w:i w:val="0"/>
-                <w:iCs w:val="0"/>
-                <w:smallCaps w:val="0"/>
-                <w:strike w:val="0"/>
-                <w:color w:val="1f3864"/>
-                <w:sz w:val="22"/>
-                <w:szCs w:val="22"/>
-                <w:u w:val="none"/>
-                <w:shd w:fill="auto" w:val="clear"/>
-                <w:vertAlign w:val="baseline"/>
-              </w:rPr>
-            </w:pPr>
-            <w:r>
-              <w:rPr>
-                <w:b w:val="1"/>
-                <w:bCs w:val="1"/>
-                <w:i w:val="0"/>
-                <w:iCs w:val="0"/>
-                <w:smallCaps w:val="0"/>
-                <w:strike w:val="0"/>
-                <w:color w:val="1f3864"/>
-                <w:sz w:val="22"/>
-                <w:szCs w:val="22"/>
+                <w:b w:val="1"/>
+                <w:bCs w:val="1"/>
+                <w:i w:val="0"/>
+                <w:iCs w:val="0"/>
+                <w:smallCaps w:val="0"/>
+                <w:strike w:val="0"/>
+                <w:color w:val="1f3864"/>
+                <w:u w:val="none"/>
+                <w:shd w:fill="auto" w:val="clear"/>
+                <w:vertAlign w:val="baseline"/>
+              </w:rPr>
+            </w:pPr>
+            <w:r>
+              <w:rPr>
+                <w:b w:val="1"/>
+                <w:bCs w:val="1"/>
+                <w:i w:val="0"/>
+                <w:iCs w:val="0"/>
+                <w:smallCaps w:val="0"/>
+                <w:strike w:val="0"/>
+                <w:color w:val="1f3864"/>
                 <w:u w:val="none"/>
                 <w:shd w:fill="auto" w:val="clear"/>
                 <w:vertAlign w:val="baseline"/>
                 <w:rtl w:val="0"/>
               </w:rPr>
               <w:t xml:space="preserve">Módulo:</w:t>
-            </w:r>
-            <w:r>
-              <w:rPr>
-                <w:rtl w:val="0"/>
-              </w:rPr>
             </w:r>
           </w:p>
         </w:tc>
@@ -686,7 +614,6 @@
               <w:ind w:left="0" w:right="0" w:firstLine="0"/>
               <w:jc w:val="left"/>
               <w:rPr>
-                <w:rFonts w:ascii="Calibri" w:cs="Calibri" w:eastAsia="Calibri" w:hAnsi="Calibri"/>
                 <w:b w:val="1"/>
                 <w:bCs w:val="1"/>
                 <w:i w:val="0"/>
@@ -694,24 +621,20 @@
                 <w:smallCaps w:val="0"/>
                 <w:strike w:val="0"/>
                 <w:color w:val="000000"/>
-                <w:sz w:val="22"/>
-                <w:szCs w:val="22"/>
-                <w:u w:val="none"/>
-                <w:shd w:fill="auto" w:val="clear"/>
-                <w:vertAlign w:val="baseline"/>
-              </w:rPr>
-            </w:pPr>
-            <w:r>
-              <w:rPr>
-                <w:b w:val="1"/>
-                <w:bCs w:val="1"/>
-                <w:i w:val="0"/>
-                <w:iCs w:val="0"/>
-                <w:smallCaps w:val="0"/>
-                <w:strike w:val="0"/>
-                <w:color w:val="1f3864"/>
-                <w:sz w:val="22"/>
-                <w:szCs w:val="22"/>
+                <w:u w:val="none"/>
+                <w:shd w:fill="auto" w:val="clear"/>
+                <w:vertAlign w:val="baseline"/>
+              </w:rPr>
+            </w:pPr>
+            <w:r>
+              <w:rPr>
+                <w:b w:val="1"/>
+                <w:bCs w:val="1"/>
+                <w:i w:val="0"/>
+                <w:iCs w:val="0"/>
+                <w:smallCaps w:val="0"/>
+                <w:strike w:val="0"/>
+                <w:color w:val="1f3864"/>
                 <w:u w:val="none"/>
                 <w:shd w:fill="auto" w:val="clear"/>
                 <w:vertAlign w:val="baseline"/>
@@ -746,43 +669,33 @@
               <w:ind w:left="0" w:right="0" w:firstLine="0"/>
               <w:jc w:val="left"/>
               <w:rPr>
-                <w:rFonts w:ascii="Calibri" w:cs="Calibri" w:eastAsia="Calibri" w:hAnsi="Calibri"/>
-                <w:b w:val="1"/>
-                <w:bCs w:val="1"/>
-                <w:i w:val="0"/>
-                <w:iCs w:val="0"/>
-                <w:smallCaps w:val="0"/>
-                <w:strike w:val="0"/>
-                <w:color w:val="1f3864"/>
-                <w:sz w:val="22"/>
-                <w:szCs w:val="22"/>
-                <w:u w:val="none"/>
-                <w:shd w:fill="auto" w:val="clear"/>
-                <w:vertAlign w:val="baseline"/>
-              </w:rPr>
-            </w:pPr>
-            <w:r>
-              <w:rPr>
-                <w:b w:val="1"/>
-                <w:bCs w:val="1"/>
-                <w:i w:val="0"/>
-                <w:iCs w:val="0"/>
-                <w:smallCaps w:val="0"/>
-                <w:strike w:val="0"/>
-                <w:color w:val="1f3864"/>
-                <w:sz w:val="22"/>
-                <w:szCs w:val="22"/>
+                <w:b w:val="1"/>
+                <w:bCs w:val="1"/>
+                <w:i w:val="0"/>
+                <w:iCs w:val="0"/>
+                <w:smallCaps w:val="0"/>
+                <w:strike w:val="0"/>
+                <w:color w:val="1f3864"/>
+                <w:u w:val="none"/>
+                <w:shd w:fill="auto" w:val="clear"/>
+                <w:vertAlign w:val="baseline"/>
+              </w:rPr>
+            </w:pPr>
+            <w:r>
+              <w:rPr>
+                <w:b w:val="1"/>
+                <w:bCs w:val="1"/>
+                <w:i w:val="0"/>
+                <w:iCs w:val="0"/>
+                <w:smallCaps w:val="0"/>
+                <w:strike w:val="0"/>
+                <w:color w:val="1f3864"/>
                 <w:u w:val="none"/>
                 <w:shd w:fill="auto" w:val="clear"/>
                 <w:vertAlign w:val="baseline"/>
                 <w:rtl w:val="0"/>
               </w:rPr>
               <w:t xml:space="preserve">Yo como</w:t>
-            </w:r>
-            <w:r>
-              <w:rPr>
-                <w:rtl w:val="0"/>
-              </w:rPr>
             </w:r>
           </w:p>
         </w:tc>
@@ -879,32 +792,27 @@
               <w:ind w:left="0" w:right="0" w:firstLine="0"/>
               <w:jc w:val="left"/>
               <w:rPr>
-                <w:rFonts w:ascii="Calibri" w:cs="Calibri" w:eastAsia="Calibri" w:hAnsi="Calibri"/>
-                <w:b w:val="1"/>
-                <w:bCs w:val="1"/>
-                <w:i w:val="0"/>
-                <w:iCs w:val="0"/>
-                <w:smallCaps w:val="0"/>
-                <w:strike w:val="0"/>
-                <w:color w:val="1f3864"/>
-                <w:sz w:val="22"/>
-                <w:szCs w:val="22"/>
-                <w:u w:val="none"/>
-                <w:shd w:fill="auto" w:val="clear"/>
-                <w:vertAlign w:val="baseline"/>
-              </w:rPr>
-            </w:pPr>
-            <w:r>
-              <w:rPr>
-                <w:b w:val="1"/>
-                <w:bCs w:val="1"/>
-                <w:i w:val="0"/>
-                <w:iCs w:val="0"/>
-                <w:smallCaps w:val="0"/>
-                <w:strike w:val="0"/>
-                <w:color w:val="1f3864"/>
-                <w:sz w:val="22"/>
-                <w:szCs w:val="22"/>
+                <w:b w:val="1"/>
+                <w:bCs w:val="1"/>
+                <w:i w:val="0"/>
+                <w:iCs w:val="0"/>
+                <w:smallCaps w:val="0"/>
+                <w:strike w:val="0"/>
+                <w:color w:val="1f3864"/>
+                <w:u w:val="none"/>
+                <w:shd w:fill="auto" w:val="clear"/>
+                <w:vertAlign w:val="baseline"/>
+              </w:rPr>
+            </w:pPr>
+            <w:r>
+              <w:rPr>
+                <w:b w:val="1"/>
+                <w:bCs w:val="1"/>
+                <w:i w:val="0"/>
+                <w:iCs w:val="0"/>
+                <w:smallCaps w:val="0"/>
+                <w:strike w:val="0"/>
+                <w:color w:val="1f3864"/>
                 <w:u w:val="none"/>
                 <w:shd w:fill="auto" w:val="clear"/>
                 <w:vertAlign w:val="baseline"/>
@@ -912,11 +820,6 @@
               </w:rPr>
               <w:t xml:space="preserve">Requiero</w:t>
             </w:r>
-            <w:r>
-              <w:rPr>
-                <w:rtl w:val="0"/>
-              </w:rPr>
-            </w:r>
           </w:p>
         </w:tc>
         <w:tc>
@@ -939,26 +842,21 @@
               <w:ind w:left="0" w:right="0" w:firstLine="0"/>
               <w:jc w:val="both"/>
               <w:rPr>
-                <w:rFonts w:ascii="Calibri" w:cs="Calibri" w:eastAsia="Calibri" w:hAnsi="Calibri"/>
-                <w:b w:val="0"/>
-                <w:bCs w:val="0"/>
                 <w:i w:val="0"/>
                 <w:iCs w:val="0"/>
                 <w:smallCaps w:val="0"/>
                 <w:strike w:val="0"/>
                 <w:color w:val="000000"/>
-                <w:sz w:val="22"/>
-                <w:szCs w:val="22"/>
-                <w:u w:val="none"/>
-                <w:shd w:fill="auto" w:val="clear"/>
-                <w:vertAlign w:val="baseline"/>
-              </w:rPr>
-            </w:pPr>
-            <w:r>
-              <w:rPr>
-                <w:rtl w:val="0"/>
-              </w:rPr>
-              <w:t xml:space="preserve">registrar interrupciones que afecten el desarrollo del proyecto con tipo, fecha, duración y fase en que se produjeron</w:t>
+                <w:u w:val="none"/>
+                <w:shd w:fill="auto" w:val="clear"/>
+                <w:vertAlign w:val="baseline"/>
+              </w:rPr>
+            </w:pPr>
+            <w:r>
+              <w:rPr>
+                <w:rtl w:val="0"/>
+              </w:rPr>
+              <w:t xml:space="preserve">registrar las interrupciones que afecten la ejecución de una actividad asignada durante el desarrollo del proyecto.</w:t>
             </w:r>
             <w:r>
               <w:rPr>
@@ -1003,16 +901,11 @@
               <w:ind w:left="0" w:right="0" w:firstLine="0"/>
               <w:jc w:val="left"/>
               <w:rPr>
-                <w:rFonts w:ascii="Calibri" w:cs="Calibri" w:eastAsia="Calibri" w:hAnsi="Calibri"/>
-                <w:b w:val="0"/>
-                <w:bCs w:val="0"/>
                 <w:i w:val="0"/>
                 <w:iCs w:val="0"/>
                 <w:smallCaps w:val="0"/>
                 <w:strike w:val="0"/>
                 <w:color w:val="000000"/>
-                <w:sz w:val="22"/>
-                <w:szCs w:val="22"/>
                 <w:u w:val="none"/>
                 <w:shd w:fill="auto" w:val="clear"/>
                 <w:vertAlign w:val="baseline"/>
@@ -1045,32 +938,27 @@
               <w:ind w:left="0" w:right="0" w:firstLine="0"/>
               <w:jc w:val="left"/>
               <w:rPr>
-                <w:rFonts w:ascii="Calibri" w:cs="Calibri" w:eastAsia="Calibri" w:hAnsi="Calibri"/>
-                <w:b w:val="1"/>
-                <w:bCs w:val="1"/>
-                <w:i w:val="0"/>
-                <w:iCs w:val="0"/>
-                <w:smallCaps w:val="0"/>
-                <w:strike w:val="0"/>
-                <w:color w:val="1f3864"/>
-                <w:sz w:val="22"/>
-                <w:szCs w:val="22"/>
-                <w:u w:val="none"/>
-                <w:shd w:fill="auto" w:val="clear"/>
-                <w:vertAlign w:val="baseline"/>
-              </w:rPr>
-            </w:pPr>
-            <w:r>
-              <w:rPr>
-                <w:b w:val="1"/>
-                <w:bCs w:val="1"/>
-                <w:i w:val="0"/>
-                <w:iCs w:val="0"/>
-                <w:smallCaps w:val="0"/>
-                <w:strike w:val="0"/>
-                <w:color w:val="1f3864"/>
-                <w:sz w:val="22"/>
-                <w:szCs w:val="22"/>
+                <w:b w:val="1"/>
+                <w:bCs w:val="1"/>
+                <w:i w:val="0"/>
+                <w:iCs w:val="0"/>
+                <w:smallCaps w:val="0"/>
+                <w:strike w:val="0"/>
+                <w:color w:val="1f3864"/>
+                <w:u w:val="none"/>
+                <w:shd w:fill="auto" w:val="clear"/>
+                <w:vertAlign w:val="baseline"/>
+              </w:rPr>
+            </w:pPr>
+            <w:r>
+              <w:rPr>
+                <w:b w:val="1"/>
+                <w:bCs w:val="1"/>
+                <w:i w:val="0"/>
+                <w:iCs w:val="0"/>
+                <w:smallCaps w:val="0"/>
+                <w:strike w:val="0"/>
+                <w:color w:val="1f3864"/>
                 <w:u w:val="none"/>
                 <w:shd w:fill="auto" w:val="clear"/>
                 <w:vertAlign w:val="baseline"/>
@@ -1078,11 +966,6 @@
               </w:rPr>
               <w:t xml:space="preserve">Para</w:t>
             </w:r>
-            <w:r>
-              <w:rPr>
-                <w:rtl w:val="0"/>
-              </w:rPr>
-            </w:r>
           </w:p>
         </w:tc>
         <w:tc>
@@ -1105,16 +988,11 @@
               <w:ind w:left="0" w:right="0" w:firstLine="0"/>
               <w:jc w:val="both"/>
               <w:rPr>
-                <w:rFonts w:ascii="Calibri" w:cs="Calibri" w:eastAsia="Calibri" w:hAnsi="Calibri"/>
-                <w:b w:val="0"/>
-                <w:bCs w:val="0"/>
                 <w:i w:val="0"/>
                 <w:iCs w:val="0"/>
                 <w:smallCaps w:val="0"/>
                 <w:strike w:val="0"/>
                 <w:color w:val="000000"/>
-                <w:sz w:val="22"/>
-                <w:szCs w:val="22"/>
                 <w:u w:val="none"/>
                 <w:shd w:fill="auto" w:val="clear"/>
                 <w:vertAlign w:val="baseline"/>
@@ -1159,32 +1037,27 @@
               <w:ind w:left="0" w:right="0" w:firstLine="0"/>
               <w:jc w:val="left"/>
               <w:rPr>
-                <w:rFonts w:ascii="Calibri" w:cs="Calibri" w:eastAsia="Calibri" w:hAnsi="Calibri"/>
-                <w:b w:val="1"/>
-                <w:bCs w:val="1"/>
-                <w:i w:val="0"/>
-                <w:iCs w:val="0"/>
-                <w:smallCaps w:val="0"/>
-                <w:strike w:val="0"/>
-                <w:color w:val="1f3864"/>
-                <w:sz w:val="22"/>
-                <w:szCs w:val="22"/>
-                <w:u w:val="none"/>
-                <w:shd w:fill="auto" w:val="clear"/>
-                <w:vertAlign w:val="baseline"/>
-              </w:rPr>
-            </w:pPr>
-            <w:r>
-              <w:rPr>
-                <w:b w:val="1"/>
-                <w:bCs w:val="1"/>
-                <w:i w:val="0"/>
-                <w:iCs w:val="0"/>
-                <w:smallCaps w:val="0"/>
-                <w:strike w:val="0"/>
-                <w:color w:val="1f3864"/>
-                <w:sz w:val="22"/>
-                <w:szCs w:val="22"/>
+                <w:b w:val="1"/>
+                <w:bCs w:val="1"/>
+                <w:i w:val="0"/>
+                <w:iCs w:val="0"/>
+                <w:smallCaps w:val="0"/>
+                <w:strike w:val="0"/>
+                <w:color w:val="1f3864"/>
+                <w:u w:val="none"/>
+                <w:shd w:fill="auto" w:val="clear"/>
+                <w:vertAlign w:val="baseline"/>
+              </w:rPr>
+            </w:pPr>
+            <w:r>
+              <w:rPr>
+                <w:b w:val="1"/>
+                <w:bCs w:val="1"/>
+                <w:i w:val="0"/>
+                <w:iCs w:val="0"/>
+                <w:smallCaps w:val="0"/>
+                <w:strike w:val="0"/>
+                <w:color w:val="1f3864"/>
                 <w:u w:val="none"/>
                 <w:shd w:fill="auto" w:val="clear"/>
                 <w:vertAlign w:val="baseline"/>
@@ -1192,11 +1065,6 @@
               </w:rPr>
               <w:t xml:space="preserve">Requerimiento:</w:t>
             </w:r>
-            <w:r>
-              <w:rPr>
-                <w:rtl w:val="0"/>
-              </w:rPr>
-            </w:r>
           </w:p>
         </w:tc>
         <w:tc>
@@ -1211,12 +1079,7 @@
           </w:tcPr>
           <w:p>
             <w:pPr>
-              <w:keepNext w:val="0"/>
-              <w:keepLines w:val="0"/>
-              <w:widowControl w:val="1"/>
-              <w:shd w:fill="auto" w:val="clear"/>
-              <w:spacing w:after="0" w:before="0" w:line="240" w:lineRule="auto"/>
-              <w:ind w:left="0" w:right="0" w:firstLine="0"/>
+              <w:spacing w:after="0" w:line="240" w:lineRule="auto"/>
               <w:jc w:val="both"/>
               <w:rPr/>
             </w:pPr>
@@ -1224,7 +1087,129 @@
               <w:rPr>
                 <w:rtl w:val="0"/>
               </w:rPr>
-              <w:t xml:space="preserve">RF-013</w:t>
+              <w:t xml:space="preserve">- El sistema debe permitir registrar interrupciones únicamente sobre actividades asignadas al desarrollador autenticado.</w:t>
+            </w:r>
+          </w:p>
+          <w:p>
+            <w:pPr>
+              <w:spacing w:after="0" w:line="240" w:lineRule="auto"/>
+              <w:jc w:val="both"/>
+              <w:rPr/>
+            </w:pPr>
+            <w:r>
+              <w:rPr>
+                <w:rtl w:val="0"/>
+              </w:rPr>
+              <w:t xml:space="preserve">- El sistema debe asociar automáticamente la interrupción con la actividad, etapa y proyecto correspondientes.</w:t>
+            </w:r>
+          </w:p>
+          <w:p>
+            <w:pPr>
+              <w:spacing w:after="0" w:line="240" w:lineRule="auto"/>
+              <w:jc w:val="both"/>
+              <w:rPr/>
+            </w:pPr>
+            <w:r>
+              <w:rPr>
+                <w:rtl w:val="0"/>
+              </w:rPr>
+              <w:t xml:space="preserve">- El sistema debe registrar automáticamente la fecha y hora del registro.</w:t>
+            </w:r>
+          </w:p>
+          <w:p>
+            <w:pPr>
+              <w:spacing w:after="0" w:line="240" w:lineRule="auto"/>
+              <w:jc w:val="both"/>
+              <w:rPr/>
+            </w:pPr>
+            <w:r>
+              <w:rPr>
+                <w:rtl w:val="0"/>
+              </w:rPr>
+              <w:t xml:space="preserve">- El sistema debe permitir seleccionar el tipo de interrupción desde un catálogo previamente definido.</w:t>
+            </w:r>
+          </w:p>
+          <w:p>
+            <w:pPr>
+              <w:spacing w:after="0" w:line="240" w:lineRule="auto"/>
+              <w:jc w:val="both"/>
+              <w:rPr/>
+            </w:pPr>
+            <w:r>
+              <w:rPr>
+                <w:rtl w:val="0"/>
+              </w:rPr>
+              <w:t xml:space="preserve">- El sistema debe solicitar la duración de la interrupción.</w:t>
+            </w:r>
+          </w:p>
+          <w:p>
+            <w:pPr>
+              <w:spacing w:after="0" w:line="240" w:lineRule="auto"/>
+              <w:jc w:val="both"/>
+              <w:rPr/>
+            </w:pPr>
+            <w:r>
+              <w:rPr>
+                <w:rtl w:val="0"/>
+              </w:rPr>
+              <w:t xml:space="preserve">- El sistema debe validar todos los campos obligatorios antes de registrar la información.</w:t>
+            </w:r>
+          </w:p>
+          <w:p>
+            <w:pPr>
+              <w:spacing w:after="0" w:line="240" w:lineRule="auto"/>
+              <w:jc w:val="both"/>
+              <w:rPr/>
+            </w:pPr>
+            <w:r>
+              <w:rPr>
+                <w:rtl w:val="0"/>
+              </w:rPr>
+              <w:t xml:space="preserve">- El sistema debe impedir registrar interrupciones sobre actividades finalizadas.</w:t>
+            </w:r>
+          </w:p>
+          <w:p>
+            <w:pPr>
+              <w:spacing w:after="0" w:line="240" w:lineRule="auto"/>
+              <w:jc w:val="both"/>
+              <w:rPr/>
+            </w:pPr>
+            <w:r>
+              <w:rPr>
+                <w:rtl w:val="0"/>
+              </w:rPr>
+              <w:t xml:space="preserve">- El sistema debe restringir el registro de interrupciones a usuarios autenticados.</w:t>
+            </w:r>
+          </w:p>
+          <w:p>
+            <w:pPr>
+              <w:spacing w:after="0" w:line="240" w:lineRule="auto"/>
+              <w:jc w:val="both"/>
+              <w:rPr/>
+            </w:pPr>
+            <w:r>
+              <w:rPr>
+                <w:rtl w:val="0"/>
+              </w:rPr>
+              <w:t xml:space="preserve">- El sistema debe confirmar el registro exitoso de la interrupción.</w:t>
+            </w:r>
+          </w:p>
+          <w:p>
+            <w:pPr>
+              <w:keepNext w:val="0"/>
+              <w:keepLines w:val="0"/>
+              <w:widowControl w:val="1"/>
+              <w:shd w:fill="auto" w:val="clear"/>
+              <w:spacing w:after="0" w:before="0" w:line="240" w:lineRule="auto"/>
+              <w:ind w:left="0" w:right="0" w:firstLine="0"/>
+              <w:jc w:val="both"/>
+              <w:rPr/>
+            </w:pPr>
+            <w:r>
+              <w:rPr>
+                <w:rtl w:val="0"/>
+              </w:rPr>
+              <w:t xml:space="preserve">- El sistema debe incorporar automáticamente la interrupción al historial de la actividad.</w:t>
             </w:r>
           </w:p>
         </w:tc>
@@ -1254,43 +1239,33 @@
               <w:ind w:left="0" w:right="0" w:firstLine="0"/>
               <w:jc w:val="center"/>
               <w:rPr>
-                <w:rFonts w:ascii="Calibri" w:cs="Calibri" w:eastAsia="Calibri" w:hAnsi="Calibri"/>
-                <w:b w:val="1"/>
-                <w:bCs w:val="1"/>
-                <w:i w:val="0"/>
-                <w:iCs w:val="0"/>
-                <w:smallCaps w:val="0"/>
-                <w:strike w:val="0"/>
-                <w:color w:val="1f3864"/>
-                <w:sz w:val="22"/>
-                <w:szCs w:val="22"/>
-                <w:u w:val="none"/>
-                <w:shd w:fill="auto" w:val="clear"/>
-                <w:vertAlign w:val="baseline"/>
-              </w:rPr>
-            </w:pPr>
-            <w:r>
-              <w:rPr>
-                <w:b w:val="1"/>
-                <w:bCs w:val="1"/>
-                <w:i w:val="0"/>
-                <w:iCs w:val="0"/>
-                <w:smallCaps w:val="0"/>
-                <w:strike w:val="0"/>
-                <w:color w:val="1f3864"/>
-                <w:sz w:val="22"/>
-                <w:szCs w:val="22"/>
+                <w:b w:val="1"/>
+                <w:bCs w:val="1"/>
+                <w:i w:val="0"/>
+                <w:iCs w:val="0"/>
+                <w:smallCaps w:val="0"/>
+                <w:strike w:val="0"/>
+                <w:color w:val="1f3864"/>
+                <w:u w:val="none"/>
+                <w:shd w:fill="auto" w:val="clear"/>
+                <w:vertAlign w:val="baseline"/>
+              </w:rPr>
+            </w:pPr>
+            <w:r>
+              <w:rPr>
+                <w:b w:val="1"/>
+                <w:bCs w:val="1"/>
+                <w:i w:val="0"/>
+                <w:iCs w:val="0"/>
+                <w:smallCaps w:val="0"/>
+                <w:strike w:val="0"/>
+                <w:color w:val="1f3864"/>
                 <w:u w:val="none"/>
                 <w:shd w:fill="auto" w:val="clear"/>
                 <w:vertAlign w:val="baseline"/>
                 <w:rtl w:val="0"/>
               </w:rPr>
               <w:t xml:space="preserve">CRITERIOS DE ACEPTACIÓN</w:t>
-            </w:r>
-            <w:r>
-              <w:rPr>
-                <w:rtl w:val="0"/>
-              </w:rPr>
             </w:r>
           </w:p>
         </w:tc>
@@ -1323,32 +1298,27 @@
               <w:ind w:left="0" w:right="0" w:firstLine="0"/>
               <w:jc w:val="center"/>
               <w:rPr>
-                <w:rFonts w:ascii="Calibri" w:cs="Calibri" w:eastAsia="Calibri" w:hAnsi="Calibri"/>
-                <w:b w:val="1"/>
-                <w:bCs w:val="1"/>
-                <w:i w:val="0"/>
-                <w:iCs w:val="0"/>
-                <w:smallCaps w:val="0"/>
-                <w:strike w:val="0"/>
-                <w:color w:val="1f3864"/>
-                <w:sz w:val="22"/>
-                <w:szCs w:val="22"/>
-                <w:u w:val="none"/>
-                <w:shd w:fill="auto" w:val="clear"/>
-                <w:vertAlign w:val="baseline"/>
-              </w:rPr>
-            </w:pPr>
-            <w:r>
-              <w:rPr>
-                <w:b w:val="1"/>
-                <w:bCs w:val="1"/>
-                <w:i w:val="0"/>
-                <w:iCs w:val="0"/>
-                <w:smallCaps w:val="0"/>
-                <w:strike w:val="0"/>
-                <w:color w:val="1f3864"/>
-                <w:sz w:val="22"/>
-                <w:szCs w:val="22"/>
+                <w:b w:val="1"/>
+                <w:bCs w:val="1"/>
+                <w:i w:val="0"/>
+                <w:iCs w:val="0"/>
+                <w:smallCaps w:val="0"/>
+                <w:strike w:val="0"/>
+                <w:color w:val="1f3864"/>
+                <w:u w:val="none"/>
+                <w:shd w:fill="auto" w:val="clear"/>
+                <w:vertAlign w:val="baseline"/>
+              </w:rPr>
+            </w:pPr>
+            <w:r>
+              <w:rPr>
+                <w:b w:val="1"/>
+                <w:bCs w:val="1"/>
+                <w:i w:val="0"/>
+                <w:iCs w:val="0"/>
+                <w:smallCaps w:val="0"/>
+                <w:strike w:val="0"/>
+                <w:color w:val="1f3864"/>
                 <w:u w:val="none"/>
                 <w:shd w:fill="auto" w:val="clear"/>
                 <w:vertAlign w:val="baseline"/>
@@ -1356,11 +1326,6 @@
               </w:rPr>
               <w:t xml:space="preserve">Condición 01</w:t>
             </w:r>
-            <w:r>
-              <w:rPr>
-                <w:rtl w:val="0"/>
-              </w:rPr>
-            </w:r>
           </w:p>
           <w:p>
             <w:pPr>
@@ -1372,16 +1337,13 @@
               <w:ind w:left="0" w:right="0" w:firstLine="0"/>
               <w:jc w:val="center"/>
               <w:rPr>
-                <w:rFonts w:ascii="Calibri" w:cs="Calibri" w:eastAsia="Calibri" w:hAnsi="Calibri"/>
-                <w:b w:val="1"/>
-                <w:bCs w:val="1"/>
-                <w:i w:val="0"/>
-                <w:iCs w:val="0"/>
-                <w:smallCaps w:val="0"/>
-                <w:strike w:val="0"/>
-                <w:color w:val="1f3864"/>
-                <w:sz w:val="22"/>
-                <w:szCs w:val="22"/>
+                <w:b w:val="1"/>
+                <w:bCs w:val="1"/>
+                <w:i w:val="0"/>
+                <w:iCs w:val="0"/>
+                <w:smallCaps w:val="0"/>
+                <w:strike w:val="0"/>
+                <w:color w:val="1f3864"/>
                 <w:u w:val="none"/>
                 <w:shd w:fill="auto" w:val="clear"/>
                 <w:vertAlign w:val="baseline"/>
@@ -1403,16 +1365,13 @@
               <w:ind w:left="0" w:right="0" w:firstLine="0"/>
               <w:jc w:val="center"/>
               <w:rPr>
-                <w:rFonts w:ascii="Calibri" w:cs="Calibri" w:eastAsia="Calibri" w:hAnsi="Calibri"/>
-                <w:b w:val="1"/>
-                <w:bCs w:val="1"/>
-                <w:i w:val="0"/>
-                <w:iCs w:val="0"/>
-                <w:smallCaps w:val="0"/>
-                <w:strike w:val="0"/>
-                <w:color w:val="1f3864"/>
-                <w:sz w:val="22"/>
-                <w:szCs w:val="22"/>
+                <w:b w:val="1"/>
+                <w:bCs w:val="1"/>
+                <w:i w:val="0"/>
+                <w:iCs w:val="0"/>
+                <w:smallCaps w:val="0"/>
+                <w:strike w:val="0"/>
+                <w:color w:val="1f3864"/>
                 <w:u w:val="none"/>
                 <w:shd w:fill="auto" w:val="clear"/>
                 <w:vertAlign w:val="baseline"/>
@@ -1446,32 +1405,25 @@
               <w:ind w:left="0" w:right="0" w:firstLine="0"/>
               <w:jc w:val="left"/>
               <w:rPr>
-                <w:rFonts w:ascii="Calibri" w:cs="Calibri" w:eastAsia="Calibri" w:hAnsi="Calibri"/>
-                <w:b w:val="0"/>
-                <w:bCs w:val="0"/>
                 <w:i w:val="0"/>
                 <w:iCs w:val="0"/>
                 <w:smallCaps w:val="0"/>
                 <w:strike w:val="0"/>
                 <w:color w:val="000000"/>
-                <w:sz w:val="22"/>
-                <w:szCs w:val="22"/>
-                <w:u w:val="none"/>
-                <w:shd w:fill="auto" w:val="clear"/>
-                <w:vertAlign w:val="baseline"/>
-              </w:rPr>
-            </w:pPr>
-            <w:r>
-              <w:rPr>
-                <w:b w:val="1"/>
-                <w:bCs w:val="1"/>
-                <w:i w:val="0"/>
-                <w:iCs w:val="0"/>
-                <w:smallCaps w:val="0"/>
-                <w:strike w:val="0"/>
-                <w:color w:val="1f3864"/>
-                <w:sz w:val="22"/>
-                <w:szCs w:val="22"/>
+                <w:u w:val="none"/>
+                <w:shd w:fill="auto" w:val="clear"/>
+                <w:vertAlign w:val="baseline"/>
+              </w:rPr>
+            </w:pPr>
+            <w:r>
+              <w:rPr>
+                <w:b w:val="1"/>
+                <w:bCs w:val="1"/>
+                <w:i w:val="0"/>
+                <w:iCs w:val="0"/>
+                <w:smallCaps w:val="0"/>
+                <w:strike w:val="0"/>
+                <w:color w:val="1f3864"/>
                 <w:u w:val="none"/>
                 <w:shd w:fill="auto" w:val="clear"/>
                 <w:vertAlign w:val="baseline"/>
@@ -1507,16 +1459,11 @@
               <w:ind w:left="0" w:right="0" w:firstLine="0"/>
               <w:jc w:val="left"/>
               <w:rPr>
-                <w:rFonts w:ascii="Calibri" w:cs="Calibri" w:eastAsia="Calibri" w:hAnsi="Calibri"/>
-                <w:b w:val="0"/>
-                <w:bCs w:val="0"/>
                 <w:i w:val="0"/>
                 <w:iCs w:val="0"/>
                 <w:smallCaps w:val="0"/>
                 <w:strike w:val="0"/>
                 <w:color w:val="000000"/>
-                <w:sz w:val="22"/>
-                <w:szCs w:val="22"/>
                 <w:u w:val="none"/>
                 <w:shd w:fill="auto" w:val="clear"/>
                 <w:vertAlign w:val="baseline"/>
@@ -1571,16 +1518,11 @@
               <w:ind w:left="0" w:right="0" w:firstLine="0"/>
               <w:jc w:val="left"/>
               <w:rPr>
-                <w:rFonts w:ascii="Calibri" w:cs="Calibri" w:eastAsia="Calibri" w:hAnsi="Calibri"/>
-                <w:b w:val="0"/>
-                <w:bCs w:val="0"/>
                 <w:i w:val="0"/>
                 <w:iCs w:val="0"/>
                 <w:smallCaps w:val="0"/>
                 <w:strike w:val="0"/>
                 <w:color w:val="000000"/>
-                <w:sz w:val="22"/>
-                <w:szCs w:val="22"/>
                 <w:u w:val="none"/>
                 <w:shd w:fill="auto" w:val="clear"/>
                 <w:vertAlign w:val="baseline"/>
@@ -1614,43 +1556,33 @@
               <w:ind w:left="0" w:right="0" w:firstLine="0"/>
               <w:jc w:val="left"/>
               <w:rPr>
-                <w:rFonts w:ascii="Calibri" w:cs="Calibri" w:eastAsia="Calibri" w:hAnsi="Calibri"/>
-                <w:b w:val="1"/>
-                <w:bCs w:val="1"/>
-                <w:i w:val="0"/>
-                <w:iCs w:val="0"/>
-                <w:smallCaps w:val="0"/>
-                <w:strike w:val="0"/>
-                <w:color w:val="1f3864"/>
-                <w:sz w:val="22"/>
-                <w:szCs w:val="22"/>
-                <w:u w:val="none"/>
-                <w:shd w:fill="auto" w:val="clear"/>
-                <w:vertAlign w:val="baseline"/>
-              </w:rPr>
-            </w:pPr>
-            <w:r>
-              <w:rPr>
-                <w:b w:val="1"/>
-                <w:bCs w:val="1"/>
-                <w:i w:val="0"/>
-                <w:iCs w:val="0"/>
-                <w:smallCaps w:val="0"/>
-                <w:strike w:val="0"/>
-                <w:color w:val="1f3864"/>
-                <w:sz w:val="22"/>
-                <w:szCs w:val="22"/>
+                <w:b w:val="1"/>
+                <w:bCs w:val="1"/>
+                <w:i w:val="0"/>
+                <w:iCs w:val="0"/>
+                <w:smallCaps w:val="0"/>
+                <w:strike w:val="0"/>
+                <w:color w:val="1f3864"/>
+                <w:u w:val="none"/>
+                <w:shd w:fill="auto" w:val="clear"/>
+                <w:vertAlign w:val="baseline"/>
+              </w:rPr>
+            </w:pPr>
+            <w:r>
+              <w:rPr>
+                <w:b w:val="1"/>
+                <w:bCs w:val="1"/>
+                <w:i w:val="0"/>
+                <w:iCs w:val="0"/>
+                <w:smallCaps w:val="0"/>
+                <w:strike w:val="0"/>
+                <w:color w:val="1f3864"/>
                 <w:u w:val="none"/>
                 <w:shd w:fill="auto" w:val="clear"/>
                 <w:vertAlign w:val="baseline"/>
                 <w:rtl w:val="0"/>
               </w:rPr>
               <w:t xml:space="preserve">Cuando:</w:t>
-            </w:r>
-            <w:r>
-              <w:rPr>
-                <w:rtl w:val="0"/>
-              </w:rPr>
             </w:r>
           </w:p>
         </w:tc>
@@ -1750,32 +1682,27 @@
               <w:ind w:left="0" w:right="0" w:firstLine="0"/>
               <w:jc w:val="left"/>
               <w:rPr>
-                <w:rFonts w:ascii="Calibri" w:cs="Calibri" w:eastAsia="Calibri" w:hAnsi="Calibri"/>
-                <w:b w:val="1"/>
-                <w:bCs w:val="1"/>
-                <w:i w:val="0"/>
-                <w:iCs w:val="0"/>
-                <w:smallCaps w:val="0"/>
-                <w:strike w:val="0"/>
-                <w:color w:val="1f3864"/>
-                <w:sz w:val="22"/>
-                <w:szCs w:val="22"/>
-                <w:u w:val="none"/>
-                <w:shd w:fill="auto" w:val="clear"/>
-                <w:vertAlign w:val="baseline"/>
-              </w:rPr>
-            </w:pPr>
-            <w:r>
-              <w:rPr>
-                <w:b w:val="1"/>
-                <w:bCs w:val="1"/>
-                <w:i w:val="0"/>
-                <w:iCs w:val="0"/>
-                <w:smallCaps w:val="0"/>
-                <w:strike w:val="0"/>
-                <w:color w:val="1f3864"/>
-                <w:sz w:val="22"/>
-                <w:szCs w:val="22"/>
+                <w:b w:val="1"/>
+                <w:bCs w:val="1"/>
+                <w:i w:val="0"/>
+                <w:iCs w:val="0"/>
+                <w:smallCaps w:val="0"/>
+                <w:strike w:val="0"/>
+                <w:color w:val="1f3864"/>
+                <w:u w:val="none"/>
+                <w:shd w:fill="auto" w:val="clear"/>
+                <w:vertAlign w:val="baseline"/>
+              </w:rPr>
+            </w:pPr>
+            <w:r>
+              <w:rPr>
+                <w:b w:val="1"/>
+                <w:bCs w:val="1"/>
+                <w:i w:val="0"/>
+                <w:iCs w:val="0"/>
+                <w:smallCaps w:val="0"/>
+                <w:strike w:val="0"/>
+                <w:color w:val="1f3864"/>
                 <w:u w:val="none"/>
                 <w:shd w:fill="auto" w:val="clear"/>
                 <w:vertAlign w:val="baseline"/>
@@ -1783,11 +1710,6 @@
               </w:rPr>
               <w:t xml:space="preserve">Entonces:</w:t>
             </w:r>
-            <w:r>
-              <w:rPr>
-                <w:rtl w:val="0"/>
-              </w:rPr>
-            </w:r>
           </w:p>
         </w:tc>
         <w:tc>
@@ -1811,16 +1733,11 @@
               <w:ind w:left="0" w:right="0" w:firstLine="0"/>
               <w:jc w:val="left"/>
               <w:rPr>
-                <w:rFonts w:ascii="Calibri" w:cs="Calibri" w:eastAsia="Calibri" w:hAnsi="Calibri"/>
-                <w:b w:val="0"/>
-                <w:bCs w:val="0"/>
                 <w:i w:val="0"/>
                 <w:iCs w:val="0"/>
                 <w:smallCaps w:val="0"/>
                 <w:strike w:val="0"/>
                 <w:color w:val="000000"/>
-                <w:sz w:val="22"/>
-                <w:szCs w:val="22"/>
                 <w:u w:val="none"/>
                 <w:shd w:fill="auto" w:val="clear"/>
                 <w:vertAlign w:val="baseline"/>
@@ -1867,32 +1784,27 @@
               <w:ind w:left="0" w:right="0" w:firstLine="0"/>
               <w:jc w:val="center"/>
               <w:rPr>
-                <w:rFonts w:ascii="Calibri" w:cs="Calibri" w:eastAsia="Calibri" w:hAnsi="Calibri"/>
-                <w:b w:val="1"/>
-                <w:bCs w:val="1"/>
-                <w:i w:val="0"/>
-                <w:iCs w:val="0"/>
-                <w:smallCaps w:val="0"/>
-                <w:strike w:val="0"/>
-                <w:color w:val="1f3864"/>
-                <w:sz w:val="22"/>
-                <w:szCs w:val="22"/>
-                <w:u w:val="none"/>
-                <w:shd w:fill="auto" w:val="clear"/>
-                <w:vertAlign w:val="baseline"/>
-              </w:rPr>
-            </w:pPr>
-            <w:r>
-              <w:rPr>
-                <w:b w:val="1"/>
-                <w:bCs w:val="1"/>
-                <w:i w:val="0"/>
-                <w:iCs w:val="0"/>
-                <w:smallCaps w:val="0"/>
-                <w:strike w:val="0"/>
-                <w:color w:val="1f3864"/>
-                <w:sz w:val="22"/>
-                <w:szCs w:val="22"/>
+                <w:b w:val="1"/>
+                <w:bCs w:val="1"/>
+                <w:i w:val="0"/>
+                <w:iCs w:val="0"/>
+                <w:smallCaps w:val="0"/>
+                <w:strike w:val="0"/>
+                <w:color w:val="1f3864"/>
+                <w:u w:val="none"/>
+                <w:shd w:fill="auto" w:val="clear"/>
+                <w:vertAlign w:val="baseline"/>
+              </w:rPr>
+            </w:pPr>
+            <w:r>
+              <w:rPr>
+                <w:b w:val="1"/>
+                <w:bCs w:val="1"/>
+                <w:i w:val="0"/>
+                <w:iCs w:val="0"/>
+                <w:smallCaps w:val="0"/>
+                <w:strike w:val="0"/>
+                <w:color w:val="1f3864"/>
                 <w:u w:val="none"/>
                 <w:shd w:fill="auto" w:val="clear"/>
                 <w:vertAlign w:val="baseline"/>
@@ -1900,11 +1812,6 @@
               </w:rPr>
               <w:t xml:space="preserve">Condición 02</w:t>
             </w:r>
-            <w:r>
-              <w:rPr>
-                <w:rtl w:val="0"/>
-              </w:rPr>
-            </w:r>
           </w:p>
           <w:p>
             <w:pPr>
@@ -1916,16 +1823,13 @@
               <w:ind w:left="0" w:right="0" w:firstLine="0"/>
               <w:jc w:val="center"/>
               <w:rPr>
-                <w:rFonts w:ascii="Calibri" w:cs="Calibri" w:eastAsia="Calibri" w:hAnsi="Calibri"/>
-                <w:b w:val="1"/>
-                <w:bCs w:val="1"/>
-                <w:i w:val="0"/>
-                <w:iCs w:val="0"/>
-                <w:smallCaps w:val="0"/>
-                <w:strike w:val="0"/>
-                <w:color w:val="1f3864"/>
-                <w:sz w:val="22"/>
-                <w:szCs w:val="22"/>
+                <w:b w:val="1"/>
+                <w:bCs w:val="1"/>
+                <w:i w:val="0"/>
+                <w:iCs w:val="0"/>
+                <w:smallCaps w:val="0"/>
+                <w:strike w:val="0"/>
+                <w:color w:val="1f3864"/>
                 <w:u w:val="none"/>
                 <w:shd w:fill="auto" w:val="clear"/>
                 <w:vertAlign w:val="baseline"/>
@@ -1959,32 +1863,27 @@
               <w:ind w:left="0" w:right="0" w:firstLine="0"/>
               <w:jc w:val="left"/>
               <w:rPr>
-                <w:rFonts w:ascii="Calibri" w:cs="Calibri" w:eastAsia="Calibri" w:hAnsi="Calibri"/>
-                <w:b w:val="1"/>
-                <w:bCs w:val="1"/>
-                <w:i w:val="0"/>
-                <w:iCs w:val="0"/>
-                <w:smallCaps w:val="0"/>
-                <w:strike w:val="0"/>
-                <w:color w:val="1f3864"/>
-                <w:sz w:val="22"/>
-                <w:szCs w:val="22"/>
-                <w:u w:val="none"/>
-                <w:shd w:fill="auto" w:val="clear"/>
-                <w:vertAlign w:val="baseline"/>
-              </w:rPr>
-            </w:pPr>
-            <w:r>
-              <w:rPr>
-                <w:b w:val="1"/>
-                <w:bCs w:val="1"/>
-                <w:i w:val="0"/>
-                <w:iCs w:val="0"/>
-                <w:smallCaps w:val="0"/>
-                <w:strike w:val="0"/>
-                <w:color w:val="1f3864"/>
-                <w:sz w:val="22"/>
-                <w:szCs w:val="22"/>
+                <w:b w:val="1"/>
+                <w:bCs w:val="1"/>
+                <w:i w:val="0"/>
+                <w:iCs w:val="0"/>
+                <w:smallCaps w:val="0"/>
+                <w:strike w:val="0"/>
+                <w:color w:val="1f3864"/>
+                <w:u w:val="none"/>
+                <w:shd w:fill="auto" w:val="clear"/>
+                <w:vertAlign w:val="baseline"/>
+              </w:rPr>
+            </w:pPr>
+            <w:r>
+              <w:rPr>
+                <w:b w:val="1"/>
+                <w:bCs w:val="1"/>
+                <w:i w:val="0"/>
+                <w:iCs w:val="0"/>
+                <w:smallCaps w:val="0"/>
+                <w:strike w:val="0"/>
+                <w:color w:val="1f3864"/>
                 <w:u w:val="none"/>
                 <w:shd w:fill="auto" w:val="clear"/>
                 <w:vertAlign w:val="baseline"/>
@@ -1992,11 +1891,6 @@
               </w:rPr>
               <w:t xml:space="preserve">Dado:</w:t>
             </w:r>
-            <w:r>
-              <w:rPr>
-                <w:rtl w:val="0"/>
-              </w:rPr>
-            </w:r>
           </w:p>
         </w:tc>
         <w:tc>
@@ -2025,8 +1919,6 @@
                 <w:smallCaps w:val="0"/>
                 <w:strike w:val="0"/>
                 <w:color w:val="000000"/>
-                <w:sz w:val="22"/>
-                <w:szCs w:val="22"/>
                 <w:u w:val="none"/>
                 <w:shd w:fill="auto" w:val="clear"/>
                 <w:vertAlign w:val="baseline"/>
@@ -2086,8 +1978,6 @@
                 <w:smallCaps w:val="0"/>
                 <w:strike w:val="0"/>
                 <w:color w:val="000000"/>
-                <w:sz w:val="22"/>
-                <w:szCs w:val="22"/>
                 <w:u w:val="none"/>
                 <w:shd w:fill="auto" w:val="clear"/>
                 <w:vertAlign w:val="baseline"/>
@@ -2121,32 +2011,27 @@
               <w:ind w:left="0" w:right="0" w:firstLine="0"/>
               <w:jc w:val="left"/>
               <w:rPr>
-                <w:rFonts w:ascii="Calibri" w:cs="Calibri" w:eastAsia="Calibri" w:hAnsi="Calibri"/>
-                <w:b w:val="1"/>
-                <w:bCs w:val="1"/>
-                <w:i w:val="0"/>
-                <w:iCs w:val="0"/>
-                <w:smallCaps w:val="0"/>
-                <w:strike w:val="0"/>
-                <w:color w:val="1f3864"/>
-                <w:sz w:val="22"/>
-                <w:szCs w:val="22"/>
-                <w:u w:val="none"/>
-                <w:shd w:fill="auto" w:val="clear"/>
-                <w:vertAlign w:val="baseline"/>
-              </w:rPr>
-            </w:pPr>
-            <w:r>
-              <w:rPr>
-                <w:b w:val="1"/>
-                <w:bCs w:val="1"/>
-                <w:i w:val="0"/>
-                <w:iCs w:val="0"/>
-                <w:smallCaps w:val="0"/>
-                <w:strike w:val="0"/>
-                <w:color w:val="1f3864"/>
-                <w:sz w:val="22"/>
-                <w:szCs w:val="22"/>
+                <w:b w:val="1"/>
+                <w:bCs w:val="1"/>
+                <w:i w:val="0"/>
+                <w:iCs w:val="0"/>
+                <w:smallCaps w:val="0"/>
+                <w:strike w:val="0"/>
+                <w:color w:val="1f3864"/>
+                <w:u w:val="none"/>
+                <w:shd w:fill="auto" w:val="clear"/>
+                <w:vertAlign w:val="baseline"/>
+              </w:rPr>
+            </w:pPr>
+            <w:r>
+              <w:rPr>
+                <w:b w:val="1"/>
+                <w:bCs w:val="1"/>
+                <w:i w:val="0"/>
+                <w:iCs w:val="0"/>
+                <w:smallCaps w:val="0"/>
+                <w:strike w:val="0"/>
+                <w:color w:val="1f3864"/>
                 <w:u w:val="none"/>
                 <w:shd w:fill="auto" w:val="clear"/>
                 <w:vertAlign w:val="baseline"/>
@@ -2154,11 +2039,6 @@
               </w:rPr>
               <w:t xml:space="preserve">Cuando:</w:t>
             </w:r>
-            <w:r>
-              <w:rPr>
-                <w:rtl w:val="0"/>
-              </w:rPr>
-            </w:r>
           </w:p>
         </w:tc>
         <w:tc>
@@ -2187,8 +2067,6 @@
                 <w:smallCaps w:val="0"/>
                 <w:strike w:val="0"/>
                 <w:color w:val="000000"/>
-                <w:sz w:val="22"/>
-                <w:szCs w:val="22"/>
                 <w:u w:val="none"/>
                 <w:shd w:fill="auto" w:val="clear"/>
                 <w:vertAlign w:val="baseline"/>
@@ -2249,8 +2127,6 @@
                 <w:smallCaps w:val="0"/>
                 <w:strike w:val="0"/>
                 <w:color w:val="000000"/>
-                <w:sz w:val="22"/>
-                <w:szCs w:val="22"/>
                 <w:u w:val="none"/>
                 <w:shd w:fill="auto" w:val="clear"/>
                 <w:vertAlign w:val="baseline"/>
@@ -2284,43 +2160,33 @@
               <w:ind w:left="0" w:right="0" w:firstLine="0"/>
               <w:jc w:val="left"/>
               <w:rPr>
-                <w:rFonts w:ascii="Calibri" w:cs="Calibri" w:eastAsia="Calibri" w:hAnsi="Calibri"/>
-                <w:b w:val="1"/>
-                <w:bCs w:val="1"/>
-                <w:i w:val="0"/>
-                <w:iCs w:val="0"/>
-                <w:smallCaps w:val="0"/>
-                <w:strike w:val="0"/>
-                <w:color w:val="1f3864"/>
-                <w:sz w:val="22"/>
-                <w:szCs w:val="22"/>
-                <w:u w:val="none"/>
-                <w:shd w:fill="auto" w:val="clear"/>
-                <w:vertAlign w:val="baseline"/>
-              </w:rPr>
-            </w:pPr>
-            <w:r>
-              <w:rPr>
-                <w:b w:val="1"/>
-                <w:bCs w:val="1"/>
-                <w:i w:val="0"/>
-                <w:iCs w:val="0"/>
-                <w:smallCaps w:val="0"/>
-                <w:strike w:val="0"/>
-                <w:color w:val="1f3864"/>
-                <w:sz w:val="22"/>
-                <w:szCs w:val="22"/>
+                <w:b w:val="1"/>
+                <w:bCs w:val="1"/>
+                <w:i w:val="0"/>
+                <w:iCs w:val="0"/>
+                <w:smallCaps w:val="0"/>
+                <w:strike w:val="0"/>
+                <w:color w:val="1f3864"/>
+                <w:u w:val="none"/>
+                <w:shd w:fill="auto" w:val="clear"/>
+                <w:vertAlign w:val="baseline"/>
+              </w:rPr>
+            </w:pPr>
+            <w:r>
+              <w:rPr>
+                <w:b w:val="1"/>
+                <w:bCs w:val="1"/>
+                <w:i w:val="0"/>
+                <w:iCs w:val="0"/>
+                <w:smallCaps w:val="0"/>
+                <w:strike w:val="0"/>
+                <w:color w:val="1f3864"/>
                 <w:u w:val="none"/>
                 <w:shd w:fill="auto" w:val="clear"/>
                 <w:vertAlign w:val="baseline"/>
                 <w:rtl w:val="0"/>
               </w:rPr>
               <w:t xml:space="preserve">Entonces:</w:t>
-            </w:r>
-            <w:r>
-              <w:rPr>
-                <w:rtl w:val="0"/>
-              </w:rPr>
             </w:r>
           </w:p>
         </w:tc>
@@ -2351,6 +2217,1626 @@
                 <w:rtl w:val="0"/>
               </w:rPr>
               <w:t xml:space="preserve">el sistema muestra validación indicando que es necesario llenar todos los campos con la información solicitada</w:t>
+            </w:r>
+          </w:p>
+        </w:tc>
+      </w:tr>
+      <w:tr>
+        <w:trPr>
+          <w:cantSplit w:val="0"/>
+          <w:trHeight w:val="670" w:hRule="atLeast"/>
+          <w:tblHeader w:val="0"/>
+        </w:trPr>
+        <w:tc>
+          <w:tcPr>
+            <w:gridSpan w:val="3"/>
+            <w:vMerge w:val="restart"/>
+            <w:tcBorders>
+              <w:top w:color="000000" w:space="0" w:sz="4" w:val="single"/>
+              <w:left w:color="000000" w:space="0" w:sz="4" w:val="single"/>
+              <w:bottom w:color="000000" w:space="0" w:sz="4" w:val="single"/>
+              <w:right w:color="000000" w:space="0" w:sz="4" w:val="single"/>
+            </w:tcBorders>
+            <w:vAlign w:val="center"/>
+          </w:tcPr>
+          <w:p>
+            <w:pPr>
+              <w:jc w:val="center"/>
+              <w:rPr>
+                <w:b w:val="1"/>
+                <w:bCs w:val="1"/>
+                <w:color w:val="1f3864"/>
+              </w:rPr>
+            </w:pPr>
+            <w:r>
+              <w:rPr>
+                <w:b w:val="1"/>
+                <w:bCs w:val="1"/>
+                <w:color w:val="1f3864"/>
+                <w:rtl w:val="0"/>
+              </w:rPr>
+              <w:t xml:space="preserve">Condición 03</w:t>
+            </w:r>
+          </w:p>
+          <w:p>
+            <w:pPr>
+              <w:jc w:val="center"/>
+              <w:rPr>
+                <w:b w:val="1"/>
+                <w:bCs w:val="1"/>
+                <w:color w:val="1f3864"/>
+              </w:rPr>
+            </w:pPr>
+            <w:r>
+              <w:rPr>
+                <w:rtl w:val="0"/>
+              </w:rPr>
+            </w:r>
+          </w:p>
+        </w:tc>
+        <w:tc>
+          <w:tcPr>
+            <w:gridSpan w:val="2"/>
+            <w:tcBorders>
+              <w:top w:color="000000" w:space="0" w:sz="4" w:val="single"/>
+              <w:left w:color="000000" w:space="0" w:sz="4" w:val="single"/>
+              <w:bottom w:color="000000" w:space="0" w:sz="4" w:val="single"/>
+              <w:right w:color="000000" w:space="0" w:sz="4" w:val="single"/>
+            </w:tcBorders>
+            <w:vAlign w:val="center"/>
+          </w:tcPr>
+          <w:p>
+            <w:pPr>
+              <w:rPr>
+                <w:b w:val="1"/>
+                <w:bCs w:val="1"/>
+                <w:color w:val="1f3864"/>
+              </w:rPr>
+            </w:pPr>
+            <w:r>
+              <w:rPr>
+                <w:b w:val="1"/>
+                <w:bCs w:val="1"/>
+                <w:color w:val="1f3864"/>
+                <w:rtl w:val="0"/>
+              </w:rPr>
+              <w:t xml:space="preserve">Dado:</w:t>
+            </w:r>
+          </w:p>
+        </w:tc>
+        <w:tc>
+          <w:tcPr>
+            <w:gridSpan w:val="4"/>
+            <w:tcBorders>
+              <w:top w:color="000000" w:space="0" w:sz="4" w:val="single"/>
+              <w:left w:color="000000" w:space="0" w:sz="4" w:val="single"/>
+              <w:bottom w:color="000000" w:space="0" w:sz="4" w:val="single"/>
+              <w:right w:color="000000" w:space="0" w:sz="4" w:val="single"/>
+            </w:tcBorders>
+            <w:vAlign w:val="center"/>
+          </w:tcPr>
+          <w:p>
+            <w:pPr>
+              <w:spacing w:line="240" w:lineRule="auto"/>
+              <w:rPr/>
+            </w:pPr>
+            <w:r>
+              <w:rPr>
+                <w:rtl w:val="0"/>
+              </w:rPr>
+              <w:t xml:space="preserve">que el desarrollador intenta registrar una interrupción sin seleccionar el tipo de interrupción</w:t>
+            </w:r>
+          </w:p>
+        </w:tc>
+      </w:tr>
+      <w:tr>
+        <w:trPr>
+          <w:cantSplit w:val="0"/>
+          <w:trHeight w:val="670" w:hRule="atLeast"/>
+          <w:tblHeader w:val="0"/>
+        </w:trPr>
+        <w:tc>
+          <w:tcPr>
+            <w:gridSpan w:val="3"/>
+            <w:vMerge w:val="continue"/>
+            <w:tcBorders>
+              <w:top w:color="000000" w:space="0" w:sz="4" w:val="single"/>
+              <w:left w:color="000000" w:space="0" w:sz="4" w:val="single"/>
+              <w:bottom w:color="000000" w:space="0" w:sz="4" w:val="single"/>
+              <w:right w:color="000000" w:space="0" w:sz="4" w:val="single"/>
+            </w:tcBorders>
+            <w:vAlign w:val="center"/>
+          </w:tcPr>
+          <w:p>
+            <w:pPr>
+              <w:keepNext w:val="0"/>
+              <w:keepLines w:val="0"/>
+              <w:pageBreakBefore w:val="0"/>
+              <w:widowControl w:val="0"/>
+              <w:pBdr>
+                <w:top w:space="0" w:sz="0" w:val="nil"/>
+                <w:left w:space="0" w:sz="0" w:val="nil"/>
+                <w:bottom w:space="0" w:sz="0" w:val="nil"/>
+                <w:right w:space="0" w:sz="0" w:val="nil"/>
+                <w:between w:space="0" w:sz="0" w:val="nil"/>
+              </w:pBdr>
+              <w:shd w:fill="auto" w:val="clear"/>
+              <w:spacing w:after="0" w:before="0" w:line="276" w:lineRule="auto"/>
+              <w:ind w:left="0" w:right="0" w:firstLine="0"/>
+              <w:jc w:val="left"/>
+              <w:rPr>
+                <w:i w:val="0"/>
+                <w:iCs w:val="0"/>
+                <w:smallCaps w:val="0"/>
+                <w:strike w:val="0"/>
+                <w:color w:val="000000"/>
+                <w:u w:val="none"/>
+                <w:shd w:fill="auto" w:val="clear"/>
+                <w:vertAlign w:val="baseline"/>
+              </w:rPr>
+            </w:pPr>
+            <w:r>
+              <w:rPr>
+                <w:rtl w:val="0"/>
+              </w:rPr>
+            </w:r>
+          </w:p>
+        </w:tc>
+        <w:tc>
+          <w:tcPr>
+            <w:gridSpan w:val="2"/>
+            <w:tcBorders>
+              <w:top w:color="000000" w:space="0" w:sz="4" w:val="single"/>
+              <w:left w:color="000000" w:space="0" w:sz="4" w:val="single"/>
+              <w:bottom w:color="000000" w:space="0" w:sz="4" w:val="single"/>
+              <w:right w:color="000000" w:space="0" w:sz="4" w:val="single"/>
+            </w:tcBorders>
+            <w:vAlign w:val="center"/>
+          </w:tcPr>
+          <w:p>
+            <w:pPr>
+              <w:rPr>
+                <w:b w:val="1"/>
+                <w:bCs w:val="1"/>
+                <w:color w:val="1f3864"/>
+              </w:rPr>
+            </w:pPr>
+            <w:r>
+              <w:rPr>
+                <w:b w:val="1"/>
+                <w:bCs w:val="1"/>
+                <w:color w:val="1f3864"/>
+                <w:rtl w:val="0"/>
+              </w:rPr>
+              <w:t xml:space="preserve">Cuando:</w:t>
+            </w:r>
+          </w:p>
+        </w:tc>
+        <w:tc>
+          <w:tcPr>
+            <w:gridSpan w:val="4"/>
+            <w:tcBorders>
+              <w:top w:color="000000" w:space="0" w:sz="4" w:val="single"/>
+              <w:left w:color="000000" w:space="0" w:sz="4" w:val="single"/>
+              <w:bottom w:color="000000" w:space="0" w:sz="4" w:val="single"/>
+              <w:right w:color="000000" w:space="0" w:sz="4" w:val="single"/>
+            </w:tcBorders>
+            <w:vAlign w:val="center"/>
+          </w:tcPr>
+          <w:p>
+            <w:pPr>
+              <w:spacing w:line="240" w:lineRule="auto"/>
+              <w:rPr/>
+            </w:pPr>
+            <w:r>
+              <w:rPr>
+                <w:rtl w:val="0"/>
+              </w:rPr>
+              <w:t xml:space="preserve">envía el formulario</w:t>
+            </w:r>
+          </w:p>
+        </w:tc>
+      </w:tr>
+      <w:tr>
+        <w:trPr>
+          <w:cantSplit w:val="0"/>
+          <w:trHeight w:val="670" w:hRule="atLeast"/>
+          <w:tblHeader w:val="0"/>
+        </w:trPr>
+        <w:tc>
+          <w:tcPr>
+            <w:gridSpan w:val="3"/>
+            <w:vMerge w:val="continue"/>
+            <w:tcBorders>
+              <w:top w:color="000000" w:space="0" w:sz="4" w:val="single"/>
+              <w:left w:color="000000" w:space="0" w:sz="4" w:val="single"/>
+              <w:bottom w:color="000000" w:space="0" w:sz="4" w:val="single"/>
+              <w:right w:color="000000" w:space="0" w:sz="4" w:val="single"/>
+            </w:tcBorders>
+            <w:vAlign w:val="center"/>
+          </w:tcPr>
+          <w:p>
+            <w:pPr>
+              <w:keepNext w:val="0"/>
+              <w:keepLines w:val="0"/>
+              <w:pageBreakBefore w:val="0"/>
+              <w:widowControl w:val="0"/>
+              <w:pBdr>
+                <w:top w:space="0" w:sz="0" w:val="nil"/>
+                <w:left w:space="0" w:sz="0" w:val="nil"/>
+                <w:bottom w:space="0" w:sz="0" w:val="nil"/>
+                <w:right w:space="0" w:sz="0" w:val="nil"/>
+                <w:between w:space="0" w:sz="0" w:val="nil"/>
+              </w:pBdr>
+              <w:shd w:fill="auto" w:val="clear"/>
+              <w:spacing w:after="0" w:before="0" w:line="276" w:lineRule="auto"/>
+              <w:ind w:left="0" w:right="0" w:firstLine="0"/>
+              <w:jc w:val="left"/>
+              <w:rPr>
+                <w:i w:val="0"/>
+                <w:iCs w:val="0"/>
+                <w:smallCaps w:val="0"/>
+                <w:strike w:val="0"/>
+                <w:color w:val="000000"/>
+                <w:u w:val="none"/>
+                <w:shd w:fill="auto" w:val="clear"/>
+                <w:vertAlign w:val="baseline"/>
+              </w:rPr>
+            </w:pPr>
+            <w:r>
+              <w:rPr>
+                <w:rtl w:val="0"/>
+              </w:rPr>
+            </w:r>
+          </w:p>
+        </w:tc>
+        <w:tc>
+          <w:tcPr>
+            <w:gridSpan w:val="2"/>
+            <w:tcBorders>
+              <w:top w:color="000000" w:space="0" w:sz="4" w:val="single"/>
+              <w:left w:color="000000" w:space="0" w:sz="4" w:val="single"/>
+              <w:bottom w:color="000000" w:space="0" w:sz="4" w:val="single"/>
+              <w:right w:color="000000" w:space="0" w:sz="4" w:val="single"/>
+            </w:tcBorders>
+            <w:vAlign w:val="center"/>
+          </w:tcPr>
+          <w:p>
+            <w:pPr>
+              <w:rPr>
+                <w:b w:val="1"/>
+                <w:bCs w:val="1"/>
+                <w:color w:val="1f3864"/>
+              </w:rPr>
+            </w:pPr>
+            <w:r>
+              <w:rPr>
+                <w:b w:val="1"/>
+                <w:bCs w:val="1"/>
+                <w:color w:val="1f3864"/>
+                <w:rtl w:val="0"/>
+              </w:rPr>
+              <w:t xml:space="preserve">Entonces:</w:t>
+            </w:r>
+          </w:p>
+        </w:tc>
+        <w:tc>
+          <w:tcPr>
+            <w:gridSpan w:val="4"/>
+            <w:tcBorders>
+              <w:top w:color="000000" w:space="0" w:sz="4" w:val="single"/>
+              <w:left w:color="000000" w:space="0" w:sz="4" w:val="single"/>
+              <w:bottom w:color="000000" w:space="0" w:sz="4" w:val="single"/>
+              <w:right w:color="000000" w:space="0" w:sz="4" w:val="single"/>
+            </w:tcBorders>
+            <w:vAlign w:val="center"/>
+          </w:tcPr>
+          <w:p>
+            <w:pPr>
+              <w:spacing w:line="240" w:lineRule="auto"/>
+              <w:rPr/>
+            </w:pPr>
+            <w:r>
+              <w:rPr>
+                <w:rtl w:val="0"/>
+              </w:rPr>
+              <w:t xml:space="preserve">el sistema informa que el tipo de interrupción es obligatorio</w:t>
+            </w:r>
+          </w:p>
+        </w:tc>
+      </w:tr>
+      <w:tr>
+        <w:trPr>
+          <w:cantSplit w:val="0"/>
+          <w:trHeight w:val="670" w:hRule="atLeast"/>
+          <w:tblHeader w:val="0"/>
+        </w:trPr>
+        <w:tc>
+          <w:tcPr>
+            <w:gridSpan w:val="3"/>
+            <w:vMerge w:val="restart"/>
+            <w:tcBorders>
+              <w:top w:color="000000" w:space="0" w:sz="4" w:val="single"/>
+              <w:left w:color="000000" w:space="0" w:sz="4" w:val="single"/>
+              <w:bottom w:color="000000" w:space="0" w:sz="4" w:val="single"/>
+              <w:right w:color="000000" w:space="0" w:sz="4" w:val="single"/>
+            </w:tcBorders>
+            <w:vAlign w:val="center"/>
+          </w:tcPr>
+          <w:p>
+            <w:pPr>
+              <w:jc w:val="center"/>
+              <w:rPr>
+                <w:b w:val="1"/>
+                <w:bCs w:val="1"/>
+                <w:color w:val="1f3864"/>
+              </w:rPr>
+            </w:pPr>
+            <w:r>
+              <w:rPr>
+                <w:b w:val="1"/>
+                <w:bCs w:val="1"/>
+                <w:color w:val="1f3864"/>
+                <w:rtl w:val="0"/>
+              </w:rPr>
+              <w:t xml:space="preserve">Condición 04</w:t>
+            </w:r>
+          </w:p>
+          <w:p>
+            <w:pPr>
+              <w:jc w:val="center"/>
+              <w:rPr>
+                <w:b w:val="1"/>
+                <w:bCs w:val="1"/>
+                <w:color w:val="1f3864"/>
+              </w:rPr>
+            </w:pPr>
+            <w:r>
+              <w:rPr>
+                <w:rtl w:val="0"/>
+              </w:rPr>
+            </w:r>
+          </w:p>
+        </w:tc>
+        <w:tc>
+          <w:tcPr>
+            <w:gridSpan w:val="2"/>
+            <w:tcBorders>
+              <w:top w:color="000000" w:space="0" w:sz="4" w:val="single"/>
+              <w:left w:color="000000" w:space="0" w:sz="4" w:val="single"/>
+              <w:bottom w:color="000000" w:space="0" w:sz="4" w:val="single"/>
+              <w:right w:color="000000" w:space="0" w:sz="4" w:val="single"/>
+            </w:tcBorders>
+            <w:vAlign w:val="center"/>
+          </w:tcPr>
+          <w:p>
+            <w:pPr>
+              <w:rPr>
+                <w:b w:val="1"/>
+                <w:bCs w:val="1"/>
+                <w:color w:val="1f3864"/>
+              </w:rPr>
+            </w:pPr>
+            <w:r>
+              <w:rPr>
+                <w:b w:val="1"/>
+                <w:bCs w:val="1"/>
+                <w:color w:val="1f3864"/>
+                <w:rtl w:val="0"/>
+              </w:rPr>
+              <w:t xml:space="preserve">Dado:</w:t>
+            </w:r>
+          </w:p>
+        </w:tc>
+        <w:tc>
+          <w:tcPr>
+            <w:gridSpan w:val="4"/>
+            <w:tcBorders>
+              <w:top w:color="000000" w:space="0" w:sz="4" w:val="single"/>
+              <w:left w:color="000000" w:space="0" w:sz="4" w:val="single"/>
+              <w:bottom w:color="000000" w:space="0" w:sz="4" w:val="single"/>
+              <w:right w:color="000000" w:space="0" w:sz="4" w:val="single"/>
+            </w:tcBorders>
+            <w:vAlign w:val="center"/>
+          </w:tcPr>
+          <w:p>
+            <w:pPr>
+              <w:spacing w:line="240" w:lineRule="auto"/>
+              <w:rPr/>
+            </w:pPr>
+            <w:r>
+              <w:rPr>
+                <w:rtl w:val="0"/>
+              </w:rPr>
+              <w:t xml:space="preserve">que el desarrollador registra una duración igual o inferior a cero</w:t>
+            </w:r>
+          </w:p>
+        </w:tc>
+      </w:tr>
+      <w:tr>
+        <w:trPr>
+          <w:cantSplit w:val="0"/>
+          <w:trHeight w:val="670" w:hRule="atLeast"/>
+          <w:tblHeader w:val="0"/>
+        </w:trPr>
+        <w:tc>
+          <w:tcPr>
+            <w:gridSpan w:val="3"/>
+            <w:vMerge w:val="continue"/>
+            <w:tcBorders>
+              <w:top w:color="000000" w:space="0" w:sz="4" w:val="single"/>
+              <w:left w:color="000000" w:space="0" w:sz="4" w:val="single"/>
+              <w:bottom w:color="000000" w:space="0" w:sz="4" w:val="single"/>
+              <w:right w:color="000000" w:space="0" w:sz="4" w:val="single"/>
+            </w:tcBorders>
+            <w:vAlign w:val="center"/>
+          </w:tcPr>
+          <w:p>
+            <w:pPr>
+              <w:keepNext w:val="0"/>
+              <w:keepLines w:val="0"/>
+              <w:pageBreakBefore w:val="0"/>
+              <w:widowControl w:val="0"/>
+              <w:pBdr>
+                <w:top w:space="0" w:sz="0" w:val="nil"/>
+                <w:left w:space="0" w:sz="0" w:val="nil"/>
+                <w:bottom w:space="0" w:sz="0" w:val="nil"/>
+                <w:right w:space="0" w:sz="0" w:val="nil"/>
+                <w:between w:space="0" w:sz="0" w:val="nil"/>
+              </w:pBdr>
+              <w:shd w:fill="auto" w:val="clear"/>
+              <w:spacing w:after="0" w:before="0" w:line="276" w:lineRule="auto"/>
+              <w:ind w:left="0" w:right="0" w:firstLine="0"/>
+              <w:jc w:val="left"/>
+              <w:rPr>
+                <w:i w:val="0"/>
+                <w:iCs w:val="0"/>
+                <w:smallCaps w:val="0"/>
+                <w:strike w:val="0"/>
+                <w:color w:val="000000"/>
+                <w:u w:val="none"/>
+                <w:shd w:fill="auto" w:val="clear"/>
+                <w:vertAlign w:val="baseline"/>
+              </w:rPr>
+            </w:pPr>
+            <w:r>
+              <w:rPr>
+                <w:rtl w:val="0"/>
+              </w:rPr>
+            </w:r>
+          </w:p>
+        </w:tc>
+        <w:tc>
+          <w:tcPr>
+            <w:gridSpan w:val="2"/>
+            <w:tcBorders>
+              <w:top w:color="000000" w:space="0" w:sz="4" w:val="single"/>
+              <w:left w:color="000000" w:space="0" w:sz="4" w:val="single"/>
+              <w:bottom w:color="000000" w:space="0" w:sz="4" w:val="single"/>
+              <w:right w:color="000000" w:space="0" w:sz="4" w:val="single"/>
+            </w:tcBorders>
+            <w:vAlign w:val="center"/>
+          </w:tcPr>
+          <w:p>
+            <w:pPr>
+              <w:rPr>
+                <w:b w:val="1"/>
+                <w:bCs w:val="1"/>
+                <w:color w:val="1f3864"/>
+              </w:rPr>
+            </w:pPr>
+            <w:r>
+              <w:rPr>
+                <w:b w:val="1"/>
+                <w:bCs w:val="1"/>
+                <w:color w:val="1f3864"/>
+                <w:rtl w:val="0"/>
+              </w:rPr>
+              <w:t xml:space="preserve">Cuando:</w:t>
+            </w:r>
+          </w:p>
+        </w:tc>
+        <w:tc>
+          <w:tcPr>
+            <w:gridSpan w:val="4"/>
+            <w:tcBorders>
+              <w:top w:color="000000" w:space="0" w:sz="4" w:val="single"/>
+              <w:left w:color="000000" w:space="0" w:sz="4" w:val="single"/>
+              <w:bottom w:color="000000" w:space="0" w:sz="4" w:val="single"/>
+              <w:right w:color="000000" w:space="0" w:sz="4" w:val="single"/>
+            </w:tcBorders>
+            <w:vAlign w:val="center"/>
+          </w:tcPr>
+          <w:p>
+            <w:pPr>
+              <w:spacing w:line="240" w:lineRule="auto"/>
+              <w:rPr/>
+            </w:pPr>
+            <w:r>
+              <w:rPr>
+                <w:rtl w:val="0"/>
+              </w:rPr>
+              <w:t xml:space="preserve">intenta guardar la información</w:t>
+            </w:r>
+          </w:p>
+        </w:tc>
+      </w:tr>
+      <w:tr>
+        <w:trPr>
+          <w:cantSplit w:val="0"/>
+          <w:trHeight w:val="670" w:hRule="atLeast"/>
+          <w:tblHeader w:val="0"/>
+        </w:trPr>
+        <w:tc>
+          <w:tcPr>
+            <w:gridSpan w:val="3"/>
+            <w:vMerge w:val="continue"/>
+            <w:tcBorders>
+              <w:top w:color="000000" w:space="0" w:sz="4" w:val="single"/>
+              <w:left w:color="000000" w:space="0" w:sz="4" w:val="single"/>
+              <w:bottom w:color="000000" w:space="0" w:sz="4" w:val="single"/>
+              <w:right w:color="000000" w:space="0" w:sz="4" w:val="single"/>
+            </w:tcBorders>
+            <w:vAlign w:val="center"/>
+          </w:tcPr>
+          <w:p>
+            <w:pPr>
+              <w:keepNext w:val="0"/>
+              <w:keepLines w:val="0"/>
+              <w:pageBreakBefore w:val="0"/>
+              <w:widowControl w:val="0"/>
+              <w:pBdr>
+                <w:top w:space="0" w:sz="0" w:val="nil"/>
+                <w:left w:space="0" w:sz="0" w:val="nil"/>
+                <w:bottom w:space="0" w:sz="0" w:val="nil"/>
+                <w:right w:space="0" w:sz="0" w:val="nil"/>
+                <w:between w:space="0" w:sz="0" w:val="nil"/>
+              </w:pBdr>
+              <w:shd w:fill="auto" w:val="clear"/>
+              <w:spacing w:after="0" w:before="0" w:line="276" w:lineRule="auto"/>
+              <w:ind w:left="0" w:right="0" w:firstLine="0"/>
+              <w:jc w:val="left"/>
+              <w:rPr>
+                <w:i w:val="0"/>
+                <w:iCs w:val="0"/>
+                <w:smallCaps w:val="0"/>
+                <w:strike w:val="0"/>
+                <w:color w:val="000000"/>
+                <w:u w:val="none"/>
+                <w:shd w:fill="auto" w:val="clear"/>
+                <w:vertAlign w:val="baseline"/>
+              </w:rPr>
+            </w:pPr>
+            <w:r>
+              <w:rPr>
+                <w:rtl w:val="0"/>
+              </w:rPr>
+            </w:r>
+          </w:p>
+        </w:tc>
+        <w:tc>
+          <w:tcPr>
+            <w:gridSpan w:val="2"/>
+            <w:tcBorders>
+              <w:top w:color="000000" w:space="0" w:sz="4" w:val="single"/>
+              <w:left w:color="000000" w:space="0" w:sz="4" w:val="single"/>
+              <w:bottom w:color="000000" w:space="0" w:sz="4" w:val="single"/>
+              <w:right w:color="000000" w:space="0" w:sz="4" w:val="single"/>
+            </w:tcBorders>
+            <w:vAlign w:val="center"/>
+          </w:tcPr>
+          <w:p>
+            <w:pPr>
+              <w:rPr>
+                <w:b w:val="1"/>
+                <w:bCs w:val="1"/>
+                <w:color w:val="1f3864"/>
+              </w:rPr>
+            </w:pPr>
+            <w:r>
+              <w:rPr>
+                <w:b w:val="1"/>
+                <w:bCs w:val="1"/>
+                <w:color w:val="1f3864"/>
+                <w:rtl w:val="0"/>
+              </w:rPr>
+              <w:t xml:space="preserve">Entonces:</w:t>
+            </w:r>
+          </w:p>
+        </w:tc>
+        <w:tc>
+          <w:tcPr>
+            <w:gridSpan w:val="4"/>
+            <w:tcBorders>
+              <w:top w:color="000000" w:space="0" w:sz="4" w:val="single"/>
+              <w:left w:color="000000" w:space="0" w:sz="4" w:val="single"/>
+              <w:bottom w:color="000000" w:space="0" w:sz="4" w:val="single"/>
+              <w:right w:color="000000" w:space="0" w:sz="4" w:val="single"/>
+            </w:tcBorders>
+            <w:vAlign w:val="center"/>
+          </w:tcPr>
+          <w:p>
+            <w:pPr>
+              <w:spacing w:line="240" w:lineRule="auto"/>
+              <w:rPr/>
+            </w:pPr>
+            <w:r>
+              <w:rPr>
+                <w:rtl w:val="0"/>
+              </w:rPr>
+              <w:t xml:space="preserve">el sistema informa que la duración debe ser mayor que cero</w:t>
+            </w:r>
+          </w:p>
+        </w:tc>
+      </w:tr>
+      <w:tr>
+        <w:trPr>
+          <w:cantSplit w:val="0"/>
+          <w:trHeight w:val="670" w:hRule="atLeast"/>
+          <w:tblHeader w:val="0"/>
+        </w:trPr>
+        <w:tc>
+          <w:tcPr>
+            <w:gridSpan w:val="3"/>
+            <w:vMerge w:val="restart"/>
+            <w:tcBorders>
+              <w:top w:color="000000" w:space="0" w:sz="4" w:val="single"/>
+              <w:left w:color="000000" w:space="0" w:sz="4" w:val="single"/>
+              <w:bottom w:color="000000" w:space="0" w:sz="4" w:val="single"/>
+              <w:right w:color="000000" w:space="0" w:sz="4" w:val="single"/>
+            </w:tcBorders>
+            <w:vAlign w:val="center"/>
+          </w:tcPr>
+          <w:p>
+            <w:pPr>
+              <w:jc w:val="center"/>
+              <w:rPr>
+                <w:b w:val="1"/>
+                <w:bCs w:val="1"/>
+                <w:color w:val="1f3864"/>
+              </w:rPr>
+            </w:pPr>
+            <w:r>
+              <w:rPr>
+                <w:b w:val="1"/>
+                <w:bCs w:val="1"/>
+                <w:color w:val="1f3864"/>
+                <w:rtl w:val="0"/>
+              </w:rPr>
+              <w:t xml:space="preserve">Condición 05</w:t>
+            </w:r>
+          </w:p>
+          <w:p>
+            <w:pPr>
+              <w:jc w:val="center"/>
+              <w:rPr>
+                <w:b w:val="1"/>
+                <w:bCs w:val="1"/>
+                <w:color w:val="1f3864"/>
+              </w:rPr>
+            </w:pPr>
+            <w:r>
+              <w:rPr>
+                <w:rtl w:val="0"/>
+              </w:rPr>
+            </w:r>
+          </w:p>
+        </w:tc>
+        <w:tc>
+          <w:tcPr>
+            <w:gridSpan w:val="2"/>
+            <w:tcBorders>
+              <w:top w:color="000000" w:space="0" w:sz="4" w:val="single"/>
+              <w:left w:color="000000" w:space="0" w:sz="4" w:val="single"/>
+              <w:bottom w:color="000000" w:space="0" w:sz="4" w:val="single"/>
+              <w:right w:color="000000" w:space="0" w:sz="4" w:val="single"/>
+            </w:tcBorders>
+            <w:vAlign w:val="center"/>
+          </w:tcPr>
+          <w:p>
+            <w:pPr>
+              <w:rPr>
+                <w:b w:val="1"/>
+                <w:bCs w:val="1"/>
+                <w:color w:val="1f3864"/>
+              </w:rPr>
+            </w:pPr>
+            <w:r>
+              <w:rPr>
+                <w:b w:val="1"/>
+                <w:bCs w:val="1"/>
+                <w:color w:val="1f3864"/>
+                <w:rtl w:val="0"/>
+              </w:rPr>
+              <w:t xml:space="preserve">Dado:</w:t>
+            </w:r>
+          </w:p>
+        </w:tc>
+        <w:tc>
+          <w:tcPr>
+            <w:gridSpan w:val="4"/>
+            <w:tcBorders>
+              <w:top w:color="000000" w:space="0" w:sz="4" w:val="single"/>
+              <w:left w:color="000000" w:space="0" w:sz="4" w:val="single"/>
+              <w:bottom w:color="000000" w:space="0" w:sz="4" w:val="single"/>
+              <w:right w:color="000000" w:space="0" w:sz="4" w:val="single"/>
+            </w:tcBorders>
+            <w:vAlign w:val="center"/>
+          </w:tcPr>
+          <w:p>
+            <w:pPr>
+              <w:spacing w:line="240" w:lineRule="auto"/>
+              <w:rPr/>
+            </w:pPr>
+            <w:r>
+              <w:rPr>
+                <w:rtl w:val="0"/>
+              </w:rPr>
+              <w:t xml:space="preserve">que ocurre un error durante el almacenamiento de la interrupción</w:t>
+            </w:r>
+          </w:p>
+        </w:tc>
+      </w:tr>
+      <w:tr>
+        <w:trPr>
+          <w:cantSplit w:val="0"/>
+          <w:trHeight w:val="670" w:hRule="atLeast"/>
+          <w:tblHeader w:val="0"/>
+        </w:trPr>
+        <w:tc>
+          <w:tcPr>
+            <w:gridSpan w:val="3"/>
+            <w:vMerge w:val="continue"/>
+            <w:tcBorders>
+              <w:top w:color="000000" w:space="0" w:sz="4" w:val="single"/>
+              <w:left w:color="000000" w:space="0" w:sz="4" w:val="single"/>
+              <w:bottom w:color="000000" w:space="0" w:sz="4" w:val="single"/>
+              <w:right w:color="000000" w:space="0" w:sz="4" w:val="single"/>
+            </w:tcBorders>
+            <w:vAlign w:val="center"/>
+          </w:tcPr>
+          <w:p>
+            <w:pPr>
+              <w:keepNext w:val="0"/>
+              <w:keepLines w:val="0"/>
+              <w:pageBreakBefore w:val="0"/>
+              <w:widowControl w:val="0"/>
+              <w:pBdr>
+                <w:top w:space="0" w:sz="0" w:val="nil"/>
+                <w:left w:space="0" w:sz="0" w:val="nil"/>
+                <w:bottom w:space="0" w:sz="0" w:val="nil"/>
+                <w:right w:space="0" w:sz="0" w:val="nil"/>
+                <w:between w:space="0" w:sz="0" w:val="nil"/>
+              </w:pBdr>
+              <w:shd w:fill="auto" w:val="clear"/>
+              <w:spacing w:after="0" w:before="0" w:line="276" w:lineRule="auto"/>
+              <w:ind w:left="0" w:right="0" w:firstLine="0"/>
+              <w:jc w:val="left"/>
+              <w:rPr>
+                <w:i w:val="0"/>
+                <w:iCs w:val="0"/>
+                <w:smallCaps w:val="0"/>
+                <w:strike w:val="0"/>
+                <w:color w:val="000000"/>
+                <w:u w:val="none"/>
+                <w:shd w:fill="auto" w:val="clear"/>
+                <w:vertAlign w:val="baseline"/>
+              </w:rPr>
+            </w:pPr>
+            <w:r>
+              <w:rPr>
+                <w:rtl w:val="0"/>
+              </w:rPr>
+            </w:r>
+          </w:p>
+        </w:tc>
+        <w:tc>
+          <w:tcPr>
+            <w:gridSpan w:val="2"/>
+            <w:tcBorders>
+              <w:top w:color="000000" w:space="0" w:sz="4" w:val="single"/>
+              <w:left w:color="000000" w:space="0" w:sz="4" w:val="single"/>
+              <w:bottom w:color="000000" w:space="0" w:sz="4" w:val="single"/>
+              <w:right w:color="000000" w:space="0" w:sz="4" w:val="single"/>
+            </w:tcBorders>
+            <w:vAlign w:val="center"/>
+          </w:tcPr>
+          <w:p>
+            <w:pPr>
+              <w:rPr>
+                <w:b w:val="1"/>
+                <w:bCs w:val="1"/>
+                <w:color w:val="1f3864"/>
+              </w:rPr>
+            </w:pPr>
+            <w:r>
+              <w:rPr>
+                <w:b w:val="1"/>
+                <w:bCs w:val="1"/>
+                <w:color w:val="1f3864"/>
+                <w:rtl w:val="0"/>
+              </w:rPr>
+              <w:t xml:space="preserve">Cuando:</w:t>
+            </w:r>
+          </w:p>
+        </w:tc>
+        <w:tc>
+          <w:tcPr>
+            <w:gridSpan w:val="4"/>
+            <w:tcBorders>
+              <w:top w:color="000000" w:space="0" w:sz="4" w:val="single"/>
+              <w:left w:color="000000" w:space="0" w:sz="4" w:val="single"/>
+              <w:bottom w:color="000000" w:space="0" w:sz="4" w:val="single"/>
+              <w:right w:color="000000" w:space="0" w:sz="4" w:val="single"/>
+            </w:tcBorders>
+            <w:vAlign w:val="center"/>
+          </w:tcPr>
+          <w:p>
+            <w:pPr>
+              <w:spacing w:line="240" w:lineRule="auto"/>
+              <w:rPr/>
+            </w:pPr>
+            <w:r>
+              <w:rPr>
+                <w:rtl w:val="0"/>
+              </w:rPr>
+              <w:t xml:space="preserve">el desarrollador confirma el formulario</w:t>
+            </w:r>
+          </w:p>
+        </w:tc>
+      </w:tr>
+      <w:tr>
+        <w:trPr>
+          <w:cantSplit w:val="0"/>
+          <w:trHeight w:val="670" w:hRule="atLeast"/>
+          <w:tblHeader w:val="0"/>
+        </w:trPr>
+        <w:tc>
+          <w:tcPr>
+            <w:gridSpan w:val="3"/>
+            <w:vMerge w:val="continue"/>
+            <w:tcBorders>
+              <w:top w:color="000000" w:space="0" w:sz="4" w:val="single"/>
+              <w:left w:color="000000" w:space="0" w:sz="4" w:val="single"/>
+              <w:bottom w:color="000000" w:space="0" w:sz="4" w:val="single"/>
+              <w:right w:color="000000" w:space="0" w:sz="4" w:val="single"/>
+            </w:tcBorders>
+            <w:vAlign w:val="center"/>
+          </w:tcPr>
+          <w:p>
+            <w:pPr>
+              <w:keepNext w:val="0"/>
+              <w:keepLines w:val="0"/>
+              <w:pageBreakBefore w:val="0"/>
+              <w:widowControl w:val="0"/>
+              <w:pBdr>
+                <w:top w:space="0" w:sz="0" w:val="nil"/>
+                <w:left w:space="0" w:sz="0" w:val="nil"/>
+                <w:bottom w:space="0" w:sz="0" w:val="nil"/>
+                <w:right w:space="0" w:sz="0" w:val="nil"/>
+                <w:between w:space="0" w:sz="0" w:val="nil"/>
+              </w:pBdr>
+              <w:shd w:fill="auto" w:val="clear"/>
+              <w:spacing w:after="0" w:before="0" w:line="276" w:lineRule="auto"/>
+              <w:ind w:left="0" w:right="0" w:firstLine="0"/>
+              <w:jc w:val="left"/>
+              <w:rPr>
+                <w:i w:val="0"/>
+                <w:iCs w:val="0"/>
+                <w:smallCaps w:val="0"/>
+                <w:strike w:val="0"/>
+                <w:color w:val="000000"/>
+                <w:u w:val="none"/>
+                <w:shd w:fill="auto" w:val="clear"/>
+                <w:vertAlign w:val="baseline"/>
+              </w:rPr>
+            </w:pPr>
+            <w:r>
+              <w:rPr>
+                <w:rtl w:val="0"/>
+              </w:rPr>
+            </w:r>
+          </w:p>
+        </w:tc>
+        <w:tc>
+          <w:tcPr>
+            <w:gridSpan w:val="2"/>
+            <w:tcBorders>
+              <w:top w:color="000000" w:space="0" w:sz="4" w:val="single"/>
+              <w:left w:color="000000" w:space="0" w:sz="4" w:val="single"/>
+              <w:bottom w:color="000000" w:space="0" w:sz="4" w:val="single"/>
+              <w:right w:color="000000" w:space="0" w:sz="4" w:val="single"/>
+            </w:tcBorders>
+            <w:vAlign w:val="center"/>
+          </w:tcPr>
+          <w:p>
+            <w:pPr>
+              <w:rPr>
+                <w:b w:val="1"/>
+                <w:bCs w:val="1"/>
+                <w:color w:val="1f3864"/>
+              </w:rPr>
+            </w:pPr>
+            <w:r>
+              <w:rPr>
+                <w:b w:val="1"/>
+                <w:bCs w:val="1"/>
+                <w:color w:val="1f3864"/>
+                <w:rtl w:val="0"/>
+              </w:rPr>
+              <w:t xml:space="preserve">Entonces:</w:t>
+            </w:r>
+          </w:p>
+        </w:tc>
+        <w:tc>
+          <w:tcPr>
+            <w:gridSpan w:val="4"/>
+            <w:tcBorders>
+              <w:top w:color="000000" w:space="0" w:sz="4" w:val="single"/>
+              <w:left w:color="000000" w:space="0" w:sz="4" w:val="single"/>
+              <w:bottom w:color="000000" w:space="0" w:sz="4" w:val="single"/>
+              <w:right w:color="000000" w:space="0" w:sz="4" w:val="single"/>
+            </w:tcBorders>
+            <w:vAlign w:val="center"/>
+          </w:tcPr>
+          <w:p>
+            <w:pPr>
+              <w:spacing w:line="240" w:lineRule="auto"/>
+              <w:rPr/>
+            </w:pPr>
+            <w:r>
+              <w:rPr>
+                <w:rtl w:val="0"/>
+              </w:rPr>
+              <w:t xml:space="preserve">el sistema informa que no fue posible registrar la interrupción y conserva la información diligenciada</w:t>
+            </w:r>
+          </w:p>
+        </w:tc>
+      </w:tr>
+      <w:tr>
+        <w:trPr>
+          <w:cantSplit w:val="0"/>
+          <w:trHeight w:val="670" w:hRule="atLeast"/>
+          <w:tblHeader w:val="0"/>
+        </w:trPr>
+        <w:tc>
+          <w:tcPr>
+            <w:gridSpan w:val="3"/>
+            <w:vMerge w:val="restart"/>
+            <w:tcBorders>
+              <w:top w:color="000000" w:space="0" w:sz="4" w:val="single"/>
+              <w:left w:color="000000" w:space="0" w:sz="4" w:val="single"/>
+              <w:bottom w:color="000000" w:space="0" w:sz="4" w:val="single"/>
+              <w:right w:color="000000" w:space="0" w:sz="4" w:val="single"/>
+            </w:tcBorders>
+            <w:vAlign w:val="center"/>
+          </w:tcPr>
+          <w:p>
+            <w:pPr>
+              <w:jc w:val="center"/>
+              <w:rPr>
+                <w:b w:val="1"/>
+                <w:bCs w:val="1"/>
+                <w:color w:val="1f3864"/>
+              </w:rPr>
+            </w:pPr>
+            <w:r>
+              <w:rPr>
+                <w:b w:val="1"/>
+                <w:bCs w:val="1"/>
+                <w:color w:val="1f3864"/>
+                <w:rtl w:val="0"/>
+              </w:rPr>
+              <w:t xml:space="preserve">Condición 06</w:t>
+            </w:r>
+          </w:p>
+          <w:p>
+            <w:pPr>
+              <w:jc w:val="center"/>
+              <w:rPr>
+                <w:b w:val="1"/>
+                <w:bCs w:val="1"/>
+                <w:color w:val="1f3864"/>
+              </w:rPr>
+            </w:pPr>
+            <w:r>
+              <w:rPr>
+                <w:rtl w:val="0"/>
+              </w:rPr>
+            </w:r>
+          </w:p>
+        </w:tc>
+        <w:tc>
+          <w:tcPr>
+            <w:gridSpan w:val="2"/>
+            <w:tcBorders>
+              <w:top w:color="000000" w:space="0" w:sz="4" w:val="single"/>
+              <w:left w:color="000000" w:space="0" w:sz="4" w:val="single"/>
+              <w:bottom w:color="000000" w:space="0" w:sz="4" w:val="single"/>
+              <w:right w:color="000000" w:space="0" w:sz="4" w:val="single"/>
+            </w:tcBorders>
+            <w:vAlign w:val="center"/>
+          </w:tcPr>
+          <w:p>
+            <w:pPr>
+              <w:rPr>
+                <w:b w:val="1"/>
+                <w:bCs w:val="1"/>
+                <w:color w:val="1f3864"/>
+              </w:rPr>
+            </w:pPr>
+            <w:r>
+              <w:rPr>
+                <w:b w:val="1"/>
+                <w:bCs w:val="1"/>
+                <w:color w:val="1f3864"/>
+                <w:rtl w:val="0"/>
+              </w:rPr>
+              <w:t xml:space="preserve">Dado:</w:t>
+            </w:r>
+          </w:p>
+        </w:tc>
+        <w:tc>
+          <w:tcPr>
+            <w:gridSpan w:val="4"/>
+            <w:tcBorders>
+              <w:top w:color="000000" w:space="0" w:sz="4" w:val="single"/>
+              <w:left w:color="000000" w:space="0" w:sz="4" w:val="single"/>
+              <w:bottom w:color="000000" w:space="0" w:sz="4" w:val="single"/>
+              <w:right w:color="000000" w:space="0" w:sz="4" w:val="single"/>
+            </w:tcBorders>
+            <w:vAlign w:val="center"/>
+          </w:tcPr>
+          <w:p>
+            <w:pPr>
+              <w:spacing w:line="240" w:lineRule="auto"/>
+              <w:rPr/>
+            </w:pPr>
+            <w:r>
+              <w:rPr>
+                <w:rtl w:val="0"/>
+              </w:rPr>
+              <w:t xml:space="preserve">que el desarrollador registra correctamente una interrupción</w:t>
+            </w:r>
+          </w:p>
+        </w:tc>
+      </w:tr>
+      <w:tr>
+        <w:trPr>
+          <w:cantSplit w:val="0"/>
+          <w:trHeight w:val="670" w:hRule="atLeast"/>
+          <w:tblHeader w:val="0"/>
+        </w:trPr>
+        <w:tc>
+          <w:tcPr>
+            <w:gridSpan w:val="3"/>
+            <w:vMerge w:val="continue"/>
+            <w:tcBorders>
+              <w:top w:color="000000" w:space="0" w:sz="4" w:val="single"/>
+              <w:left w:color="000000" w:space="0" w:sz="4" w:val="single"/>
+              <w:bottom w:color="000000" w:space="0" w:sz="4" w:val="single"/>
+              <w:right w:color="000000" w:space="0" w:sz="4" w:val="single"/>
+            </w:tcBorders>
+            <w:vAlign w:val="center"/>
+          </w:tcPr>
+          <w:p>
+            <w:pPr>
+              <w:keepNext w:val="0"/>
+              <w:keepLines w:val="0"/>
+              <w:pageBreakBefore w:val="0"/>
+              <w:widowControl w:val="0"/>
+              <w:pBdr>
+                <w:top w:space="0" w:sz="0" w:val="nil"/>
+                <w:left w:space="0" w:sz="0" w:val="nil"/>
+                <w:bottom w:space="0" w:sz="0" w:val="nil"/>
+                <w:right w:space="0" w:sz="0" w:val="nil"/>
+                <w:between w:space="0" w:sz="0" w:val="nil"/>
+              </w:pBdr>
+              <w:shd w:fill="auto" w:val="clear"/>
+              <w:spacing w:after="0" w:before="0" w:line="276" w:lineRule="auto"/>
+              <w:ind w:left="0" w:right="0" w:firstLine="0"/>
+              <w:jc w:val="left"/>
+              <w:rPr>
+                <w:i w:val="0"/>
+                <w:iCs w:val="0"/>
+                <w:smallCaps w:val="0"/>
+                <w:strike w:val="0"/>
+                <w:color w:val="000000"/>
+                <w:u w:val="none"/>
+                <w:shd w:fill="auto" w:val="clear"/>
+                <w:vertAlign w:val="baseline"/>
+              </w:rPr>
+            </w:pPr>
+            <w:r>
+              <w:rPr>
+                <w:rtl w:val="0"/>
+              </w:rPr>
+            </w:r>
+          </w:p>
+        </w:tc>
+        <w:tc>
+          <w:tcPr>
+            <w:gridSpan w:val="2"/>
+            <w:tcBorders>
+              <w:top w:color="000000" w:space="0" w:sz="4" w:val="single"/>
+              <w:left w:color="000000" w:space="0" w:sz="4" w:val="single"/>
+              <w:bottom w:color="000000" w:space="0" w:sz="4" w:val="single"/>
+              <w:right w:color="000000" w:space="0" w:sz="4" w:val="single"/>
+            </w:tcBorders>
+            <w:vAlign w:val="center"/>
+          </w:tcPr>
+          <w:p>
+            <w:pPr>
+              <w:rPr>
+                <w:b w:val="1"/>
+                <w:bCs w:val="1"/>
+                <w:color w:val="1f3864"/>
+              </w:rPr>
+            </w:pPr>
+            <w:r>
+              <w:rPr>
+                <w:b w:val="1"/>
+                <w:bCs w:val="1"/>
+                <w:color w:val="1f3864"/>
+                <w:rtl w:val="0"/>
+              </w:rPr>
+              <w:t xml:space="preserve">Cuando:</w:t>
+            </w:r>
+          </w:p>
+        </w:tc>
+        <w:tc>
+          <w:tcPr>
+            <w:gridSpan w:val="4"/>
+            <w:tcBorders>
+              <w:top w:color="000000" w:space="0" w:sz="4" w:val="single"/>
+              <w:left w:color="000000" w:space="0" w:sz="4" w:val="single"/>
+              <w:bottom w:color="000000" w:space="0" w:sz="4" w:val="single"/>
+              <w:right w:color="000000" w:space="0" w:sz="4" w:val="single"/>
+            </w:tcBorders>
+            <w:vAlign w:val="center"/>
+          </w:tcPr>
+          <w:p>
+            <w:pPr>
+              <w:spacing w:line="240" w:lineRule="auto"/>
+              <w:rPr/>
+            </w:pPr>
+            <w:r>
+              <w:rPr>
+                <w:rtl w:val="0"/>
+              </w:rPr>
+              <w:t xml:space="preserve">el sistema almacena la información</w:t>
+            </w:r>
+          </w:p>
+        </w:tc>
+      </w:tr>
+      <w:tr>
+        <w:trPr>
+          <w:cantSplit w:val="0"/>
+          <w:trHeight w:val="670" w:hRule="atLeast"/>
+          <w:tblHeader w:val="0"/>
+        </w:trPr>
+        <w:tc>
+          <w:tcPr>
+            <w:gridSpan w:val="3"/>
+            <w:vMerge w:val="continue"/>
+            <w:tcBorders>
+              <w:top w:color="000000" w:space="0" w:sz="4" w:val="single"/>
+              <w:left w:color="000000" w:space="0" w:sz="4" w:val="single"/>
+              <w:bottom w:color="000000" w:space="0" w:sz="4" w:val="single"/>
+              <w:right w:color="000000" w:space="0" w:sz="4" w:val="single"/>
+            </w:tcBorders>
+            <w:vAlign w:val="center"/>
+          </w:tcPr>
+          <w:p>
+            <w:pPr>
+              <w:keepNext w:val="0"/>
+              <w:keepLines w:val="0"/>
+              <w:pageBreakBefore w:val="0"/>
+              <w:widowControl w:val="0"/>
+              <w:pBdr>
+                <w:top w:space="0" w:sz="0" w:val="nil"/>
+                <w:left w:space="0" w:sz="0" w:val="nil"/>
+                <w:bottom w:space="0" w:sz="0" w:val="nil"/>
+                <w:right w:space="0" w:sz="0" w:val="nil"/>
+                <w:between w:space="0" w:sz="0" w:val="nil"/>
+              </w:pBdr>
+              <w:shd w:fill="auto" w:val="clear"/>
+              <w:spacing w:after="0" w:before="0" w:line="276" w:lineRule="auto"/>
+              <w:ind w:left="0" w:right="0" w:firstLine="0"/>
+              <w:jc w:val="left"/>
+              <w:rPr>
+                <w:i w:val="0"/>
+                <w:iCs w:val="0"/>
+                <w:smallCaps w:val="0"/>
+                <w:strike w:val="0"/>
+                <w:color w:val="000000"/>
+                <w:u w:val="none"/>
+                <w:shd w:fill="auto" w:val="clear"/>
+                <w:vertAlign w:val="baseline"/>
+              </w:rPr>
+            </w:pPr>
+            <w:r>
+              <w:rPr>
+                <w:rtl w:val="0"/>
+              </w:rPr>
+            </w:r>
+          </w:p>
+        </w:tc>
+        <w:tc>
+          <w:tcPr>
+            <w:gridSpan w:val="2"/>
+            <w:tcBorders>
+              <w:top w:color="000000" w:space="0" w:sz="4" w:val="single"/>
+              <w:left w:color="000000" w:space="0" w:sz="4" w:val="single"/>
+              <w:bottom w:color="000000" w:space="0" w:sz="4" w:val="single"/>
+              <w:right w:color="000000" w:space="0" w:sz="4" w:val="single"/>
+            </w:tcBorders>
+            <w:vAlign w:val="center"/>
+          </w:tcPr>
+          <w:p>
+            <w:pPr>
+              <w:rPr>
+                <w:b w:val="1"/>
+                <w:bCs w:val="1"/>
+                <w:color w:val="1f3864"/>
+              </w:rPr>
+            </w:pPr>
+            <w:r>
+              <w:rPr>
+                <w:b w:val="1"/>
+                <w:bCs w:val="1"/>
+                <w:color w:val="1f3864"/>
+                <w:rtl w:val="0"/>
+              </w:rPr>
+              <w:t xml:space="preserve">Entonces:</w:t>
+            </w:r>
+          </w:p>
+        </w:tc>
+        <w:tc>
+          <w:tcPr>
+            <w:gridSpan w:val="4"/>
+            <w:tcBorders>
+              <w:top w:color="000000" w:space="0" w:sz="4" w:val="single"/>
+              <w:left w:color="000000" w:space="0" w:sz="4" w:val="single"/>
+              <w:bottom w:color="000000" w:space="0" w:sz="4" w:val="single"/>
+              <w:right w:color="000000" w:space="0" w:sz="4" w:val="single"/>
+            </w:tcBorders>
+            <w:vAlign w:val="center"/>
+          </w:tcPr>
+          <w:p>
+            <w:pPr>
+              <w:spacing w:line="240" w:lineRule="auto"/>
+              <w:rPr/>
+            </w:pPr>
+            <w:r>
+              <w:rPr>
+                <w:rtl w:val="0"/>
+              </w:rPr>
+              <w:t xml:space="preserve">la interrupción queda incorporada al historial de la actividad correspondiente</w:t>
+            </w:r>
+          </w:p>
+        </w:tc>
+      </w:tr>
+      <w:tr>
+        <w:trPr>
+          <w:cantSplit w:val="0"/>
+          <w:trHeight w:val="670" w:hRule="atLeast"/>
+          <w:tblHeader w:val="0"/>
+        </w:trPr>
+        <w:tc>
+          <w:tcPr>
+            <w:gridSpan w:val="3"/>
+            <w:vMerge w:val="restart"/>
+            <w:tcBorders>
+              <w:top w:color="000000" w:space="0" w:sz="4" w:val="single"/>
+              <w:left w:color="000000" w:space="0" w:sz="4" w:val="single"/>
+              <w:bottom w:color="000000" w:space="0" w:sz="4" w:val="single"/>
+              <w:right w:color="000000" w:space="0" w:sz="4" w:val="single"/>
+            </w:tcBorders>
+            <w:vAlign w:val="center"/>
+          </w:tcPr>
+          <w:p>
+            <w:pPr>
+              <w:jc w:val="center"/>
+              <w:rPr>
+                <w:b w:val="1"/>
+                <w:bCs w:val="1"/>
+                <w:color w:val="1f3864"/>
+              </w:rPr>
+            </w:pPr>
+            <w:r>
+              <w:rPr>
+                <w:b w:val="1"/>
+                <w:bCs w:val="1"/>
+                <w:color w:val="1f3864"/>
+                <w:rtl w:val="0"/>
+              </w:rPr>
+              <w:t xml:space="preserve">Condición 07</w:t>
+            </w:r>
+          </w:p>
+          <w:p>
+            <w:pPr>
+              <w:jc w:val="center"/>
+              <w:rPr>
+                <w:b w:val="1"/>
+                <w:bCs w:val="1"/>
+                <w:color w:val="1f3864"/>
+              </w:rPr>
+            </w:pPr>
+            <w:r>
+              <w:rPr>
+                <w:rtl w:val="0"/>
+              </w:rPr>
+            </w:r>
+          </w:p>
+        </w:tc>
+        <w:tc>
+          <w:tcPr>
+            <w:gridSpan w:val="2"/>
+            <w:tcBorders>
+              <w:top w:color="000000" w:space="0" w:sz="4" w:val="single"/>
+              <w:left w:color="000000" w:space="0" w:sz="4" w:val="single"/>
+              <w:bottom w:color="000000" w:space="0" w:sz="4" w:val="single"/>
+              <w:right w:color="000000" w:space="0" w:sz="4" w:val="single"/>
+            </w:tcBorders>
+            <w:vAlign w:val="center"/>
+          </w:tcPr>
+          <w:p>
+            <w:pPr>
+              <w:rPr>
+                <w:b w:val="1"/>
+                <w:bCs w:val="1"/>
+                <w:color w:val="1f3864"/>
+              </w:rPr>
+            </w:pPr>
+            <w:r>
+              <w:rPr>
+                <w:b w:val="1"/>
+                <w:bCs w:val="1"/>
+                <w:color w:val="1f3864"/>
+                <w:rtl w:val="0"/>
+              </w:rPr>
+              <w:t xml:space="preserve">Dado:</w:t>
+            </w:r>
+          </w:p>
+        </w:tc>
+        <w:tc>
+          <w:tcPr>
+            <w:gridSpan w:val="4"/>
+            <w:tcBorders>
+              <w:top w:color="000000" w:space="0" w:sz="4" w:val="single"/>
+              <w:left w:color="000000" w:space="0" w:sz="4" w:val="single"/>
+              <w:bottom w:color="000000" w:space="0" w:sz="4" w:val="single"/>
+              <w:right w:color="000000" w:space="0" w:sz="4" w:val="single"/>
+            </w:tcBorders>
+            <w:vAlign w:val="center"/>
+          </w:tcPr>
+          <w:p>
+            <w:pPr>
+              <w:spacing w:line="240" w:lineRule="auto"/>
+              <w:rPr/>
+            </w:pPr>
+            <w:r>
+              <w:rPr>
+                <w:rtl w:val="0"/>
+              </w:rPr>
+              <w:t xml:space="preserve">que el desarrollador intenta registrar una interrupción sobre una actividad que no tiene asignada</w:t>
+            </w:r>
+          </w:p>
+        </w:tc>
+      </w:tr>
+      <w:tr>
+        <w:trPr>
+          <w:cantSplit w:val="0"/>
+          <w:trHeight w:val="670" w:hRule="atLeast"/>
+          <w:tblHeader w:val="0"/>
+        </w:trPr>
+        <w:tc>
+          <w:tcPr>
+            <w:gridSpan w:val="3"/>
+            <w:vMerge w:val="continue"/>
+            <w:tcBorders>
+              <w:top w:color="000000" w:space="0" w:sz="4" w:val="single"/>
+              <w:left w:color="000000" w:space="0" w:sz="4" w:val="single"/>
+              <w:bottom w:color="000000" w:space="0" w:sz="4" w:val="single"/>
+              <w:right w:color="000000" w:space="0" w:sz="4" w:val="single"/>
+            </w:tcBorders>
+            <w:vAlign w:val="center"/>
+          </w:tcPr>
+          <w:p>
+            <w:pPr>
+              <w:keepNext w:val="0"/>
+              <w:keepLines w:val="0"/>
+              <w:pageBreakBefore w:val="0"/>
+              <w:widowControl w:val="0"/>
+              <w:pBdr>
+                <w:top w:space="0" w:sz="0" w:val="nil"/>
+                <w:left w:space="0" w:sz="0" w:val="nil"/>
+                <w:bottom w:space="0" w:sz="0" w:val="nil"/>
+                <w:right w:space="0" w:sz="0" w:val="nil"/>
+                <w:between w:space="0" w:sz="0" w:val="nil"/>
+              </w:pBdr>
+              <w:shd w:fill="auto" w:val="clear"/>
+              <w:spacing w:after="0" w:before="0" w:line="276" w:lineRule="auto"/>
+              <w:ind w:left="0" w:right="0" w:firstLine="0"/>
+              <w:jc w:val="left"/>
+              <w:rPr>
+                <w:i w:val="0"/>
+                <w:iCs w:val="0"/>
+                <w:smallCaps w:val="0"/>
+                <w:strike w:val="0"/>
+                <w:color w:val="000000"/>
+                <w:u w:val="none"/>
+                <w:shd w:fill="auto" w:val="clear"/>
+                <w:vertAlign w:val="baseline"/>
+              </w:rPr>
+            </w:pPr>
+            <w:r>
+              <w:rPr>
+                <w:rtl w:val="0"/>
+              </w:rPr>
+            </w:r>
+          </w:p>
+        </w:tc>
+        <w:tc>
+          <w:tcPr>
+            <w:gridSpan w:val="2"/>
+            <w:tcBorders>
+              <w:top w:color="000000" w:space="0" w:sz="4" w:val="single"/>
+              <w:left w:color="000000" w:space="0" w:sz="4" w:val="single"/>
+              <w:bottom w:color="000000" w:space="0" w:sz="4" w:val="single"/>
+              <w:right w:color="000000" w:space="0" w:sz="4" w:val="single"/>
+            </w:tcBorders>
+            <w:vAlign w:val="center"/>
+          </w:tcPr>
+          <w:p>
+            <w:pPr>
+              <w:rPr>
+                <w:b w:val="1"/>
+                <w:bCs w:val="1"/>
+                <w:color w:val="1f3864"/>
+              </w:rPr>
+            </w:pPr>
+            <w:r>
+              <w:rPr>
+                <w:b w:val="1"/>
+                <w:bCs w:val="1"/>
+                <w:color w:val="1f3864"/>
+                <w:rtl w:val="0"/>
+              </w:rPr>
+              <w:t xml:space="preserve">Cuando:</w:t>
+            </w:r>
+          </w:p>
+        </w:tc>
+        <w:tc>
+          <w:tcPr>
+            <w:gridSpan w:val="4"/>
+            <w:tcBorders>
+              <w:top w:color="000000" w:space="0" w:sz="4" w:val="single"/>
+              <w:left w:color="000000" w:space="0" w:sz="4" w:val="single"/>
+              <w:bottom w:color="000000" w:space="0" w:sz="4" w:val="single"/>
+              <w:right w:color="000000" w:space="0" w:sz="4" w:val="single"/>
+            </w:tcBorders>
+            <w:vAlign w:val="center"/>
+          </w:tcPr>
+          <w:p>
+            <w:pPr>
+              <w:spacing w:line="240" w:lineRule="auto"/>
+              <w:rPr/>
+            </w:pPr>
+            <w:r>
+              <w:rPr>
+                <w:rtl w:val="0"/>
+              </w:rPr>
+              <w:t xml:space="preserve">envía el formulario</w:t>
+            </w:r>
+          </w:p>
+        </w:tc>
+      </w:tr>
+      <w:tr>
+        <w:trPr>
+          <w:cantSplit w:val="0"/>
+          <w:trHeight w:val="670" w:hRule="atLeast"/>
+          <w:tblHeader w:val="0"/>
+        </w:trPr>
+        <w:tc>
+          <w:tcPr>
+            <w:gridSpan w:val="3"/>
+            <w:vMerge w:val="continue"/>
+            <w:tcBorders>
+              <w:top w:color="000000" w:space="0" w:sz="4" w:val="single"/>
+              <w:left w:color="000000" w:space="0" w:sz="4" w:val="single"/>
+              <w:bottom w:color="000000" w:space="0" w:sz="4" w:val="single"/>
+              <w:right w:color="000000" w:space="0" w:sz="4" w:val="single"/>
+            </w:tcBorders>
+            <w:vAlign w:val="center"/>
+          </w:tcPr>
+          <w:p>
+            <w:pPr>
+              <w:keepNext w:val="0"/>
+              <w:keepLines w:val="0"/>
+              <w:pageBreakBefore w:val="0"/>
+              <w:widowControl w:val="0"/>
+              <w:pBdr>
+                <w:top w:space="0" w:sz="0" w:val="nil"/>
+                <w:left w:space="0" w:sz="0" w:val="nil"/>
+                <w:bottom w:space="0" w:sz="0" w:val="nil"/>
+                <w:right w:space="0" w:sz="0" w:val="nil"/>
+                <w:between w:space="0" w:sz="0" w:val="nil"/>
+              </w:pBdr>
+              <w:shd w:fill="auto" w:val="clear"/>
+              <w:spacing w:after="0" w:before="0" w:line="276" w:lineRule="auto"/>
+              <w:ind w:left="0" w:right="0" w:firstLine="0"/>
+              <w:jc w:val="left"/>
+              <w:rPr>
+                <w:i w:val="0"/>
+                <w:iCs w:val="0"/>
+                <w:smallCaps w:val="0"/>
+                <w:strike w:val="0"/>
+                <w:color w:val="000000"/>
+                <w:u w:val="none"/>
+                <w:shd w:fill="auto" w:val="clear"/>
+                <w:vertAlign w:val="baseline"/>
+              </w:rPr>
+            </w:pPr>
+            <w:r>
+              <w:rPr>
+                <w:rtl w:val="0"/>
+              </w:rPr>
+            </w:r>
+          </w:p>
+        </w:tc>
+        <w:tc>
+          <w:tcPr>
+            <w:gridSpan w:val="2"/>
+            <w:tcBorders>
+              <w:top w:color="000000" w:space="0" w:sz="4" w:val="single"/>
+              <w:left w:color="000000" w:space="0" w:sz="4" w:val="single"/>
+              <w:bottom w:color="000000" w:space="0" w:sz="4" w:val="single"/>
+              <w:right w:color="000000" w:space="0" w:sz="4" w:val="single"/>
+            </w:tcBorders>
+            <w:vAlign w:val="center"/>
+          </w:tcPr>
+          <w:p>
+            <w:pPr>
+              <w:rPr>
+                <w:b w:val="1"/>
+                <w:bCs w:val="1"/>
+                <w:color w:val="1f3864"/>
+              </w:rPr>
+            </w:pPr>
+            <w:r>
+              <w:rPr>
+                <w:b w:val="1"/>
+                <w:bCs w:val="1"/>
+                <w:color w:val="1f3864"/>
+                <w:rtl w:val="0"/>
+              </w:rPr>
+              <w:t xml:space="preserve">Entonces:</w:t>
+            </w:r>
+          </w:p>
+        </w:tc>
+        <w:tc>
+          <w:tcPr>
+            <w:gridSpan w:val="4"/>
+            <w:tcBorders>
+              <w:top w:color="000000" w:space="0" w:sz="4" w:val="single"/>
+              <w:left w:color="000000" w:space="0" w:sz="4" w:val="single"/>
+              <w:bottom w:color="000000" w:space="0" w:sz="4" w:val="single"/>
+              <w:right w:color="000000" w:space="0" w:sz="4" w:val="single"/>
+            </w:tcBorders>
+            <w:vAlign w:val="center"/>
+          </w:tcPr>
+          <w:p>
+            <w:pPr>
+              <w:spacing w:line="240" w:lineRule="auto"/>
+              <w:rPr/>
+            </w:pPr>
+            <w:r>
+              <w:rPr>
+                <w:rtl w:val="0"/>
+              </w:rPr>
+              <w:t xml:space="preserve">el sistema deniega el registro e informa que no posee autorización para realizar la operación</w:t>
             </w:r>
           </w:p>
         </w:tc>
@@ -2381,43 +3867,33 @@
               <w:ind w:left="0" w:right="0" w:firstLine="0"/>
               <w:jc w:val="center"/>
               <w:rPr>
-                <w:rFonts w:ascii="Calibri" w:cs="Calibri" w:eastAsia="Calibri" w:hAnsi="Calibri"/>
-                <w:b w:val="1"/>
-                <w:bCs w:val="1"/>
-                <w:i w:val="0"/>
-                <w:iCs w:val="0"/>
-                <w:smallCaps w:val="0"/>
-                <w:strike w:val="0"/>
-                <w:color w:val="1f3864"/>
-                <w:sz w:val="22"/>
-                <w:szCs w:val="22"/>
-                <w:u w:val="none"/>
-                <w:shd w:fill="auto" w:val="clear"/>
-                <w:vertAlign w:val="baseline"/>
-              </w:rPr>
-            </w:pPr>
-            <w:r>
-              <w:rPr>
-                <w:b w:val="1"/>
-                <w:bCs w:val="1"/>
-                <w:i w:val="0"/>
-                <w:iCs w:val="0"/>
-                <w:smallCaps w:val="0"/>
-                <w:strike w:val="0"/>
-                <w:color w:val="1f3864"/>
-                <w:sz w:val="22"/>
-                <w:szCs w:val="22"/>
+                <w:b w:val="1"/>
+                <w:bCs w:val="1"/>
+                <w:i w:val="0"/>
+                <w:iCs w:val="0"/>
+                <w:smallCaps w:val="0"/>
+                <w:strike w:val="0"/>
+                <w:color w:val="1f3864"/>
+                <w:u w:val="none"/>
+                <w:shd w:fill="auto" w:val="clear"/>
+                <w:vertAlign w:val="baseline"/>
+              </w:rPr>
+            </w:pPr>
+            <w:r>
+              <w:rPr>
+                <w:b w:val="1"/>
+                <w:bCs w:val="1"/>
+                <w:i w:val="0"/>
+                <w:iCs w:val="0"/>
+                <w:smallCaps w:val="0"/>
+                <w:strike w:val="0"/>
+                <w:color w:val="1f3864"/>
                 <w:u w:val="none"/>
                 <w:shd w:fill="auto" w:val="clear"/>
                 <w:vertAlign w:val="baseline"/>
                 <w:rtl w:val="0"/>
               </w:rPr>
               <w:t xml:space="preserve">TAREAS</w:t>
-            </w:r>
-            <w:r>
-              <w:rPr>
-                <w:rtl w:val="0"/>
-              </w:rPr>
             </w:r>
           </w:p>
         </w:tc>
@@ -2448,32 +3924,27 @@
               <w:ind w:left="0" w:right="0" w:firstLine="0"/>
               <w:jc w:val="center"/>
               <w:rPr>
-                <w:rFonts w:ascii="Calibri" w:cs="Calibri" w:eastAsia="Calibri" w:hAnsi="Calibri"/>
-                <w:b w:val="1"/>
-                <w:bCs w:val="1"/>
-                <w:i w:val="0"/>
-                <w:iCs w:val="0"/>
-                <w:smallCaps w:val="0"/>
-                <w:strike w:val="0"/>
-                <w:color w:val="1f3864"/>
-                <w:sz w:val="22"/>
-                <w:szCs w:val="22"/>
-                <w:u w:val="none"/>
-                <w:shd w:fill="auto" w:val="clear"/>
-                <w:vertAlign w:val="baseline"/>
-              </w:rPr>
-            </w:pPr>
-            <w:r>
-              <w:rPr>
-                <w:b w:val="1"/>
-                <w:bCs w:val="1"/>
-                <w:i w:val="0"/>
-                <w:iCs w:val="0"/>
-                <w:smallCaps w:val="0"/>
-                <w:strike w:val="0"/>
-                <w:color w:val="1f3864"/>
-                <w:sz w:val="22"/>
-                <w:szCs w:val="22"/>
+                <w:b w:val="1"/>
+                <w:bCs w:val="1"/>
+                <w:i w:val="0"/>
+                <w:iCs w:val="0"/>
+                <w:smallCaps w:val="0"/>
+                <w:strike w:val="0"/>
+                <w:color w:val="1f3864"/>
+                <w:u w:val="none"/>
+                <w:shd w:fill="auto" w:val="clear"/>
+                <w:vertAlign w:val="baseline"/>
+              </w:rPr>
+            </w:pPr>
+            <w:r>
+              <w:rPr>
+                <w:b w:val="1"/>
+                <w:bCs w:val="1"/>
+                <w:i w:val="0"/>
+                <w:iCs w:val="0"/>
+                <w:smallCaps w:val="0"/>
+                <w:strike w:val="0"/>
+                <w:color w:val="1f3864"/>
                 <w:u w:val="none"/>
                 <w:shd w:fill="auto" w:val="clear"/>
                 <w:vertAlign w:val="baseline"/>
@@ -2481,11 +3952,6 @@
               </w:rPr>
               <w:t xml:space="preserve">No</w:t>
             </w:r>
-            <w:r>
-              <w:rPr>
-                <w:rtl w:val="0"/>
-              </w:rPr>
-            </w:r>
           </w:p>
         </w:tc>
         <w:tc>
@@ -2508,43 +3974,33 @@
               <w:ind w:left="0" w:right="0" w:firstLine="0"/>
               <w:jc w:val="center"/>
               <w:rPr>
-                <w:rFonts w:ascii="Calibri" w:cs="Calibri" w:eastAsia="Calibri" w:hAnsi="Calibri"/>
-                <w:b w:val="1"/>
-                <w:bCs w:val="1"/>
-                <w:i w:val="0"/>
-                <w:iCs w:val="0"/>
-                <w:smallCaps w:val="0"/>
-                <w:strike w:val="0"/>
-                <w:color w:val="1f3864"/>
-                <w:sz w:val="22"/>
-                <w:szCs w:val="22"/>
-                <w:u w:val="none"/>
-                <w:shd w:fill="auto" w:val="clear"/>
-                <w:vertAlign w:val="baseline"/>
-              </w:rPr>
-            </w:pPr>
-            <w:r>
-              <w:rPr>
-                <w:b w:val="1"/>
-                <w:bCs w:val="1"/>
-                <w:i w:val="0"/>
-                <w:iCs w:val="0"/>
-                <w:smallCaps w:val="0"/>
-                <w:strike w:val="0"/>
-                <w:color w:val="1f3864"/>
-                <w:sz w:val="22"/>
-                <w:szCs w:val="22"/>
+                <w:b w:val="1"/>
+                <w:bCs w:val="1"/>
+                <w:i w:val="0"/>
+                <w:iCs w:val="0"/>
+                <w:smallCaps w:val="0"/>
+                <w:strike w:val="0"/>
+                <w:color w:val="1f3864"/>
+                <w:u w:val="none"/>
+                <w:shd w:fill="auto" w:val="clear"/>
+                <w:vertAlign w:val="baseline"/>
+              </w:rPr>
+            </w:pPr>
+            <w:r>
+              <w:rPr>
+                <w:b w:val="1"/>
+                <w:bCs w:val="1"/>
+                <w:i w:val="0"/>
+                <w:iCs w:val="0"/>
+                <w:smallCaps w:val="0"/>
+                <w:strike w:val="0"/>
+                <w:color w:val="1f3864"/>
                 <w:u w:val="none"/>
                 <w:shd w:fill="auto" w:val="clear"/>
                 <w:vertAlign w:val="baseline"/>
                 <w:rtl w:val="0"/>
               </w:rPr>
               <w:t xml:space="preserve">Descripción</w:t>
-            </w:r>
-            <w:r>
-              <w:rPr>
-                <w:rtl w:val="0"/>
-              </w:rPr>
             </w:r>
           </w:p>
         </w:tc>
@@ -2575,43 +4031,29 @@
               <w:ind w:left="0" w:right="0" w:firstLine="0"/>
               <w:jc w:val="center"/>
               <w:rPr>
-                <w:rFonts w:ascii="Calibri" w:cs="Calibri" w:eastAsia="Calibri" w:hAnsi="Calibri"/>
-                <w:b w:val="0"/>
-                <w:bCs w:val="0"/>
-                <w:i w:val="0"/>
-                <w:iCs w:val="0"/>
-                <w:smallCaps w:val="0"/>
-                <w:strike w:val="0"/>
-                <w:color w:val="1f3864"/>
-                <w:sz w:val="22"/>
-                <w:szCs w:val="22"/>
-                <w:u w:val="none"/>
-                <w:shd w:fill="auto" w:val="clear"/>
-                <w:vertAlign w:val="baseline"/>
-              </w:rPr>
-            </w:pPr>
-            <w:r>
-              <w:rPr>
-                <w:b w:val="0"/>
-                <w:bCs w:val="0"/>
-                <w:i w:val="0"/>
-                <w:iCs w:val="0"/>
-                <w:smallCaps w:val="0"/>
-                <w:strike w:val="0"/>
-                <w:color w:val="1f3864"/>
-                <w:sz w:val="22"/>
-                <w:szCs w:val="22"/>
+                <w:i w:val="0"/>
+                <w:iCs w:val="0"/>
+                <w:smallCaps w:val="0"/>
+                <w:strike w:val="0"/>
+                <w:color w:val="1f3864"/>
+                <w:u w:val="none"/>
+                <w:shd w:fill="auto" w:val="clear"/>
+                <w:vertAlign w:val="baseline"/>
+              </w:rPr>
+            </w:pPr>
+            <w:r>
+              <w:rPr>
+                <w:i w:val="0"/>
+                <w:iCs w:val="0"/>
+                <w:smallCaps w:val="0"/>
+                <w:strike w:val="0"/>
+                <w:color w:val="1f3864"/>
                 <w:u w:val="none"/>
                 <w:shd w:fill="auto" w:val="clear"/>
                 <w:vertAlign w:val="baseline"/>
                 <w:rtl w:val="0"/>
               </w:rPr>
               <w:t xml:space="preserve">1</w:t>
-            </w:r>
-            <w:r>
-              <w:rPr>
-                <w:rtl w:val="0"/>
-              </w:rPr>
             </w:r>
           </w:p>
         </w:tc>
@@ -2635,7 +4077,7 @@
               <w:rPr>
                 <w:rtl w:val="0"/>
               </w:rPr>
-              <w:t xml:space="preserve">Diseñar el formulario de registro de interrupciones</w:t>
+              <w:t xml:space="preserve">Definir las reglas de negocio para el registro de interrupciones, incluyendo validaciones, restricciones y asociaciones con actividades.</w:t>
             </w:r>
           </w:p>
         </w:tc>
@@ -2665,43 +4107,29 @@
               <w:ind w:left="0" w:right="0" w:firstLine="0"/>
               <w:jc w:val="center"/>
               <w:rPr>
-                <w:rFonts w:ascii="Calibri" w:cs="Calibri" w:eastAsia="Calibri" w:hAnsi="Calibri"/>
-                <w:b w:val="0"/>
-                <w:bCs w:val="0"/>
-                <w:i w:val="0"/>
-                <w:iCs w:val="0"/>
-                <w:smallCaps w:val="0"/>
-                <w:strike w:val="0"/>
-                <w:color w:val="1f3864"/>
-                <w:sz w:val="22"/>
-                <w:szCs w:val="22"/>
-                <w:u w:val="none"/>
-                <w:shd w:fill="auto" w:val="clear"/>
-                <w:vertAlign w:val="baseline"/>
-              </w:rPr>
-            </w:pPr>
-            <w:r>
-              <w:rPr>
-                <w:b w:val="0"/>
-                <w:bCs w:val="0"/>
-                <w:i w:val="0"/>
-                <w:iCs w:val="0"/>
-                <w:smallCaps w:val="0"/>
-                <w:strike w:val="0"/>
-                <w:color w:val="1f3864"/>
-                <w:sz w:val="22"/>
-                <w:szCs w:val="22"/>
+                <w:i w:val="0"/>
+                <w:iCs w:val="0"/>
+                <w:smallCaps w:val="0"/>
+                <w:strike w:val="0"/>
+                <w:color w:val="1f3864"/>
+                <w:u w:val="none"/>
+                <w:shd w:fill="auto" w:val="clear"/>
+                <w:vertAlign w:val="baseline"/>
+              </w:rPr>
+            </w:pPr>
+            <w:r>
+              <w:rPr>
+                <w:i w:val="0"/>
+                <w:iCs w:val="0"/>
+                <w:smallCaps w:val="0"/>
+                <w:strike w:val="0"/>
+                <w:color w:val="1f3864"/>
                 <w:u w:val="none"/>
                 <w:shd w:fill="auto" w:val="clear"/>
                 <w:vertAlign w:val="baseline"/>
                 <w:rtl w:val="0"/>
               </w:rPr>
               <w:t xml:space="preserve">2</w:t>
-            </w:r>
-            <w:r>
-              <w:rPr>
-                <w:rtl w:val="0"/>
-              </w:rPr>
             </w:r>
           </w:p>
         </w:tc>
@@ -2724,7 +4152,7 @@
               <w:rPr>
                 <w:rtl w:val="0"/>
               </w:rPr>
-              <w:t xml:space="preserve">Implementar endpoint REST para crear interrupciones</w:t>
+              <w:t xml:space="preserve">Diseñar el formulario para registrar interrupciones con los campos de tipo, duración y descripción.</w:t>
             </w:r>
           </w:p>
         </w:tc>
@@ -2754,43 +4182,29 @@
               <w:ind w:left="0" w:right="0" w:firstLine="0"/>
               <w:jc w:val="center"/>
               <w:rPr>
-                <w:rFonts w:ascii="Calibri" w:cs="Calibri" w:eastAsia="Calibri" w:hAnsi="Calibri"/>
-                <w:b w:val="0"/>
-                <w:bCs w:val="0"/>
-                <w:i w:val="0"/>
-                <w:iCs w:val="0"/>
-                <w:smallCaps w:val="0"/>
-                <w:strike w:val="0"/>
-                <w:color w:val="1f3864"/>
-                <w:sz w:val="22"/>
-                <w:szCs w:val="22"/>
-                <w:u w:val="none"/>
-                <w:shd w:fill="auto" w:val="clear"/>
-                <w:vertAlign w:val="baseline"/>
-              </w:rPr>
-            </w:pPr>
-            <w:r>
-              <w:rPr>
-                <w:b w:val="0"/>
-                <w:bCs w:val="0"/>
-                <w:i w:val="0"/>
-                <w:iCs w:val="0"/>
-                <w:smallCaps w:val="0"/>
-                <w:strike w:val="0"/>
-                <w:color w:val="1f3864"/>
-                <w:sz w:val="22"/>
-                <w:szCs w:val="22"/>
+                <w:i w:val="0"/>
+                <w:iCs w:val="0"/>
+                <w:smallCaps w:val="0"/>
+                <w:strike w:val="0"/>
+                <w:color w:val="1f3864"/>
+                <w:u w:val="none"/>
+                <w:shd w:fill="auto" w:val="clear"/>
+                <w:vertAlign w:val="baseline"/>
+              </w:rPr>
+            </w:pPr>
+            <w:r>
+              <w:rPr>
+                <w:i w:val="0"/>
+                <w:iCs w:val="0"/>
+                <w:smallCaps w:val="0"/>
+                <w:strike w:val="0"/>
+                <w:color w:val="1f3864"/>
                 <w:u w:val="none"/>
                 <w:shd w:fill="auto" w:val="clear"/>
                 <w:vertAlign w:val="baseline"/>
                 <w:rtl w:val="0"/>
               </w:rPr>
               <w:t xml:space="preserve">3</w:t>
-            </w:r>
-            <w:r>
-              <w:rPr>
-                <w:rtl w:val="0"/>
-              </w:rPr>
             </w:r>
           </w:p>
         </w:tc>
@@ -2813,7 +4227,7 @@
               <w:rPr>
                 <w:rtl w:val="0"/>
               </w:rPr>
-              <w:t xml:space="preserve">Asociar la interrupción al desarrollador, fase y proyecto</w:t>
+              <w:t xml:space="preserve">Diseñar los mensajes de validación, confirmación y error del proceso de registro.</w:t>
             </w:r>
           </w:p>
         </w:tc>
@@ -2843,43 +4257,29 @@
               <w:ind w:left="0" w:right="0" w:firstLine="0"/>
               <w:jc w:val="center"/>
               <w:rPr>
-                <w:rFonts w:ascii="Calibri" w:cs="Calibri" w:eastAsia="Calibri" w:hAnsi="Calibri"/>
-                <w:b w:val="0"/>
-                <w:bCs w:val="0"/>
-                <w:i w:val="0"/>
-                <w:iCs w:val="0"/>
-                <w:smallCaps w:val="0"/>
-                <w:strike w:val="0"/>
-                <w:color w:val="1f3864"/>
-                <w:sz w:val="22"/>
-                <w:szCs w:val="22"/>
-                <w:u w:val="none"/>
-                <w:shd w:fill="auto" w:val="clear"/>
-                <w:vertAlign w:val="baseline"/>
-              </w:rPr>
-            </w:pPr>
-            <w:r>
-              <w:rPr>
-                <w:b w:val="0"/>
-                <w:bCs w:val="0"/>
-                <w:i w:val="0"/>
-                <w:iCs w:val="0"/>
-                <w:smallCaps w:val="0"/>
-                <w:strike w:val="0"/>
-                <w:color w:val="1f3864"/>
-                <w:sz w:val="22"/>
-                <w:szCs w:val="22"/>
+                <w:i w:val="0"/>
+                <w:iCs w:val="0"/>
+                <w:smallCaps w:val="0"/>
+                <w:strike w:val="0"/>
+                <w:color w:val="1f3864"/>
+                <w:u w:val="none"/>
+                <w:shd w:fill="auto" w:val="clear"/>
+                <w:vertAlign w:val="baseline"/>
+              </w:rPr>
+            </w:pPr>
+            <w:r>
+              <w:rPr>
+                <w:i w:val="0"/>
+                <w:iCs w:val="0"/>
+                <w:smallCaps w:val="0"/>
+                <w:strike w:val="0"/>
+                <w:color w:val="1f3864"/>
                 <w:u w:val="none"/>
                 <w:shd w:fill="auto" w:val="clear"/>
                 <w:vertAlign w:val="baseline"/>
                 <w:rtl w:val="0"/>
               </w:rPr>
               <w:t xml:space="preserve">4</w:t>
-            </w:r>
-            <w:r>
-              <w:rPr>
-                <w:rtl w:val="0"/>
-              </w:rPr>
             </w:r>
           </w:p>
         </w:tc>
@@ -2902,7 +4302,458 @@
               <w:rPr>
                 <w:rtl w:val="0"/>
               </w:rPr>
-              <w:t xml:space="preserve">Realizar pruebas del formulario y persistencia de interrupciones</w:t>
+              <w:t xml:space="preserve">Implementar el servicio para registrar interrupciones asociadas a una actividad del desarrollador autenticado.</w:t>
+            </w:r>
+          </w:p>
+        </w:tc>
+      </w:tr>
+      <w:tr>
+        <w:trPr>
+          <w:cantSplit w:val="0"/>
+          <w:trHeight w:val="432" w:hRule="atLeast"/>
+          <w:tblHeader w:val="0"/>
+        </w:trPr>
+        <w:tc>
+          <w:tcPr>
+            <w:gridSpan w:val="3"/>
+            <w:tcBorders>
+              <w:left w:color="000000" w:space="0" w:sz="4" w:val="single"/>
+              <w:bottom w:color="000000" w:space="0" w:sz="4" w:val="single"/>
+              <w:right w:color="000000" w:space="0" w:sz="4" w:val="single"/>
+            </w:tcBorders>
+          </w:tcPr>
+          <w:p>
+            <w:pPr>
+              <w:keepNext w:val="0"/>
+              <w:keepLines w:val="0"/>
+              <w:widowControl w:val="1"/>
+              <w:shd w:fill="auto" w:val="clear"/>
+              <w:spacing w:after="160" w:before="0" w:line="259" w:lineRule="auto"/>
+              <w:ind w:left="0" w:right="0" w:firstLine="0"/>
+              <w:jc w:val="center"/>
+              <w:rPr>
+                <w:i w:val="0"/>
+                <w:iCs w:val="0"/>
+                <w:smallCaps w:val="0"/>
+                <w:strike w:val="0"/>
+                <w:color w:val="1f3864"/>
+                <w:u w:val="none"/>
+                <w:shd w:fill="auto" w:val="clear"/>
+                <w:vertAlign w:val="baseline"/>
+              </w:rPr>
+            </w:pPr>
+            <w:r>
+              <w:rPr>
+                <w:color w:val="1f3864"/>
+                <w:rtl w:val="0"/>
+              </w:rPr>
+              <w:t xml:space="preserve">5</w:t>
+            </w:r>
+            <w:r>
+              <w:rPr>
+                <w:rtl w:val="0"/>
+              </w:rPr>
+            </w:r>
+          </w:p>
+        </w:tc>
+        <w:tc>
+          <w:tcPr>
+            <w:gridSpan w:val="6"/>
+            <w:tcBorders>
+              <w:left w:color="000000" w:space="0" w:sz="4" w:val="single"/>
+              <w:bottom w:color="000000" w:space="0" w:sz="4" w:val="single"/>
+              <w:right w:color="000000" w:space="0" w:sz="4" w:val="single"/>
+            </w:tcBorders>
+          </w:tcPr>
+          <w:p>
+            <w:pPr>
+              <w:spacing w:after="0" w:before="0" w:line="240" w:lineRule="auto"/>
+              <w:jc w:val="left"/>
+              <w:rPr/>
+            </w:pPr>
+            <w:r>
+              <w:rPr>
+                <w:rtl w:val="0"/>
+              </w:rPr>
+              <w:t xml:space="preserve">Implementar la asociación automática entre la interrupción, la actividad, la etapa y el proyecto correspondiente.</w:t>
+            </w:r>
+          </w:p>
+        </w:tc>
+      </w:tr>
+      <w:tr>
+        <w:trPr>
+          <w:cantSplit w:val="0"/>
+          <w:trHeight w:val="432" w:hRule="atLeast"/>
+          <w:tblHeader w:val="0"/>
+        </w:trPr>
+        <w:tc>
+          <w:tcPr>
+            <w:gridSpan w:val="3"/>
+            <w:tcBorders>
+              <w:left w:color="000000" w:space="0" w:sz="4" w:val="single"/>
+              <w:bottom w:color="000000" w:space="0" w:sz="4" w:val="single"/>
+              <w:right w:color="000000" w:space="0" w:sz="4" w:val="single"/>
+            </w:tcBorders>
+          </w:tcPr>
+          <w:p>
+            <w:pPr>
+              <w:jc w:val="center"/>
+              <w:rPr>
+                <w:color w:val="1f3864"/>
+              </w:rPr>
+            </w:pPr>
+            <w:r>
+              <w:rPr>
+                <w:color w:val="1f3864"/>
+                <w:rtl w:val="0"/>
+              </w:rPr>
+              <w:t xml:space="preserve">6</w:t>
+            </w:r>
+          </w:p>
+        </w:tc>
+        <w:tc>
+          <w:tcPr>
+            <w:gridSpan w:val="6"/>
+            <w:tcBorders>
+              <w:left w:color="000000" w:space="0" w:sz="4" w:val="single"/>
+              <w:bottom w:color="000000" w:space="0" w:sz="4" w:val="single"/>
+              <w:right w:color="000000" w:space="0" w:sz="4" w:val="single"/>
+            </w:tcBorders>
+          </w:tcPr>
+          <w:p>
+            <w:pPr>
+              <w:spacing w:after="0" w:line="240" w:lineRule="auto"/>
+              <w:rPr/>
+            </w:pPr>
+            <w:r>
+              <w:rPr>
+                <w:rtl w:val="0"/>
+              </w:rPr>
+              <w:t xml:space="preserve">Implementar las validaciones de negocio para duración, actividad asignada y datos obligatorios.</w:t>
+            </w:r>
+          </w:p>
+        </w:tc>
+      </w:tr>
+      <w:tr>
+        <w:trPr>
+          <w:cantSplit w:val="0"/>
+          <w:trHeight w:val="432" w:hRule="atLeast"/>
+          <w:tblHeader w:val="0"/>
+        </w:trPr>
+        <w:tc>
+          <w:tcPr>
+            <w:gridSpan w:val="3"/>
+            <w:tcBorders>
+              <w:left w:color="000000" w:space="0" w:sz="4" w:val="single"/>
+              <w:bottom w:color="000000" w:space="0" w:sz="4" w:val="single"/>
+              <w:right w:color="000000" w:space="0" w:sz="4" w:val="single"/>
+            </w:tcBorders>
+          </w:tcPr>
+          <w:p>
+            <w:pPr>
+              <w:jc w:val="center"/>
+              <w:rPr>
+                <w:color w:val="1f3864"/>
+              </w:rPr>
+            </w:pPr>
+            <w:r>
+              <w:rPr>
+                <w:color w:val="1f3864"/>
+                <w:rtl w:val="0"/>
+              </w:rPr>
+              <w:t xml:space="preserve">7</w:t>
+            </w:r>
+          </w:p>
+        </w:tc>
+        <w:tc>
+          <w:tcPr>
+            <w:gridSpan w:val="6"/>
+            <w:tcBorders>
+              <w:left w:color="000000" w:space="0" w:sz="4" w:val="single"/>
+              <w:bottom w:color="000000" w:space="0" w:sz="4" w:val="single"/>
+              <w:right w:color="000000" w:space="0" w:sz="4" w:val="single"/>
+            </w:tcBorders>
+          </w:tcPr>
+          <w:p>
+            <w:pPr>
+              <w:spacing w:after="0" w:line="240" w:lineRule="auto"/>
+              <w:rPr/>
+            </w:pPr>
+            <w:r>
+              <w:rPr>
+                <w:rtl w:val="0"/>
+              </w:rPr>
+              <w:t xml:space="preserve">Restringir el registro de interrupciones a actividades activas asignadas al desarrollador autenticado.</w:t>
+            </w:r>
+          </w:p>
+        </w:tc>
+      </w:tr>
+      <w:tr>
+        <w:trPr>
+          <w:cantSplit w:val="0"/>
+          <w:trHeight w:val="432" w:hRule="atLeast"/>
+          <w:tblHeader w:val="0"/>
+        </w:trPr>
+        <w:tc>
+          <w:tcPr>
+            <w:gridSpan w:val="3"/>
+            <w:tcBorders>
+              <w:left w:color="000000" w:space="0" w:sz="4" w:val="single"/>
+              <w:bottom w:color="000000" w:space="0" w:sz="4" w:val="single"/>
+              <w:right w:color="000000" w:space="0" w:sz="4" w:val="single"/>
+            </w:tcBorders>
+          </w:tcPr>
+          <w:p>
+            <w:pPr>
+              <w:jc w:val="center"/>
+              <w:rPr>
+                <w:color w:val="1f3864"/>
+              </w:rPr>
+            </w:pPr>
+            <w:r>
+              <w:rPr>
+                <w:color w:val="1f3864"/>
+                <w:rtl w:val="0"/>
+              </w:rPr>
+              <w:t xml:space="preserve">8</w:t>
+            </w:r>
+          </w:p>
+        </w:tc>
+        <w:tc>
+          <w:tcPr>
+            <w:gridSpan w:val="6"/>
+            <w:tcBorders>
+              <w:left w:color="000000" w:space="0" w:sz="4" w:val="single"/>
+              <w:bottom w:color="000000" w:space="0" w:sz="4" w:val="single"/>
+              <w:right w:color="000000" w:space="0" w:sz="4" w:val="single"/>
+            </w:tcBorders>
+          </w:tcPr>
+          <w:p>
+            <w:pPr>
+              <w:spacing w:after="0" w:line="240" w:lineRule="auto"/>
+              <w:rPr/>
+            </w:pPr>
+            <w:r>
+              <w:rPr>
+                <w:rtl w:val="0"/>
+              </w:rPr>
+              <w:t xml:space="preserve">Implementar el formulario de registro de interrupciones siguiendo las reglas de negocio establecidas.</w:t>
+            </w:r>
+          </w:p>
+        </w:tc>
+      </w:tr>
+      <w:tr>
+        <w:trPr>
+          <w:cantSplit w:val="0"/>
+          <w:trHeight w:val="522.109375" w:hRule="atLeast"/>
+          <w:tblHeader w:val="0"/>
+        </w:trPr>
+        <w:tc>
+          <w:tcPr>
+            <w:gridSpan w:val="3"/>
+            <w:tcBorders>
+              <w:left w:color="000000" w:space="0" w:sz="4" w:val="single"/>
+              <w:bottom w:color="000000" w:space="0" w:sz="4" w:val="single"/>
+              <w:right w:color="000000" w:space="0" w:sz="4" w:val="single"/>
+            </w:tcBorders>
+          </w:tcPr>
+          <w:p>
+            <w:pPr>
+              <w:jc w:val="center"/>
+              <w:rPr>
+                <w:color w:val="1f3864"/>
+              </w:rPr>
+            </w:pPr>
+            <w:r>
+              <w:rPr>
+                <w:color w:val="1f3864"/>
+                <w:rtl w:val="0"/>
+              </w:rPr>
+              <w:t xml:space="preserve">9</w:t>
+            </w:r>
+          </w:p>
+        </w:tc>
+        <w:tc>
+          <w:tcPr>
+            <w:gridSpan w:val="6"/>
+            <w:tcBorders>
+              <w:left w:color="000000" w:space="0" w:sz="4" w:val="single"/>
+              <w:bottom w:color="000000" w:space="0" w:sz="4" w:val="single"/>
+              <w:right w:color="000000" w:space="0" w:sz="4" w:val="single"/>
+            </w:tcBorders>
+          </w:tcPr>
+          <w:p>
+            <w:pPr>
+              <w:spacing w:after="0" w:line="240" w:lineRule="auto"/>
+              <w:rPr/>
+            </w:pPr>
+            <w:r>
+              <w:rPr>
+                <w:rtl w:val="0"/>
+              </w:rPr>
+              <w:t xml:space="preserve">Implementar los mensajes de confirmación y validación durante el registro.</w:t>
+            </w:r>
+          </w:p>
+        </w:tc>
+      </w:tr>
+      <w:tr>
+        <w:trPr>
+          <w:cantSplit w:val="0"/>
+          <w:trHeight w:val="432" w:hRule="atLeast"/>
+          <w:tblHeader w:val="0"/>
+        </w:trPr>
+        <w:tc>
+          <w:tcPr>
+            <w:gridSpan w:val="3"/>
+            <w:tcBorders>
+              <w:left w:color="000000" w:space="0" w:sz="4" w:val="single"/>
+              <w:bottom w:color="000000" w:space="0" w:sz="4" w:val="single"/>
+              <w:right w:color="000000" w:space="0" w:sz="4" w:val="single"/>
+            </w:tcBorders>
+          </w:tcPr>
+          <w:p>
+            <w:pPr>
+              <w:jc w:val="center"/>
+              <w:rPr>
+                <w:color w:val="1f3864"/>
+              </w:rPr>
+            </w:pPr>
+            <w:r>
+              <w:rPr>
+                <w:color w:val="1f3864"/>
+                <w:rtl w:val="0"/>
+              </w:rPr>
+              <w:t xml:space="preserve">10</w:t>
+            </w:r>
+          </w:p>
+        </w:tc>
+        <w:tc>
+          <w:tcPr>
+            <w:gridSpan w:val="6"/>
+            <w:tcBorders>
+              <w:left w:color="000000" w:space="0" w:sz="4" w:val="single"/>
+              <w:bottom w:color="000000" w:space="0" w:sz="4" w:val="single"/>
+              <w:right w:color="000000" w:space="0" w:sz="4" w:val="single"/>
+            </w:tcBorders>
+          </w:tcPr>
+          <w:p>
+            <w:pPr>
+              <w:spacing w:after="0" w:line="240" w:lineRule="auto"/>
+              <w:rPr/>
+            </w:pPr>
+            <w:r>
+              <w:rPr>
+                <w:rtl w:val="0"/>
+              </w:rPr>
+              <w:t xml:space="preserve">Actualizar la vista de la actividad para reflejar las interrupciones registradas.</w:t>
+            </w:r>
+          </w:p>
+        </w:tc>
+      </w:tr>
+      <w:tr>
+        <w:trPr>
+          <w:cantSplit w:val="0"/>
+          <w:trHeight w:val="432" w:hRule="atLeast"/>
+          <w:tblHeader w:val="0"/>
+        </w:trPr>
+        <w:tc>
+          <w:tcPr>
+            <w:gridSpan w:val="3"/>
+            <w:tcBorders>
+              <w:left w:color="000000" w:space="0" w:sz="4" w:val="single"/>
+              <w:bottom w:color="000000" w:space="0" w:sz="4" w:val="single"/>
+              <w:right w:color="000000" w:space="0" w:sz="4" w:val="single"/>
+            </w:tcBorders>
+          </w:tcPr>
+          <w:p>
+            <w:pPr>
+              <w:jc w:val="center"/>
+              <w:rPr>
+                <w:color w:val="1f3864"/>
+              </w:rPr>
+            </w:pPr>
+            <w:r>
+              <w:rPr>
+                <w:color w:val="1f3864"/>
+                <w:rtl w:val="0"/>
+              </w:rPr>
+              <w:t xml:space="preserve">11</w:t>
+            </w:r>
+          </w:p>
+        </w:tc>
+        <w:tc>
+          <w:tcPr>
+            <w:gridSpan w:val="6"/>
+            <w:tcBorders>
+              <w:left w:color="000000" w:space="0" w:sz="4" w:val="single"/>
+              <w:bottom w:color="000000" w:space="0" w:sz="4" w:val="single"/>
+              <w:right w:color="000000" w:space="0" w:sz="4" w:val="single"/>
+            </w:tcBorders>
+          </w:tcPr>
+          <w:p>
+            <w:pPr>
+              <w:spacing w:after="0" w:line="240" w:lineRule="auto"/>
+              <w:rPr/>
+            </w:pPr>
+            <w:r>
+              <w:rPr>
+                <w:rtl w:val="0"/>
+              </w:rPr>
+              <w:t xml:space="preserve">Verificar el registro exitoso de interrupciones y la correcta asociación con la actividad correspondiente.</w:t>
+            </w:r>
+          </w:p>
+        </w:tc>
+      </w:tr>
+      <w:tr>
+        <w:trPr>
+          <w:cantSplit w:val="0"/>
+          <w:trHeight w:val="432" w:hRule="atLeast"/>
+          <w:tblHeader w:val="0"/>
+        </w:trPr>
+        <w:tc>
+          <w:tcPr>
+            <w:gridSpan w:val="3"/>
+            <w:tcBorders>
+              <w:left w:color="000000" w:space="0" w:sz="4" w:val="single"/>
+              <w:bottom w:color="000000" w:space="0" w:sz="4" w:val="single"/>
+              <w:right w:color="000000" w:space="0" w:sz="4" w:val="single"/>
+            </w:tcBorders>
+          </w:tcPr>
+          <w:p>
+            <w:pPr>
+              <w:jc w:val="center"/>
+              <w:rPr>
+                <w:color w:val="1f3864"/>
+              </w:rPr>
+            </w:pPr>
+            <w:r>
+              <w:rPr>
+                <w:color w:val="1f3864"/>
+                <w:rtl w:val="0"/>
+              </w:rPr>
+              <w:t xml:space="preserve">12</w:t>
+            </w:r>
+          </w:p>
+        </w:tc>
+        <w:tc>
+          <w:tcPr>
+            <w:gridSpan w:val="6"/>
+            <w:tcBorders>
+              <w:left w:color="000000" w:space="0" w:sz="4" w:val="single"/>
+              <w:bottom w:color="000000" w:space="0" w:sz="4" w:val="single"/>
+              <w:right w:color="000000" w:space="0" w:sz="4" w:val="single"/>
+            </w:tcBorders>
+          </w:tcPr>
+          <w:p>
+            <w:pPr>
+              <w:spacing w:after="0" w:line="240" w:lineRule="auto"/>
+              <w:rPr/>
+            </w:pPr>
+            <w:r>
+              <w:rPr>
+                <w:rtl w:val="0"/>
+              </w:rPr>
+              <w:t xml:space="preserve">Ejecutar pruebas funcionales para validar escenarios exitosos, errores de validación y restricciones de acceso.</w:t>
             </w:r>
           </w:p>
         </w:tc>
@@ -2932,43 +4783,33 @@
               <w:ind w:left="0" w:right="0" w:firstLine="0"/>
               <w:jc w:val="center"/>
               <w:rPr>
-                <w:rFonts w:ascii="Calibri" w:cs="Calibri" w:eastAsia="Calibri" w:hAnsi="Calibri"/>
-                <w:b w:val="1"/>
-                <w:bCs w:val="1"/>
-                <w:i w:val="0"/>
-                <w:iCs w:val="0"/>
-                <w:smallCaps w:val="0"/>
-                <w:strike w:val="0"/>
-                <w:color w:val="1f3864"/>
-                <w:sz w:val="22"/>
-                <w:szCs w:val="22"/>
-                <w:u w:val="none"/>
-                <w:shd w:fill="auto" w:val="clear"/>
-                <w:vertAlign w:val="baseline"/>
-              </w:rPr>
-            </w:pPr>
-            <w:r>
-              <w:rPr>
-                <w:b w:val="1"/>
-                <w:bCs w:val="1"/>
-                <w:i w:val="0"/>
-                <w:iCs w:val="0"/>
-                <w:smallCaps w:val="0"/>
-                <w:strike w:val="0"/>
-                <w:color w:val="1f3864"/>
-                <w:sz w:val="22"/>
-                <w:szCs w:val="22"/>
+                <w:b w:val="1"/>
+                <w:bCs w:val="1"/>
+                <w:i w:val="0"/>
+                <w:iCs w:val="0"/>
+                <w:smallCaps w:val="0"/>
+                <w:strike w:val="0"/>
+                <w:color w:val="1f3864"/>
+                <w:u w:val="none"/>
+                <w:shd w:fill="auto" w:val="clear"/>
+                <w:vertAlign w:val="baseline"/>
+              </w:rPr>
+            </w:pPr>
+            <w:r>
+              <w:rPr>
+                <w:b w:val="1"/>
+                <w:bCs w:val="1"/>
+                <w:i w:val="0"/>
+                <w:iCs w:val="0"/>
+                <w:smallCaps w:val="0"/>
+                <w:strike w:val="0"/>
+                <w:color w:val="1f3864"/>
                 <w:u w:val="none"/>
                 <w:shd w:fill="auto" w:val="clear"/>
                 <w:vertAlign w:val="baseline"/>
                 <w:rtl w:val="0"/>
               </w:rPr>
               <w:t xml:space="preserve">CONTROL DE VERSIONES</w:t>
-            </w:r>
-            <w:r>
-              <w:rPr>
-                <w:rtl w:val="0"/>
-              </w:rPr>
             </w:r>
           </w:p>
         </w:tc>
@@ -2998,32 +4839,27 @@
               <w:ind w:left="0" w:right="0" w:firstLine="0"/>
               <w:jc w:val="center"/>
               <w:rPr>
-                <w:rFonts w:ascii="Calibri" w:cs="Calibri" w:eastAsia="Calibri" w:hAnsi="Calibri"/>
-                <w:b w:val="1"/>
-                <w:bCs w:val="1"/>
-                <w:i w:val="0"/>
-                <w:iCs w:val="0"/>
-                <w:smallCaps w:val="0"/>
-                <w:strike w:val="0"/>
-                <w:color w:val="1f3864"/>
-                <w:sz w:val="22"/>
-                <w:szCs w:val="22"/>
-                <w:u w:val="none"/>
-                <w:shd w:fill="auto" w:val="clear"/>
-                <w:vertAlign w:val="baseline"/>
-              </w:rPr>
-            </w:pPr>
-            <w:r>
-              <w:rPr>
-                <w:b w:val="1"/>
-                <w:bCs w:val="1"/>
-                <w:i w:val="0"/>
-                <w:iCs w:val="0"/>
-                <w:smallCaps w:val="0"/>
-                <w:strike w:val="0"/>
-                <w:color w:val="1f3864"/>
-                <w:sz w:val="22"/>
-                <w:szCs w:val="22"/>
+                <w:b w:val="1"/>
+                <w:bCs w:val="1"/>
+                <w:i w:val="0"/>
+                <w:iCs w:val="0"/>
+                <w:smallCaps w:val="0"/>
+                <w:strike w:val="0"/>
+                <w:color w:val="1f3864"/>
+                <w:u w:val="none"/>
+                <w:shd w:fill="auto" w:val="clear"/>
+                <w:vertAlign w:val="baseline"/>
+              </w:rPr>
+            </w:pPr>
+            <w:r>
+              <w:rPr>
+                <w:b w:val="1"/>
+                <w:bCs w:val="1"/>
+                <w:i w:val="0"/>
+                <w:iCs w:val="0"/>
+                <w:smallCaps w:val="0"/>
+                <w:strike w:val="0"/>
+                <w:color w:val="1f3864"/>
                 <w:u w:val="none"/>
                 <w:shd w:fill="auto" w:val="clear"/>
                 <w:vertAlign w:val="baseline"/>
@@ -3031,11 +4867,6 @@
               </w:rPr>
               <w:t xml:space="preserve">Versión</w:t>
             </w:r>
-            <w:r>
-              <w:rPr>
-                <w:rtl w:val="0"/>
-              </w:rPr>
-            </w:r>
           </w:p>
         </w:tc>
         <w:tc>
@@ -3058,32 +4889,27 @@
               <w:ind w:left="0" w:right="0" w:firstLine="0"/>
               <w:jc w:val="center"/>
               <w:rPr>
-                <w:rFonts w:ascii="Calibri" w:cs="Calibri" w:eastAsia="Calibri" w:hAnsi="Calibri"/>
-                <w:b w:val="1"/>
-                <w:bCs w:val="1"/>
-                <w:i w:val="0"/>
-                <w:iCs w:val="0"/>
-                <w:smallCaps w:val="0"/>
-                <w:strike w:val="0"/>
-                <w:color w:val="1f3864"/>
-                <w:sz w:val="22"/>
-                <w:szCs w:val="22"/>
-                <w:u w:val="none"/>
-                <w:shd w:fill="auto" w:val="clear"/>
-                <w:vertAlign w:val="baseline"/>
-              </w:rPr>
-            </w:pPr>
-            <w:r>
-              <w:rPr>
-                <w:b w:val="1"/>
-                <w:bCs w:val="1"/>
-                <w:i w:val="0"/>
-                <w:iCs w:val="0"/>
-                <w:smallCaps w:val="0"/>
-                <w:strike w:val="0"/>
-                <w:color w:val="1f3864"/>
-                <w:sz w:val="22"/>
-                <w:szCs w:val="22"/>
+                <w:b w:val="1"/>
+                <w:bCs w:val="1"/>
+                <w:i w:val="0"/>
+                <w:iCs w:val="0"/>
+                <w:smallCaps w:val="0"/>
+                <w:strike w:val="0"/>
+                <w:color w:val="1f3864"/>
+                <w:u w:val="none"/>
+                <w:shd w:fill="auto" w:val="clear"/>
+                <w:vertAlign w:val="baseline"/>
+              </w:rPr>
+            </w:pPr>
+            <w:r>
+              <w:rPr>
+                <w:b w:val="1"/>
+                <w:bCs w:val="1"/>
+                <w:i w:val="0"/>
+                <w:iCs w:val="0"/>
+                <w:smallCaps w:val="0"/>
+                <w:strike w:val="0"/>
+                <w:color w:val="1f3864"/>
                 <w:u w:val="none"/>
                 <w:shd w:fill="auto" w:val="clear"/>
                 <w:vertAlign w:val="baseline"/>
@@ -3091,11 +4917,6 @@
               </w:rPr>
               <w:t xml:space="preserve">Fecha</w:t>
             </w:r>
-            <w:r>
-              <w:rPr>
-                <w:rtl w:val="0"/>
-              </w:rPr>
-            </w:r>
           </w:p>
         </w:tc>
         <w:tc>
@@ -3118,32 +4939,27 @@
               <w:ind w:left="0" w:right="0" w:firstLine="0"/>
               <w:jc w:val="center"/>
               <w:rPr>
-                <w:rFonts w:ascii="Calibri" w:cs="Calibri" w:eastAsia="Calibri" w:hAnsi="Calibri"/>
-                <w:b w:val="1"/>
-                <w:bCs w:val="1"/>
-                <w:i w:val="0"/>
-                <w:iCs w:val="0"/>
-                <w:smallCaps w:val="0"/>
-                <w:strike w:val="0"/>
-                <w:color w:val="1f3864"/>
-                <w:sz w:val="22"/>
-                <w:szCs w:val="22"/>
-                <w:u w:val="none"/>
-                <w:shd w:fill="auto" w:val="clear"/>
-                <w:vertAlign w:val="baseline"/>
-              </w:rPr>
-            </w:pPr>
-            <w:r>
-              <w:rPr>
-                <w:b w:val="1"/>
-                <w:bCs w:val="1"/>
-                <w:i w:val="0"/>
-                <w:iCs w:val="0"/>
-                <w:smallCaps w:val="0"/>
-                <w:strike w:val="0"/>
-                <w:color w:val="1f3864"/>
-                <w:sz w:val="22"/>
-                <w:szCs w:val="22"/>
+                <w:b w:val="1"/>
+                <w:bCs w:val="1"/>
+                <w:i w:val="0"/>
+                <w:iCs w:val="0"/>
+                <w:smallCaps w:val="0"/>
+                <w:strike w:val="0"/>
+                <w:color w:val="1f3864"/>
+                <w:u w:val="none"/>
+                <w:shd w:fill="auto" w:val="clear"/>
+                <w:vertAlign w:val="baseline"/>
+              </w:rPr>
+            </w:pPr>
+            <w:r>
+              <w:rPr>
+                <w:b w:val="1"/>
+                <w:bCs w:val="1"/>
+                <w:i w:val="0"/>
+                <w:iCs w:val="0"/>
+                <w:smallCaps w:val="0"/>
+                <w:strike w:val="0"/>
+                <w:color w:val="1f3864"/>
                 <w:u w:val="none"/>
                 <w:shd w:fill="auto" w:val="clear"/>
                 <w:vertAlign w:val="baseline"/>
@@ -3151,11 +4967,6 @@
               </w:rPr>
               <w:t xml:space="preserve">Autor</w:t>
             </w:r>
-            <w:r>
-              <w:rPr>
-                <w:rtl w:val="0"/>
-              </w:rPr>
-            </w:r>
           </w:p>
         </w:tc>
         <w:tc>
@@ -3177,32 +4988,27 @@
               <w:ind w:left="0" w:right="0" w:firstLine="0"/>
               <w:jc w:val="center"/>
               <w:rPr>
-                <w:rFonts w:ascii="Calibri" w:cs="Calibri" w:eastAsia="Calibri" w:hAnsi="Calibri"/>
-                <w:b w:val="1"/>
-                <w:bCs w:val="1"/>
-                <w:i w:val="0"/>
-                <w:iCs w:val="0"/>
-                <w:smallCaps w:val="0"/>
-                <w:strike w:val="0"/>
-                <w:color w:val="1f3864"/>
-                <w:sz w:val="22"/>
-                <w:szCs w:val="22"/>
-                <w:u w:val="none"/>
-                <w:shd w:fill="auto" w:val="clear"/>
-                <w:vertAlign w:val="baseline"/>
-              </w:rPr>
-            </w:pPr>
-            <w:r>
-              <w:rPr>
-                <w:b w:val="1"/>
-                <w:bCs w:val="1"/>
-                <w:i w:val="0"/>
-                <w:iCs w:val="0"/>
-                <w:smallCaps w:val="0"/>
-                <w:strike w:val="0"/>
-                <w:color w:val="1f3864"/>
-                <w:sz w:val="22"/>
-                <w:szCs w:val="22"/>
+                <w:b w:val="1"/>
+                <w:bCs w:val="1"/>
+                <w:i w:val="0"/>
+                <w:iCs w:val="0"/>
+                <w:smallCaps w:val="0"/>
+                <w:strike w:val="0"/>
+                <w:color w:val="1f3864"/>
+                <w:u w:val="none"/>
+                <w:shd w:fill="auto" w:val="clear"/>
+                <w:vertAlign w:val="baseline"/>
+              </w:rPr>
+            </w:pPr>
+            <w:r>
+              <w:rPr>
+                <w:b w:val="1"/>
+                <w:bCs w:val="1"/>
+                <w:i w:val="0"/>
+                <w:iCs w:val="0"/>
+                <w:smallCaps w:val="0"/>
+                <w:strike w:val="0"/>
+                <w:color w:val="1f3864"/>
                 <w:u w:val="none"/>
                 <w:shd w:fill="auto" w:val="clear"/>
                 <w:vertAlign w:val="baseline"/>
@@ -3210,11 +5016,6 @@
               </w:rPr>
               <w:t xml:space="preserve">Revisión</w:t>
             </w:r>
-            <w:r>
-              <w:rPr>
-                <w:rtl w:val="0"/>
-              </w:rPr>
-            </w:r>
           </w:p>
         </w:tc>
         <w:tc>
@@ -3236,32 +5037,27 @@
               <w:ind w:left="0" w:right="0" w:firstLine="0"/>
               <w:jc w:val="center"/>
               <w:rPr>
-                <w:rFonts w:ascii="Calibri" w:cs="Calibri" w:eastAsia="Calibri" w:hAnsi="Calibri"/>
-                <w:b w:val="1"/>
-                <w:bCs w:val="1"/>
-                <w:i w:val="0"/>
-                <w:iCs w:val="0"/>
-                <w:smallCaps w:val="0"/>
-                <w:strike w:val="0"/>
-                <w:color w:val="1f3864"/>
-                <w:sz w:val="22"/>
-                <w:szCs w:val="22"/>
-                <w:u w:val="none"/>
-                <w:shd w:fill="auto" w:val="clear"/>
-                <w:vertAlign w:val="baseline"/>
-              </w:rPr>
-            </w:pPr>
-            <w:r>
-              <w:rPr>
-                <w:b w:val="1"/>
-                <w:bCs w:val="1"/>
-                <w:i w:val="0"/>
-                <w:iCs w:val="0"/>
-                <w:smallCaps w:val="0"/>
-                <w:strike w:val="0"/>
-                <w:color w:val="1f3864"/>
-                <w:sz w:val="22"/>
-                <w:szCs w:val="22"/>
+                <w:b w:val="1"/>
+                <w:bCs w:val="1"/>
+                <w:i w:val="0"/>
+                <w:iCs w:val="0"/>
+                <w:smallCaps w:val="0"/>
+                <w:strike w:val="0"/>
+                <w:color w:val="1f3864"/>
+                <w:u w:val="none"/>
+                <w:shd w:fill="auto" w:val="clear"/>
+                <w:vertAlign w:val="baseline"/>
+              </w:rPr>
+            </w:pPr>
+            <w:r>
+              <w:rPr>
+                <w:b w:val="1"/>
+                <w:bCs w:val="1"/>
+                <w:i w:val="0"/>
+                <w:iCs w:val="0"/>
+                <w:smallCaps w:val="0"/>
+                <w:strike w:val="0"/>
+                <w:color w:val="1f3864"/>
                 <w:u w:val="none"/>
                 <w:shd w:fill="auto" w:val="clear"/>
                 <w:vertAlign w:val="baseline"/>
@@ -3269,11 +5065,6 @@
               </w:rPr>
               <w:t xml:space="preserve">Descripción</w:t>
             </w:r>
-            <w:r>
-              <w:rPr>
-                <w:rtl w:val="0"/>
-              </w:rPr>
-            </w:r>
           </w:p>
         </w:tc>
         <w:tc>
@@ -3295,43 +5086,33 @@
               <w:ind w:left="0" w:right="0" w:firstLine="0"/>
               <w:jc w:val="center"/>
               <w:rPr>
-                <w:rFonts w:ascii="Calibri" w:cs="Calibri" w:eastAsia="Calibri" w:hAnsi="Calibri"/>
-                <w:b w:val="1"/>
-                <w:bCs w:val="1"/>
-                <w:i w:val="0"/>
-                <w:iCs w:val="0"/>
-                <w:smallCaps w:val="0"/>
-                <w:strike w:val="0"/>
-                <w:color w:val="1f3864"/>
-                <w:sz w:val="22"/>
-                <w:szCs w:val="22"/>
-                <w:u w:val="none"/>
-                <w:shd w:fill="auto" w:val="clear"/>
-                <w:vertAlign w:val="baseline"/>
-              </w:rPr>
-            </w:pPr>
-            <w:r>
-              <w:rPr>
-                <w:b w:val="1"/>
-                <w:bCs w:val="1"/>
-                <w:i w:val="0"/>
-                <w:iCs w:val="0"/>
-                <w:smallCaps w:val="0"/>
-                <w:strike w:val="0"/>
-                <w:color w:val="1f3864"/>
-                <w:sz w:val="22"/>
-                <w:szCs w:val="22"/>
+                <w:b w:val="1"/>
+                <w:bCs w:val="1"/>
+                <w:i w:val="0"/>
+                <w:iCs w:val="0"/>
+                <w:smallCaps w:val="0"/>
+                <w:strike w:val="0"/>
+                <w:color w:val="1f3864"/>
+                <w:u w:val="none"/>
+                <w:shd w:fill="auto" w:val="clear"/>
+                <w:vertAlign w:val="baseline"/>
+              </w:rPr>
+            </w:pPr>
+            <w:r>
+              <w:rPr>
+                <w:b w:val="1"/>
+                <w:bCs w:val="1"/>
+                <w:i w:val="0"/>
+                <w:iCs w:val="0"/>
+                <w:smallCaps w:val="0"/>
+                <w:strike w:val="0"/>
+                <w:color w:val="1f3864"/>
                 <w:u w:val="none"/>
                 <w:shd w:fill="auto" w:val="clear"/>
                 <w:vertAlign w:val="baseline"/>
                 <w:rtl w:val="0"/>
               </w:rPr>
               <w:t xml:space="preserve">Aprobador</w:t>
-            </w:r>
-            <w:r>
-              <w:rPr>
-                <w:rtl w:val="0"/>
-              </w:rPr>
             </w:r>
           </w:p>
         </w:tc>
@@ -3361,16 +5142,11 @@
               <w:ind w:left="0" w:right="0" w:firstLine="0"/>
               <w:jc w:val="center"/>
               <w:rPr>
-                <w:rFonts w:ascii="Calibri" w:cs="Calibri" w:eastAsia="Calibri" w:hAnsi="Calibri"/>
-                <w:b w:val="0"/>
-                <w:bCs w:val="0"/>
                 <w:i w:val="0"/>
                 <w:iCs w:val="0"/>
                 <w:smallCaps w:val="0"/>
                 <w:strike w:val="0"/>
                 <w:color w:val="000000"/>
-                <w:sz w:val="22"/>
-                <w:szCs w:val="22"/>
                 <w:u w:val="none"/>
                 <w:shd w:fill="auto" w:val="clear"/>
                 <w:vertAlign w:val="baseline"/>
@@ -3409,16 +5185,11 @@
               <w:ind w:left="0" w:right="0" w:firstLine="0"/>
               <w:jc w:val="center"/>
               <w:rPr>
-                <w:rFonts w:ascii="Calibri" w:cs="Calibri" w:eastAsia="Calibri" w:hAnsi="Calibri"/>
-                <w:b w:val="0"/>
-                <w:bCs w:val="0"/>
                 <w:i w:val="0"/>
                 <w:iCs w:val="0"/>
                 <w:smallCaps w:val="0"/>
                 <w:strike w:val="0"/>
                 <w:color w:val="000000"/>
-                <w:sz w:val="22"/>
-                <w:szCs w:val="22"/>
                 <w:u w:val="none"/>
                 <w:shd w:fill="auto" w:val="clear"/>
                 <w:vertAlign w:val="baseline"/>
@@ -3457,16 +5228,11 @@
               <w:ind w:left="0" w:right="0" w:firstLine="0"/>
               <w:jc w:val="center"/>
               <w:rPr>
-                <w:rFonts w:ascii="Calibri" w:cs="Calibri" w:eastAsia="Calibri" w:hAnsi="Calibri"/>
-                <w:b w:val="0"/>
-                <w:bCs w:val="0"/>
                 <w:i w:val="0"/>
                 <w:iCs w:val="0"/>
                 <w:smallCaps w:val="0"/>
                 <w:strike w:val="0"/>
                 <w:color w:val="000000"/>
-                <w:sz w:val="22"/>
-                <w:szCs w:val="22"/>
                 <w:u w:val="none"/>
                 <w:shd w:fill="auto" w:val="clear"/>
                 <w:vertAlign w:val="baseline"/>
@@ -3504,16 +5270,11 @@
               <w:ind w:left="0" w:right="0" w:firstLine="0"/>
               <w:jc w:val="center"/>
               <w:rPr>
-                <w:rFonts w:ascii="Calibri" w:cs="Calibri" w:eastAsia="Calibri" w:hAnsi="Calibri"/>
-                <w:b w:val="0"/>
-                <w:bCs w:val="0"/>
                 <w:i w:val="0"/>
                 <w:iCs w:val="0"/>
                 <w:smallCaps w:val="0"/>
                 <w:strike w:val="0"/>
                 <w:color w:val="000000"/>
-                <w:sz w:val="22"/>
-                <w:szCs w:val="22"/>
                 <w:u w:val="none"/>
                 <w:shd w:fill="auto" w:val="clear"/>
                 <w:vertAlign w:val="baseline"/>
@@ -3573,20 +5334,162 @@
               <w:ind w:left="0" w:right="0" w:firstLine="0"/>
               <w:jc w:val="center"/>
               <w:rPr>
-                <w:rFonts w:ascii="Calibri" w:cs="Calibri" w:eastAsia="Calibri" w:hAnsi="Calibri"/>
-                <w:b w:val="0"/>
-                <w:bCs w:val="0"/>
                 <w:i w:val="0"/>
                 <w:iCs w:val="0"/>
                 <w:smallCaps w:val="0"/>
                 <w:strike w:val="0"/>
                 <w:color w:val="000000"/>
-                <w:sz w:val="22"/>
-                <w:szCs w:val="22"/>
-                <w:u w:val="none"/>
-                <w:shd w:fill="auto" w:val="clear"/>
-                <w:vertAlign w:val="baseline"/>
-              </w:rPr>
+                <w:u w:val="none"/>
+                <w:shd w:fill="auto" w:val="clear"/>
+                <w:vertAlign w:val="baseline"/>
+              </w:rPr>
+            </w:pPr>
+            <w:r>
+              <w:rPr>
+                <w:rtl w:val="0"/>
+              </w:rPr>
+            </w:r>
+          </w:p>
+        </w:tc>
+      </w:tr>
+      <w:tr>
+        <w:trPr>
+          <w:cantSplit w:val="0"/>
+          <w:tblHeader w:val="0"/>
+        </w:trPr>
+        <w:tc>
+          <w:tcPr>
+            <w:gridSpan w:val="2"/>
+            <w:tcBorders>
+              <w:top w:color="000000" w:space="0" w:sz="4" w:val="single"/>
+              <w:left w:color="000000" w:space="0" w:sz="4" w:val="single"/>
+              <w:bottom w:color="000000" w:space="0" w:sz="4" w:val="single"/>
+              <w:right w:color="000000" w:space="0" w:sz="4" w:val="single"/>
+            </w:tcBorders>
+          </w:tcPr>
+          <w:p>
+            <w:pPr>
+              <w:jc w:val="center"/>
+              <w:rPr/>
+            </w:pPr>
+            <w:r>
+              <w:rPr>
+                <w:rtl w:val="0"/>
+              </w:rPr>
+              <w:t xml:space="preserve">2.0</w:t>
+            </w:r>
+          </w:p>
+        </w:tc>
+        <w:tc>
+          <w:tcPr>
+            <w:gridSpan w:val="2"/>
+            <w:tcBorders>
+              <w:top w:color="000000" w:space="0" w:sz="4" w:val="single"/>
+              <w:left w:color="000000" w:space="0" w:sz="4" w:val="single"/>
+              <w:bottom w:color="000000" w:space="0" w:sz="4" w:val="single"/>
+              <w:right w:color="000000" w:space="0" w:sz="4" w:val="single"/>
+            </w:tcBorders>
+          </w:tcPr>
+          <w:p>
+            <w:pPr>
+              <w:jc w:val="center"/>
+              <w:rPr/>
+            </w:pPr>
+            <w:r>
+              <w:rPr>
+                <w:rtl w:val="0"/>
+              </w:rPr>
+              <w:t xml:space="preserve">04/07/2026</w:t>
+            </w:r>
+          </w:p>
+        </w:tc>
+        <w:tc>
+          <w:tcPr>
+            <w:gridSpan w:val="2"/>
+            <w:tcBorders>
+              <w:top w:color="000000" w:space="0" w:sz="4" w:val="single"/>
+              <w:left w:color="000000" w:space="0" w:sz="4" w:val="single"/>
+              <w:bottom w:color="000000" w:space="0" w:sz="4" w:val="single"/>
+              <w:right w:color="000000" w:space="0" w:sz="4" w:val="single"/>
+            </w:tcBorders>
+          </w:tcPr>
+          <w:p>
+            <w:pPr>
+              <w:jc w:val="center"/>
+              <w:rPr/>
+            </w:pPr>
+            <w:r>
+              <w:rPr>
+                <w:rtl w:val="0"/>
+              </w:rPr>
+              <w:t xml:space="preserve">Efrain Manotas</w:t>
+            </w:r>
+          </w:p>
+        </w:tc>
+        <w:tc>
+          <w:tcPr>
+            <w:tcBorders>
+              <w:top w:color="000000" w:space="0" w:sz="4" w:val="single"/>
+              <w:left w:color="000000" w:space="0" w:sz="4" w:val="single"/>
+              <w:bottom w:color="000000" w:space="0" w:sz="4" w:val="single"/>
+              <w:right w:color="000000" w:space="0" w:sz="4" w:val="single"/>
+            </w:tcBorders>
+          </w:tcPr>
+          <w:p>
+            <w:pPr>
+              <w:jc w:val="center"/>
+              <w:rPr/>
+            </w:pPr>
+            <w:r>
+              <w:rPr>
+                <w:rtl w:val="0"/>
+              </w:rPr>
+            </w:r>
+          </w:p>
+        </w:tc>
+        <w:tc>
+          <w:tcPr>
+            <w:tcBorders>
+              <w:top w:color="000000" w:space="0" w:sz="4" w:val="single"/>
+              <w:left w:color="000000" w:space="0" w:sz="4" w:val="single"/>
+              <w:bottom w:color="000000" w:space="0" w:sz="4" w:val="single"/>
+              <w:right w:color="000000" w:space="0" w:sz="4" w:val="single"/>
+            </w:tcBorders>
+          </w:tcPr>
+          <w:p>
+            <w:pPr>
+              <w:jc w:val="center"/>
+              <w:rPr>
+                <w:b w:val="1"/>
+                <w:bCs w:val="1"/>
+              </w:rPr>
+            </w:pPr>
+            <w:r>
+              <w:rPr>
+                <w:rtl w:val="0"/>
+              </w:rPr>
+              <w:t xml:space="preserve">Revisión e implementación de mejoras HU-13</w:t>
+            </w:r>
+            <w:r>
+              <w:rPr>
+                <w:rtl w:val="0"/>
+              </w:rPr>
+            </w:r>
+          </w:p>
+        </w:tc>
+        <w:tc>
+          <w:tcPr>
+            <w:tcBorders>
+              <w:top w:color="000000" w:space="0" w:sz="4" w:val="single"/>
+              <w:left w:color="000000" w:space="0" w:sz="4" w:val="single"/>
+              <w:bottom w:color="000000" w:space="0" w:sz="4" w:val="single"/>
+              <w:right w:color="000000" w:space="0" w:sz="4" w:val="single"/>
+            </w:tcBorders>
+          </w:tcPr>
+          <w:p>
+            <w:pPr>
+              <w:jc w:val="center"/>
+              <w:rPr/>
             </w:pPr>
             <w:r>
               <w:rPr>
@@ -3608,16 +5511,11 @@
         <w:ind w:left="0" w:right="0" w:firstLine="0"/>
         <w:jc w:val="left"/>
         <w:rPr>
-          <w:rFonts w:ascii="Calibri" w:cs="Calibri" w:eastAsia="Calibri" w:hAnsi="Calibri"/>
-          <w:b w:val="0"/>
-          <w:bCs w:val="0"/>
           <w:i w:val="0"/>
           <w:iCs w:val="0"/>
           <w:smallCaps w:val="0"/>
           <w:strike w:val="0"/>
           <w:color w:val="000000"/>
-          <w:sz w:val="22"/>
-          <w:szCs w:val="22"/>
           <w:u w:val="none"/>
           <w:shd w:fill="auto" w:val="clear"/>
           <w:vertAlign w:val="baseline"/>

--- a/docs/Historias de Usuario/HU-13 - IKernell Soluciones Software.docx
+++ b/docs/Historias de Usuario/HU-13 - IKernell Soluciones Software.docx
@@ -1165,7 +1165,7 @@
               <w:rPr>
                 <w:rtl w:val="0"/>
               </w:rPr>
-              <w:t xml:space="preserve">- El sistema debe impedir registrar interrupciones sobre actividades finalizadas.</w:t>
+              <w:t xml:space="preserve">- El sistema debe impedir registrar interrupciones sobre actividades en estado Finalizada o Cancelada.</w:t>
             </w:r>
           </w:p>
           <w:p>
@@ -3844,6 +3844,330 @@
       <w:tr>
         <w:trPr>
           <w:cantSplit w:val="0"/>
+          <w:trHeight w:val="670" w:hRule="atLeast"/>
+          <w:tblHeader w:val="0"/>
+        </w:trPr>
+        <w:tc>
+          <w:tcPr>
+            <w:gridSpan w:val="3"/>
+            <w:vMerge w:val="restart"/>
+            <w:tcBorders>
+              <w:top w:color="000000" w:space="0" w:sz="4" w:val="single"/>
+              <w:left w:color="000000" w:space="0" w:sz="4" w:val="single"/>
+              <w:bottom w:color="000000" w:space="0" w:sz="4" w:val="single"/>
+              <w:right w:color="000000" w:space="0" w:sz="4" w:val="single"/>
+            </w:tcBorders>
+            <w:vAlign w:val="center"/>
+          </w:tcPr>
+          <w:p>
+            <w:pPr>
+              <w:jc w:val="center"/>
+              <w:rPr>
+                <w:b w:val="1"/>
+                <w:bCs w:val="1"/>
+                <w:color w:val="1f3864"/>
+              </w:rPr>
+            </w:pPr>
+            <w:r>
+              <w:rPr>
+                <w:b w:val="1"/>
+                <w:bCs w:val="1"/>
+                <w:color w:val="1f3864"/>
+                <w:rtl w:val="0"/>
+              </w:rPr>
+              <w:t xml:space="preserve">Condición 08</w:t>
+            </w:r>
+          </w:p>
+          <w:p>
+            <w:pPr>
+              <w:jc w:val="center"/>
+              <w:rPr>
+                <w:b w:val="1"/>
+                <w:bCs w:val="1"/>
+                <w:color w:val="1f3864"/>
+              </w:rPr>
+            </w:pPr>
+            <w:r>
+              <w:rPr>
+                <w:rtl w:val="0"/>
+              </w:rPr>
+            </w:r>
+          </w:p>
+        </w:tc>
+        <w:tc>
+          <w:tcPr>
+            <w:gridSpan w:val="2"/>
+            <w:tcBorders>
+              <w:top w:color="000000" w:space="0" w:sz="4" w:val="single"/>
+              <w:left w:color="000000" w:space="0" w:sz="4" w:val="single"/>
+              <w:bottom w:color="000000" w:space="0" w:sz="4" w:val="single"/>
+              <w:right w:color="000000" w:space="0" w:sz="4" w:val="single"/>
+            </w:tcBorders>
+            <w:vAlign w:val="center"/>
+          </w:tcPr>
+          <w:p>
+            <w:pPr>
+              <w:rPr>
+                <w:b w:val="1"/>
+                <w:bCs w:val="1"/>
+                <w:color w:val="1f3864"/>
+              </w:rPr>
+            </w:pPr>
+            <w:r>
+              <w:rPr>
+                <w:b w:val="1"/>
+                <w:bCs w:val="1"/>
+                <w:color w:val="1f3864"/>
+                <w:rtl w:val="0"/>
+              </w:rPr>
+              <w:t xml:space="preserve">Dado:</w:t>
+            </w:r>
+          </w:p>
+        </w:tc>
+        <w:tc>
+          <w:tcPr>
+            <w:gridSpan w:val="4"/>
+            <w:tcBorders>
+              <w:top w:color="000000" w:space="0" w:sz="4" w:val="single"/>
+              <w:left w:color="000000" w:space="0" w:sz="4" w:val="single"/>
+              <w:bottom w:color="000000" w:space="0" w:sz="4" w:val="single"/>
+              <w:right w:color="000000" w:space="0" w:sz="4" w:val="single"/>
+            </w:tcBorders>
+            <w:vAlign w:val="center"/>
+          </w:tcPr>
+          <w:p>
+            <w:pPr>
+              <w:spacing w:line="240" w:lineRule="auto"/>
+              <w:rPr/>
+            </w:pPr>
+            <w:r>
+              <w:rPr>
+                <w:rtl w:val="0"/>
+              </w:rPr>
+              <w:t xml:space="preserve">que el desarrollador intenta registrar una interrupción sobre una actividad en estado Cancelada</w:t>
+            </w:r>
+          </w:p>
+        </w:tc>
+      </w:tr>
+      <w:tr>
+        <w:trPr>
+          <w:cantSplit w:val="0"/>
+          <w:trHeight w:val="670" w:hRule="atLeast"/>
+          <w:tblHeader w:val="0"/>
+        </w:trPr>
+        <w:tc>
+          <w:tcPr>
+            <w:gridSpan w:val="3"/>
+            <w:vMerge w:val="continue"/>
+            <w:tcBorders>
+              <w:top w:color="000000" w:space="0" w:sz="4" w:val="single"/>
+              <w:left w:color="000000" w:space="0" w:sz="4" w:val="single"/>
+              <w:bottom w:color="000000" w:space="0" w:sz="4" w:val="single"/>
+              <w:right w:color="000000" w:space="0" w:sz="4" w:val="single"/>
+            </w:tcBorders>
+            <w:vAlign w:val="center"/>
+          </w:tcPr>
+          <w:p>
+            <w:pPr>
+              <w:keepNext w:val="0"/>
+              <w:keepLines w:val="0"/>
+              <w:pageBreakBefore w:val="0"/>
+              <w:widowControl w:val="0"/>
+              <w:pBdr>
+                <w:top w:space="0" w:sz="0" w:val="nil"/>
+                <w:left w:space="0" w:sz="0" w:val="nil"/>
+                <w:bottom w:space="0" w:sz="0" w:val="nil"/>
+                <w:right w:space="0" w:sz="0" w:val="nil"/>
+                <w:between w:space="0" w:sz="0" w:val="nil"/>
+              </w:pBdr>
+              <w:shd w:fill="auto" w:val="clear"/>
+              <w:spacing w:after="0" w:before="0" w:line="276" w:lineRule="auto"/>
+              <w:ind w:left="0" w:right="0" w:firstLine="0"/>
+              <w:jc w:val="left"/>
+              <w:rPr>
+                <w:i w:val="0"/>
+                <w:iCs w:val="0"/>
+                <w:smallCaps w:val="0"/>
+                <w:strike w:val="0"/>
+                <w:color w:val="000000"/>
+                <w:u w:val="none"/>
+                <w:shd w:fill="auto" w:val="clear"/>
+                <w:vertAlign w:val="baseline"/>
+              </w:rPr>
+            </w:pPr>
+            <w:r>
+              <w:rPr>
+                <w:rtl w:val="0"/>
+              </w:rPr>
+            </w:r>
+          </w:p>
+        </w:tc>
+        <w:tc>
+          <w:tcPr>
+            <w:gridSpan w:val="2"/>
+            <w:tcBorders>
+              <w:top w:color="000000" w:space="0" w:sz="4" w:val="single"/>
+              <w:left w:color="000000" w:space="0" w:sz="4" w:val="single"/>
+              <w:bottom w:color="000000" w:space="0" w:sz="4" w:val="single"/>
+              <w:right w:color="000000" w:space="0" w:sz="4" w:val="single"/>
+            </w:tcBorders>
+            <w:vAlign w:val="center"/>
+          </w:tcPr>
+          <w:p>
+            <w:pPr>
+              <w:rPr>
+                <w:b w:val="1"/>
+                <w:bCs w:val="1"/>
+                <w:color w:val="1f3864"/>
+              </w:rPr>
+            </w:pPr>
+            <w:r>
+              <w:rPr>
+                <w:b w:val="1"/>
+                <w:bCs w:val="1"/>
+                <w:color w:val="1f3864"/>
+                <w:rtl w:val="0"/>
+              </w:rPr>
+              <w:t xml:space="preserve">Cuando:</w:t>
+            </w:r>
+          </w:p>
+        </w:tc>
+        <w:tc>
+          <w:tcPr>
+            <w:gridSpan w:val="4"/>
+            <w:tcBorders>
+              <w:top w:color="000000" w:space="0" w:sz="4" w:val="single"/>
+              <w:left w:color="000000" w:space="0" w:sz="4" w:val="single"/>
+              <w:bottom w:color="000000" w:space="0" w:sz="4" w:val="single"/>
+              <w:right w:color="000000" w:space="0" w:sz="4" w:val="single"/>
+            </w:tcBorders>
+            <w:vAlign w:val="center"/>
+          </w:tcPr>
+          <w:p>
+            <w:pPr>
+              <w:spacing w:line="240" w:lineRule="auto"/>
+              <w:rPr/>
+            </w:pPr>
+            <w:r>
+              <w:rPr>
+                <w:rtl w:val="0"/>
+              </w:rPr>
+              <w:t xml:space="preserve">envía el formulario</w:t>
+            </w:r>
+          </w:p>
+        </w:tc>
+      </w:tr>
+      <w:tr>
+        <w:trPr>
+          <w:cantSplit w:val="0"/>
+          <w:trHeight w:val="670" w:hRule="atLeast"/>
+          <w:tblHeader w:val="0"/>
+        </w:trPr>
+        <w:tc>
+          <w:tcPr>
+            <w:gridSpan w:val="3"/>
+            <w:vMerge w:val="continue"/>
+            <w:tcBorders>
+              <w:top w:color="000000" w:space="0" w:sz="4" w:val="single"/>
+              <w:left w:color="000000" w:space="0" w:sz="4" w:val="single"/>
+              <w:bottom w:color="000000" w:space="0" w:sz="4" w:val="single"/>
+              <w:right w:color="000000" w:space="0" w:sz="4" w:val="single"/>
+            </w:tcBorders>
+            <w:vAlign w:val="center"/>
+          </w:tcPr>
+          <w:p>
+            <w:pPr>
+              <w:keepNext w:val="0"/>
+              <w:keepLines w:val="0"/>
+              <w:pageBreakBefore w:val="0"/>
+              <w:widowControl w:val="0"/>
+              <w:pBdr>
+                <w:top w:space="0" w:sz="0" w:val="nil"/>
+                <w:left w:space="0" w:sz="0" w:val="nil"/>
+                <w:bottom w:space="0" w:sz="0" w:val="nil"/>
+                <w:right w:space="0" w:sz="0" w:val="nil"/>
+                <w:between w:space="0" w:sz="0" w:val="nil"/>
+              </w:pBdr>
+              <w:shd w:fill="auto" w:val="clear"/>
+              <w:spacing w:after="0" w:before="0" w:line="276" w:lineRule="auto"/>
+              <w:ind w:left="0" w:right="0" w:firstLine="0"/>
+              <w:jc w:val="left"/>
+              <w:rPr>
+                <w:i w:val="0"/>
+                <w:iCs w:val="0"/>
+                <w:smallCaps w:val="0"/>
+                <w:strike w:val="0"/>
+                <w:color w:val="000000"/>
+                <w:u w:val="none"/>
+                <w:shd w:fill="auto" w:val="clear"/>
+                <w:vertAlign w:val="baseline"/>
+              </w:rPr>
+            </w:pPr>
+            <w:r>
+              <w:rPr>
+                <w:rtl w:val="0"/>
+              </w:rPr>
+            </w:r>
+          </w:p>
+        </w:tc>
+        <w:tc>
+          <w:tcPr>
+            <w:gridSpan w:val="2"/>
+            <w:tcBorders>
+              <w:top w:color="000000" w:space="0" w:sz="4" w:val="single"/>
+              <w:left w:color="000000" w:space="0" w:sz="4" w:val="single"/>
+              <w:bottom w:color="000000" w:space="0" w:sz="4" w:val="single"/>
+              <w:right w:color="000000" w:space="0" w:sz="4" w:val="single"/>
+            </w:tcBorders>
+            <w:vAlign w:val="center"/>
+          </w:tcPr>
+          <w:p>
+            <w:pPr>
+              <w:rPr>
+                <w:b w:val="1"/>
+                <w:bCs w:val="1"/>
+                <w:color w:val="1f3864"/>
+              </w:rPr>
+            </w:pPr>
+            <w:r>
+              <w:rPr>
+                <w:b w:val="1"/>
+                <w:bCs w:val="1"/>
+                <w:color w:val="1f3864"/>
+                <w:rtl w:val="0"/>
+              </w:rPr>
+              <w:t xml:space="preserve">Entonces:</w:t>
+            </w:r>
+          </w:p>
+        </w:tc>
+        <w:tc>
+          <w:tcPr>
+            <w:gridSpan w:val="4"/>
+            <w:tcBorders>
+              <w:top w:color="000000" w:space="0" w:sz="4" w:val="single"/>
+              <w:left w:color="000000" w:space="0" w:sz="4" w:val="single"/>
+              <w:bottom w:color="000000" w:space="0" w:sz="4" w:val="single"/>
+              <w:right w:color="000000" w:space="0" w:sz="4" w:val="single"/>
+            </w:tcBorders>
+            <w:vAlign w:val="center"/>
+          </w:tcPr>
+          <w:p>
+            <w:pPr>
+              <w:spacing w:line="240" w:lineRule="auto"/>
+              <w:rPr/>
+            </w:pPr>
+            <w:r>
+              <w:rPr>
+                <w:rtl w:val="0"/>
+              </w:rPr>
+              <w:t xml:space="preserve">el sistema rechaza el registro e informa que la actividad no admite interrupciones en su estado actual</w:t>
+            </w:r>
+          </w:p>
+        </w:tc>
+      </w:tr>
+      <w:tr>
+        <w:trPr>
+          <w:cantSplit w:val="0"/>
           <w:tblHeader w:val="0"/>
         </w:trPr>
         <w:tc>
@@ -4483,7 +4807,7 @@
               <w:rPr>
                 <w:rtl w:val="0"/>
               </w:rPr>
-              <w:t xml:space="preserve">Restringir el registro de interrupciones a actividades activas asignadas al desarrollador autenticado.</w:t>
+              <w:t xml:space="preserve">Restringir el registro de interrupciones a actividades asignadas al desarrollador autenticado que no se encuentren en estado Finalizada o Cancelada.</w:t>
             </w:r>
           </w:p>
         </w:tc>
@@ -5469,6 +5793,153 @@
                 <w:rtl w:val="0"/>
               </w:rPr>
               <w:t xml:space="preserve">Revisión e implementación de mejoras HU-13</w:t>
+            </w:r>
+            <w:r>
+              <w:rPr>
+                <w:rtl w:val="0"/>
+              </w:rPr>
+            </w:r>
+          </w:p>
+        </w:tc>
+        <w:tc>
+          <w:tcPr>
+            <w:tcBorders>
+              <w:top w:color="000000" w:space="0" w:sz="4" w:val="single"/>
+              <w:left w:color="000000" w:space="0" w:sz="4" w:val="single"/>
+              <w:bottom w:color="000000" w:space="0" w:sz="4" w:val="single"/>
+              <w:right w:color="000000" w:space="0" w:sz="4" w:val="single"/>
+            </w:tcBorders>
+          </w:tcPr>
+          <w:p>
+            <w:pPr>
+              <w:jc w:val="center"/>
+              <w:rPr/>
+            </w:pPr>
+            <w:r>
+              <w:rPr>
+                <w:rtl w:val="0"/>
+              </w:rPr>
+            </w:r>
+          </w:p>
+        </w:tc>
+      </w:tr>
+      <w:tr>
+        <w:trPr>
+          <w:cantSplit w:val="0"/>
+          <w:tblHeader w:val="0"/>
+        </w:trPr>
+        <w:tc>
+          <w:tcPr>
+            <w:gridSpan w:val="2"/>
+            <w:tcBorders>
+              <w:top w:color="000000" w:space="0" w:sz="4" w:val="single"/>
+              <w:left w:color="000000" w:space="0" w:sz="4" w:val="single"/>
+              <w:bottom w:color="000000" w:space="0" w:sz="4" w:val="single"/>
+              <w:right w:color="000000" w:space="0" w:sz="4" w:val="single"/>
+            </w:tcBorders>
+          </w:tcPr>
+          <w:p>
+            <w:pPr>
+              <w:jc w:val="center"/>
+              <w:rPr/>
+            </w:pPr>
+            <w:r>
+              <w:rPr>
+                <w:rtl w:val="0"/>
+              </w:rPr>
+              <w:t xml:space="preserve">3.0</w:t>
+            </w:r>
+          </w:p>
+        </w:tc>
+        <w:tc>
+          <w:tcPr>
+            <w:gridSpan w:val="2"/>
+            <w:tcBorders>
+              <w:top w:color="000000" w:space="0" w:sz="4" w:val="single"/>
+              <w:left w:color="000000" w:space="0" w:sz="4" w:val="single"/>
+              <w:bottom w:color="000000" w:space="0" w:sz="4" w:val="single"/>
+              <w:right w:color="000000" w:space="0" w:sz="4" w:val="single"/>
+            </w:tcBorders>
+          </w:tcPr>
+          <w:p>
+            <w:pPr>
+              <w:jc w:val="center"/>
+              <w:rPr/>
+            </w:pPr>
+            <w:r>
+              <w:rPr>
+                <w:rtl w:val="0"/>
+              </w:rPr>
+              <w:t xml:space="preserve">10/07/2026</w:t>
+            </w:r>
+          </w:p>
+        </w:tc>
+        <w:tc>
+          <w:tcPr>
+            <w:gridSpan w:val="2"/>
+            <w:tcBorders>
+              <w:top w:color="000000" w:space="0" w:sz="4" w:val="single"/>
+              <w:left w:color="000000" w:space="0" w:sz="4" w:val="single"/>
+              <w:bottom w:color="000000" w:space="0" w:sz="4" w:val="single"/>
+              <w:right w:color="000000" w:space="0" w:sz="4" w:val="single"/>
+            </w:tcBorders>
+          </w:tcPr>
+          <w:p>
+            <w:pPr>
+              <w:jc w:val="center"/>
+              <w:rPr/>
+            </w:pPr>
+            <w:r>
+              <w:rPr>
+                <w:rtl w:val="0"/>
+              </w:rPr>
+              <w:t xml:space="preserve">Efrain Manotas</w:t>
+            </w:r>
+          </w:p>
+        </w:tc>
+        <w:tc>
+          <w:tcPr>
+            <w:tcBorders>
+              <w:top w:color="000000" w:space="0" w:sz="4" w:val="single"/>
+              <w:left w:color="000000" w:space="0" w:sz="4" w:val="single"/>
+              <w:bottom w:color="000000" w:space="0" w:sz="4" w:val="single"/>
+              <w:right w:color="000000" w:space="0" w:sz="4" w:val="single"/>
+            </w:tcBorders>
+          </w:tcPr>
+          <w:p>
+            <w:pPr>
+              <w:jc w:val="center"/>
+              <w:rPr/>
+            </w:pPr>
+            <w:r>
+              <w:rPr>
+                <w:rtl w:val="0"/>
+              </w:rPr>
+            </w:r>
+          </w:p>
+        </w:tc>
+        <w:tc>
+          <w:tcPr>
+            <w:tcBorders>
+              <w:top w:color="000000" w:space="0" w:sz="4" w:val="single"/>
+              <w:left w:color="000000" w:space="0" w:sz="4" w:val="single"/>
+              <w:bottom w:color="000000" w:space="0" w:sz="4" w:val="single"/>
+              <w:right w:color="000000" w:space="0" w:sz="4" w:val="single"/>
+            </w:tcBorders>
+          </w:tcPr>
+          <w:p>
+            <w:pPr>
+              <w:jc w:val="center"/>
+              <w:rPr>
+                <w:b w:val="1"/>
+                <w:bCs w:val="1"/>
+              </w:rPr>
+            </w:pPr>
+            <w:r>
+              <w:rPr>
+                <w:rtl w:val="0"/>
+              </w:rPr>
+              <w:t xml:space="preserve">2da revisión e implementación de mejoras HU-13</w:t>
             </w:r>
             <w:r>
               <w:rPr>
